--- a/design/项目方案.docx
+++ b/design/项目方案.docx
@@ -31,6 +31,35 @@
           <w:rFonts w:hint="eastAsia"/>
         </w:rPr>
         <w:t xml:space="preserve">设备故障诊断与点检智能体</w:t>
+      </w:r>
+    </w:p>
+    <w:p>
+      <w:pPr>
+        <w:pStyle w:val="Author"/>
+      </w:pPr>
+      <w:r>
+        <w:rPr>
+          <w:rFonts w:hint="eastAsia"/>
+        </w:rPr>
+        <w:t xml:space="preserve">张庆涛（日照职业技术大学</w:t>
+      </w:r>
+      <w:r>
+        <w:t xml:space="preserve"> </w:t>
+      </w:r>
+      <w:r>
+        <w:rPr>
+          <w:rFonts w:hint="eastAsia"/>
+        </w:rPr>
+        <w:t xml:space="preserve">智能冶金系</w:t>
+      </w:r>
+      <w:r>
+        <w:t xml:space="preserve"> </w:t>
+      </w:r>
+      <w:r>
+        <w:rPr>
+          <w:rFonts w:hint="eastAsia"/>
+        </w:rPr>
+        <w:t xml:space="preserve">工业互联网）</w:t>
       </w:r>
     </w:p>
     <w:p>
@@ -2743,7 +2772,7 @@
     <w:rPr>
       <w:rFonts w:cstheme="majorBidi" w:eastAsiaTheme="majorEastAsia"/>
       <w:color w:themeColor="accent1" w:themeShade="BF" w:val="0F4761"/>
-      <w:sz w:val="22"/>
+      <w:sz w:val="28"/>
       <w:szCs w:val="28"/>
     </w:rPr>
   </w:style>

--- a/design/项目方案.docx
+++ b/design/项目方案.docx
@@ -30,7 +30,7 @@
         <w:rPr>
           <w:rFonts w:hint="eastAsia"/>
         </w:rPr>
-        <w:t xml:space="preserve">设备故障诊断与点检智能体</w:t>
+        <w:t xml:space="preserve">面向日照职业技术大学智能冶金系的设备故障诊断与点检智能体</w:t>
       </w:r>
     </w:p>
     <w:p>
@@ -70,7 +70,7 @@
         <w:t xml:space="preserve">2026-10-28</w:t>
       </w:r>
     </w:p>
-    <w:bookmarkStart w:id="9" w:name="一项目背景"/>
+    <w:bookmarkStart w:id="9" w:name="一项目背景来自智能冶金系实训现场的真实需求"/>
     <w:p>
       <w:pPr>
         <w:pStyle w:val="Heading1"/>
@@ -79,7 +79,7 @@
         <w:rPr>
           <w:rFonts w:hint="eastAsia"/>
         </w:rPr>
-        <w:t xml:space="preserve">一、项目背景</w:t>
+        <w:t xml:space="preserve">一、项目背景：来自智能冶金系实训现场的真实需求</w:t>
       </w:r>
     </w:p>
     <w:p>
@@ -90,7 +90,16 @@
         <w:rPr>
           <w:rFonts w:hint="eastAsia"/>
         </w:rPr>
-        <w:t xml:space="preserve">实训车间与中小企业设备维护高度依赖“老师傅经验”：设备说明书、维修手册、故障案例分散在纸质文档和个人经验中，新人排查慢、处置不规范、点检记录难闭环；教师口述的现场经验也缺少结构化沉淀。与此同时，通用大模型直接回答设备问题容易编造参数、引用不可追溯，不能直接用于现场。</w:t>
+        <w:t xml:space="preserve">日照职业技术大学智能冶金系面向冶金智能装备、工业互联网与设备运维培养技术技能人才。系部实训中心拥有车床、加工中心、3D</w:t>
+      </w:r>
+      <w:r>
+        <w:t xml:space="preserve"> </w:t>
+      </w:r>
+      <w:r>
+        <w:rPr>
+          <w:rFonts w:hint="eastAsia"/>
+        </w:rPr>
+        <w:t xml:space="preserve">打印、激光、空压机、电机、配电、连铸、加热炉、轧机、除尘风机、液压站、电弧炉、球磨机、回转窑、浓密机等多类设备，设备台账与维护任务逐年增加。</w:t>
       </w:r>
     </w:p>
     <w:p>
@@ -101,20 +110,7 @@
         <w:rPr>
           <w:rFonts w:hint="eastAsia"/>
         </w:rPr>
-        <w:t xml:space="preserve">本项目把设备手册、维修案例与教师访谈沉淀为可检索知识库，用智能体编排诊断、点检、看板与工单工具，做到“回答有依据、步骤可执行、风险有提示、数据可回流”。</w:t>
-      </w:r>
-    </w:p>
-    <w:bookmarkEnd w:id="9"/>
-    <w:bookmarkStart w:id="10" w:name="二目标用户与场景"/>
-    <w:p>
-      <w:pPr>
-        <w:pStyle w:val="Heading1"/>
-      </w:pPr>
-      <w:r>
-        <w:rPr>
-          <w:rFonts w:hint="eastAsia"/>
-        </w:rPr>
-        <w:t xml:space="preserve">二、目标用户与场景</w:t>
+        <w:t xml:space="preserve">当前主要痛点：</w:t>
       </w:r>
     </w:p>
     <w:p>
@@ -128,16 +124,8 @@
       <w:r>
         <w:rPr>
           <w:rFonts w:hint="eastAsia"/>
-          <w:b/>
-          <w:bCs/>
-        </w:rPr>
-        <w:t xml:space="preserve">实训学生</w:t>
-      </w:r>
-      <w:r>
-        <w:rPr>
-          <w:rFonts w:hint="eastAsia"/>
-        </w:rPr>
-        <w:t xml:space="preserve">：故障现象问答、排查引导、电子点检填报；</w:t>
+        </w:rPr>
+        <w:t xml:space="preserve">设备说明书、维修手册、故障案例分散在纸质文档、教师经验和个别工单中，学生遇到问题时难以快速检索；</w:t>
       </w:r>
     </w:p>
     <w:p>
@@ -151,16 +139,8 @@
       <w:r>
         <w:rPr>
           <w:rFonts w:hint="eastAsia"/>
-          <w:b/>
-          <w:bCs/>
-        </w:rPr>
-        <w:t xml:space="preserve">实训教师/设备管理员</w:t>
-      </w:r>
-      <w:r>
-        <w:rPr>
-          <w:rFonts w:hint="eastAsia"/>
-        </w:rPr>
-        <w:t xml:space="preserve">：异常看板、工单派发与结案、知识复核；</w:t>
+        </w:rPr>
+        <w:t xml:space="preserve">新学生排查依赖教师口头指导，步骤不统一，点检记录与异常处理难闭环；</w:t>
       </w:r>
     </w:p>
     <w:p>
@@ -174,16 +154,8 @@
       <w:r>
         <w:rPr>
           <w:rFonts w:hint="eastAsia"/>
-          <w:b/>
-          <w:bCs/>
-        </w:rPr>
-        <w:t xml:space="preserve">中小企业设备班组</w:t>
-      </w:r>
-      <w:r>
-        <w:rPr>
-          <w:rFonts w:hint="eastAsia"/>
-        </w:rPr>
-        <w:t xml:space="preserve">：点检标准化、故障经验留存、维修工单闭环；</w:t>
+        </w:rPr>
+        <w:t xml:space="preserve">通用大模型直接回答设备问题容易编造参数、引用不可追溯，不能直接用于实训现场；</w:t>
       </w:r>
     </w:p>
     <w:p>
@@ -197,75 +169,85 @@
       <w:r>
         <w:rPr>
           <w:rFonts w:hint="eastAsia"/>
+        </w:rPr>
+        <w:t xml:space="preserve">工业互联网专业需要“设备数据</w:t>
+      </w:r>
+      <w:r>
+        <w:t xml:space="preserve"> + </w:t>
+      </w:r>
+      <w:r>
+        <w:rPr>
+          <w:rFonts w:hint="eastAsia"/>
+        </w:rPr>
+        <w:t xml:space="preserve">智能体”的落地载体，把采集、诊断、处置与知识沉淀串起来。</w:t>
+      </w:r>
+    </w:p>
+    <w:p>
+      <w:pPr>
+        <w:pStyle w:val="FirstParagraph"/>
+      </w:pPr>
+      <w:r>
+        <w:rPr>
+          <w:rFonts w:hint="eastAsia"/>
+        </w:rPr>
+        <w:t xml:space="preserve">本项目以智能冶金系实训设备为原型，建设“维修百事通”设备故障诊断与点检智能体，服务系部实训教学、设备管理与区域中小企业设备运维。</w:t>
+      </w:r>
+    </w:p>
+    <w:bookmarkEnd w:id="9"/>
+    <w:bookmarkStart w:id="10" w:name="二建设定位与目标"/>
+    <w:p>
+      <w:pPr>
+        <w:pStyle w:val="Heading1"/>
+      </w:pPr>
+      <w:r>
+        <w:rPr>
+          <w:rFonts w:hint="eastAsia"/>
+        </w:rPr>
+        <w:t xml:space="preserve">二、建设定位与目标</w:t>
+      </w:r>
+    </w:p>
+    <w:p>
+      <w:pPr>
+        <w:pStyle w:val="FirstParagraph"/>
+      </w:pPr>
+      <w:r>
+        <w:rPr>
+          <w:rFonts w:hint="eastAsia"/>
           <w:b/>
           <w:bCs/>
         </w:rPr>
-        <w:t xml:space="preserve">智能冶金方向</w:t>
-      </w:r>
-      <w:r>
-        <w:rPr>
-          <w:rFonts w:hint="eastAsia"/>
-        </w:rPr>
-        <w:t xml:space="preserve">：连铸、加热炉、轧机、除尘、液压、电弧炉、球磨机、回转窑、浓密机等设备与工艺问答。</w:t>
-      </w:r>
-    </w:p>
-    <w:bookmarkEnd w:id="10"/>
-    <w:bookmarkStart w:id="14" w:name="三作品形态与核心功能"/>
-    <w:p>
-      <w:pPr>
-        <w:pStyle w:val="Heading1"/>
-      </w:pPr>
-      <w:r>
-        <w:rPr>
-          <w:rFonts w:hint="eastAsia"/>
-        </w:rPr>
-        <w:t xml:space="preserve">三、作品形态与核心功能</w:t>
-      </w:r>
-    </w:p>
-    <w:p>
-      <w:pPr>
-        <w:pStyle w:val="FirstParagraph"/>
-      </w:pPr>
-      <w:r>
-        <w:rPr>
-          <w:rFonts w:hint="eastAsia"/>
-        </w:rPr>
-        <w:t xml:space="preserve">作品形态为</w:t>
-      </w:r>
-      <w:r>
-        <w:rPr>
-          <w:rFonts w:hint="eastAsia"/>
-          <w:b/>
-          <w:bCs/>
-        </w:rPr>
-        <w:t xml:space="preserve">智能体</w:t>
-      </w:r>
-      <w:r>
-        <w:rPr>
-          <w:b/>
-          <w:bCs/>
-        </w:rPr>
+        <w:t xml:space="preserve">定位</w:t>
+      </w:r>
+      <w:r>
+        <w:rPr>
+          <w:rFonts w:hint="eastAsia"/>
+        </w:rPr>
+        <w:t xml:space="preserve">：面向智能冶金系的“设备知识库</w:t>
+      </w:r>
+      <w:r>
         <w:t xml:space="preserve"> + </w:t>
       </w:r>
       <w:r>
         <w:rPr>
           <w:rFonts w:hint="eastAsia"/>
-          <w:b/>
-          <w:bCs/>
-        </w:rPr>
-        <w:t xml:space="preserve">应用原型</w:t>
-      </w:r>
-      <w:r>
-        <w:rPr>
-          <w:rFonts w:hint="eastAsia"/>
-        </w:rPr>
-        <w:t xml:space="preserve">：自然语言输入后，由工具路由器选择并调用本地工具，回答中展示工具调用轨迹与知识引用。</w:t>
+        </w:rPr>
+        <w:t xml:space="preserve">智能体问答</w:t>
+      </w:r>
+      <w:r>
+        <w:t xml:space="preserve"> + </w:t>
+      </w:r>
+      <w:r>
+        <w:rPr>
+          <w:rFonts w:hint="eastAsia"/>
+        </w:rPr>
+        <w:t xml:space="preserve">点检闭环”一体化教学与实训工具，形成“教学—实训—社会服务”三位一体的应用载体。</w:t>
       </w:r>
     </w:p>
     <w:tbl>
       <w:tblPr>
         <w:tblStyle w:val="Table"/>
-        <w:tblW w:type="auto" w:w="0"/>
+        <w:tblW w:type="pct" w:w="5000"/>
+        <w:tblLayout w:type="fixed"/>
         <w:tblLook w:firstRow="1" w:lastRow="0" w:firstColumn="0" w:lastColumn="0" w:noHBand="0" w:noVBand="0" w:val="0020"/>
       </w:tblPr>
       <w:tblGrid>
@@ -275,6 +257,8 @@
       <w:tr>
         <w:trPr>
           <w:tblHeader w:val="on"/>
+          <w:cantSplit/>
+          <w:tblHeader/>
         </w:trPr>
         <w:tc>
           <w:tcPr/>
@@ -287,219 +271,518 @@
                 <w:rFonts w:hint="eastAsia"/>
                 <w:sz w:val="17"/>
               </w:rPr>
-              <w:t xml:space="preserve">工具</w:t>
-            </w:r>
-          </w:p>
-        </w:tc>
-        <w:tc>
-          <w:tcPr/>
-          <w:p>
-            <w:pPr>
-              <w:pStyle w:val="Compact"/>
-            </w:pPr>
-            <w:r>
-              <w:rPr>
-                <w:rFonts w:hint="eastAsia"/>
-                <w:sz w:val="17"/>
-              </w:rPr>
-              <w:t xml:space="preserve">能力</w:t>
+              <w:t xml:space="preserve">阶段</w:t>
+            </w:r>
+          </w:p>
+        </w:tc>
+        <w:tc>
+          <w:tcPr/>
+          <w:p>
+            <w:pPr>
+              <w:pStyle w:val="Compact"/>
+            </w:pPr>
+            <w:r>
+              <w:rPr>
+                <w:rFonts w:hint="eastAsia"/>
+                <w:sz w:val="17"/>
+              </w:rPr>
+              <w:t xml:space="preserve">目标</w:t>
             </w:r>
           </w:p>
         </w:tc>
       </w:tr>
       <w:tr>
-        <w:tc>
-          <w:tcPr/>
-          <w:p>
-            <w:pPr>
-              <w:pStyle w:val="Compact"/>
-            </w:pPr>
-            <w:r>
-              <w:rPr>
-                <w:rFonts w:hint="eastAsia"/>
-                <w:sz w:val="17"/>
-              </w:rPr>
-              <w:t xml:space="preserve">知识库诊断</w:t>
-            </w:r>
-          </w:p>
-        </w:tc>
-        <w:tc>
-          <w:tcPr/>
-          <w:p>
-            <w:pPr>
-              <w:pStyle w:val="Compact"/>
-            </w:pPr>
-            <w:r>
-              <w:rPr>
-                <w:rFonts w:hint="eastAsia"/>
-                <w:sz w:val="17"/>
-              </w:rPr>
-              <w:t xml:space="preserve">原因排序、判定依据、处置步骤、风险与引用</w:t>
+        <w:trPr>
+          <w:cantSplit/>
+        </w:trPr>
+        <w:tc>
+          <w:tcPr/>
+          <w:p>
+            <w:pPr>
+              <w:pStyle w:val="Compact"/>
+            </w:pPr>
+            <w:r>
+              <w:rPr>
+                <w:rFonts w:hint="eastAsia"/>
+                <w:sz w:val="17"/>
+              </w:rPr>
+              <w:t xml:space="preserve">近期（2026）</w:t>
+            </w:r>
+          </w:p>
+        </w:tc>
+        <w:tc>
+          <w:tcPr/>
+          <w:p>
+            <w:pPr>
+              <w:pStyle w:val="Compact"/>
+            </w:pPr>
+            <w:r>
+              <w:rPr>
+                <w:rFonts w:hint="eastAsia"/>
+                <w:sz w:val="17"/>
+              </w:rPr>
+              <w:t xml:space="preserve">覆盖智能冶金系实训中心</w:t>
+            </w:r>
+            <w:r>
+              <w:rPr>
+                <w:sz w:val="17"/>
+              </w:rPr>
+              <w:t xml:space="preserve"> 16 </w:t>
+            </w:r>
+            <w:r>
+              <w:rPr>
+                <w:rFonts w:hint="eastAsia"/>
+                <w:sz w:val="17"/>
+              </w:rPr>
+              <w:t xml:space="preserve">台典型设备、63</w:t>
+            </w:r>
+            <w:r>
+              <w:rPr>
+                <w:sz w:val="17"/>
+              </w:rPr>
+              <w:t xml:space="preserve"> </w:t>
+            </w:r>
+            <w:r>
+              <w:rPr>
+                <w:rFonts w:hint="eastAsia"/>
+                <w:sz w:val="17"/>
+              </w:rPr>
+              <w:t xml:space="preserve">条知识与</w:t>
+            </w:r>
+            <w:r>
+              <w:rPr>
+                <w:sz w:val="17"/>
+              </w:rPr>
+              <w:t xml:space="preserve"> 119 </w:t>
+            </w:r>
+            <w:r>
+              <w:rPr>
+                <w:rFonts w:hint="eastAsia"/>
+                <w:sz w:val="17"/>
+              </w:rPr>
+              <w:t xml:space="preserve">项点检，完成系部试点</w:t>
             </w:r>
           </w:p>
         </w:tc>
       </w:tr>
       <w:tr>
-        <w:tc>
-          <w:tcPr/>
-          <w:p>
-            <w:pPr>
-              <w:pStyle w:val="Compact"/>
-            </w:pPr>
-            <w:r>
-              <w:rPr>
-                <w:rFonts w:hint="eastAsia"/>
-                <w:sz w:val="17"/>
-              </w:rPr>
-              <w:t xml:space="preserve">排查引导</w:t>
-            </w:r>
-          </w:p>
-        </w:tc>
-        <w:tc>
-          <w:tcPr/>
-          <w:p>
-            <w:pPr>
-              <w:pStyle w:val="Compact"/>
-            </w:pPr>
-            <w:r>
-              <w:rPr>
-                <w:rFonts w:hint="eastAsia"/>
-                <w:sz w:val="17"/>
-              </w:rPr>
-              <w:t xml:space="preserve">决策树逐轮提问，安全确认未完成不进入测量节点</w:t>
+        <w:trPr>
+          <w:cantSplit/>
+        </w:trPr>
+        <w:tc>
+          <w:tcPr/>
+          <w:p>
+            <w:pPr>
+              <w:pStyle w:val="Compact"/>
+            </w:pPr>
+            <w:r>
+              <w:rPr>
+                <w:rFonts w:hint="eastAsia"/>
+                <w:sz w:val="17"/>
+              </w:rPr>
+              <w:t xml:space="preserve">中期（2027）</w:t>
+            </w:r>
+          </w:p>
+        </w:tc>
+        <w:tc>
+          <w:tcPr/>
+          <w:p>
+            <w:pPr>
+              <w:pStyle w:val="Compact"/>
+            </w:pPr>
+            <w:r>
+              <w:rPr>
+                <w:rFonts w:hint="eastAsia"/>
+                <w:sz w:val="17"/>
+              </w:rPr>
+              <w:t xml:space="preserve">知识扩容至</w:t>
+            </w:r>
+            <w:r>
+              <w:rPr>
+                <w:sz w:val="17"/>
+              </w:rPr>
+              <w:t xml:space="preserve"> 100 </w:t>
+            </w:r>
+            <w:r>
+              <w:rPr>
+                <w:rFonts w:hint="eastAsia"/>
+                <w:sz w:val="17"/>
+              </w:rPr>
+              <w:t xml:space="preserve">条以上，接入系部设备台账与工单流程，支撑工业互联网专业课程案例</w:t>
             </w:r>
           </w:p>
         </w:tc>
       </w:tr>
       <w:tr>
-        <w:tc>
-          <w:tcPr/>
-          <w:p>
-            <w:pPr>
-              <w:pStyle w:val="Compact"/>
-            </w:pPr>
-            <w:r>
-              <w:rPr>
-                <w:rFonts w:hint="eastAsia"/>
-                <w:sz w:val="17"/>
-              </w:rPr>
-              <w:t xml:space="preserve">点检清单</w:t>
-            </w:r>
-          </w:p>
-        </w:tc>
-        <w:tc>
-          <w:tcPr/>
-          <w:p>
-            <w:pPr>
-              <w:pStyle w:val="Compact"/>
-            </w:pPr>
-            <w:r>
-              <w:rPr>
-                <w:rFonts w:hint="eastAsia"/>
-                <w:sz w:val="17"/>
-              </w:rPr>
-              <w:t xml:space="preserve">按设备与频次生成电子清单，提交异常自动汇总</w:t>
+        <w:trPr>
+          <w:cantSplit/>
+        </w:trPr>
+        <w:tc>
+          <w:tcPr/>
+          <w:p>
+            <w:pPr>
+              <w:pStyle w:val="Compact"/>
+            </w:pPr>
+            <w:r>
+              <w:rPr>
+                <w:rFonts w:hint="eastAsia"/>
+                <w:sz w:val="17"/>
+              </w:rPr>
+              <w:t xml:space="preserve">长期</w:t>
+            </w:r>
+          </w:p>
+        </w:tc>
+        <w:tc>
+          <w:tcPr/>
+          <w:p>
+            <w:pPr>
+              <w:pStyle w:val="Compact"/>
+            </w:pPr>
+            <w:r>
+              <w:rPr>
+                <w:rFonts w:hint="eastAsia"/>
+                <w:sz w:val="17"/>
+              </w:rPr>
+              <w:t xml:space="preserve">形成可复制到区域冶金与装备制造企业的设备运维智能体，预留工业互联网数据接口</w:t>
+            </w:r>
+          </w:p>
+        </w:tc>
+      </w:tr>
+    </w:tbl>
+    <w:bookmarkEnd w:id="10"/>
+    <w:bookmarkStart w:id="14" w:name="三系部场景与目标用户"/>
+    <w:p>
+      <w:pPr>
+        <w:pStyle w:val="Heading1"/>
+      </w:pPr>
+      <w:r>
+        <w:rPr>
+          <w:rFonts w:hint="eastAsia"/>
+        </w:rPr>
+        <w:t xml:space="preserve">三、系部场景与目标用户</w:t>
+      </w:r>
+    </w:p>
+    <w:tbl>
+      <w:tblPr>
+        <w:tblStyle w:val="Table"/>
+        <w:tblW w:type="pct" w:w="5000"/>
+        <w:tblLayout w:type="fixed"/>
+        <w:tblLook w:firstRow="1" w:lastRow="0" w:firstColumn="0" w:lastColumn="0" w:noHBand="0" w:noVBand="0" w:val="0020"/>
+      </w:tblPr>
+      <w:tblGrid>
+        <w:gridCol w:w="2640"/>
+        <w:gridCol w:w="2640"/>
+        <w:gridCol w:w="2640"/>
+      </w:tblGrid>
+      <w:tr>
+        <w:trPr>
+          <w:tblHeader w:val="on"/>
+          <w:cantSplit/>
+          <w:tblHeader/>
+        </w:trPr>
+        <w:tc>
+          <w:tcPr/>
+          <w:p>
+            <w:pPr>
+              <w:pStyle w:val="Compact"/>
+            </w:pPr>
+            <w:r>
+              <w:rPr>
+                <w:rFonts w:hint="eastAsia"/>
+                <w:sz w:val="17"/>
+              </w:rPr>
+              <w:t xml:space="preserve">用户</w:t>
+            </w:r>
+          </w:p>
+        </w:tc>
+        <w:tc>
+          <w:tcPr/>
+          <w:p>
+            <w:pPr>
+              <w:pStyle w:val="Compact"/>
+            </w:pPr>
+            <w:r>
+              <w:rPr>
+                <w:rFonts w:hint="eastAsia"/>
+                <w:sz w:val="17"/>
+              </w:rPr>
+              <w:t xml:space="preserve">场景</w:t>
+            </w:r>
+          </w:p>
+        </w:tc>
+        <w:tc>
+          <w:tcPr/>
+          <w:p>
+            <w:pPr>
+              <w:pStyle w:val="Compact"/>
+            </w:pPr>
+            <w:r>
+              <w:rPr>
+                <w:rFonts w:hint="eastAsia"/>
+                <w:sz w:val="17"/>
+              </w:rPr>
+              <w:t xml:space="preserve">价值</w:t>
             </w:r>
           </w:p>
         </w:tc>
       </w:tr>
       <w:tr>
-        <w:tc>
-          <w:tcPr/>
-          <w:p>
-            <w:pPr>
-              <w:pStyle w:val="Compact"/>
-            </w:pPr>
-            <w:r>
-              <w:rPr>
-                <w:rFonts w:hint="eastAsia"/>
-                <w:sz w:val="17"/>
-              </w:rPr>
-              <w:t xml:space="preserve">异常看板</w:t>
-            </w:r>
-          </w:p>
-        </w:tc>
-        <w:tc>
-          <w:tcPr/>
-          <w:p>
-            <w:pPr>
-              <w:pStyle w:val="Compact"/>
-            </w:pPr>
-            <w:r>
-              <w:rPr>
-                <w:rFonts w:hint="eastAsia"/>
-                <w:sz w:val="17"/>
-              </w:rPr>
-              <w:t xml:space="preserve">点检提交、异常分布、未闭环工单统计</w:t>
+        <w:trPr>
+          <w:cantSplit/>
+        </w:trPr>
+        <w:tc>
+          <w:tcPr/>
+          <w:p>
+            <w:pPr>
+              <w:pStyle w:val="Compact"/>
+            </w:pPr>
+            <w:r>
+              <w:rPr>
+                <w:rFonts w:hint="eastAsia"/>
+                <w:sz w:val="17"/>
+              </w:rPr>
+              <w:t xml:space="preserve">智能冶金系实训学生</w:t>
+            </w:r>
+          </w:p>
+        </w:tc>
+        <w:tc>
+          <w:tcPr/>
+          <w:p>
+            <w:pPr>
+              <w:pStyle w:val="Compact"/>
+            </w:pPr>
+            <w:r>
+              <w:rPr>
+                <w:rFonts w:hint="eastAsia"/>
+                <w:sz w:val="17"/>
+              </w:rPr>
+              <w:t xml:space="preserve">故障现象问答、排查引导、点检填报</w:t>
+            </w:r>
+          </w:p>
+        </w:tc>
+        <w:tc>
+          <w:tcPr/>
+          <w:p>
+            <w:pPr>
+              <w:pStyle w:val="Compact"/>
+            </w:pPr>
+            <w:r>
+              <w:rPr>
+                <w:rFonts w:hint="eastAsia"/>
+                <w:sz w:val="17"/>
+              </w:rPr>
+              <w:t xml:space="preserve">按标准步骤排查，先安全后操作</w:t>
             </w:r>
           </w:p>
         </w:tc>
       </w:tr>
       <w:tr>
-        <w:tc>
-          <w:tcPr/>
-          <w:p>
-            <w:pPr>
-              <w:pStyle w:val="Compact"/>
-            </w:pPr>
-            <w:r>
-              <w:rPr>
-                <w:rFonts w:hint="eastAsia"/>
-                <w:sz w:val="17"/>
-              </w:rPr>
-              <w:t xml:space="preserve">工单流转</w:t>
-            </w:r>
-          </w:p>
-        </w:tc>
-        <w:tc>
-          <w:tcPr/>
-          <w:p>
-            <w:pPr>
-              <w:pStyle w:val="Compact"/>
-            </w:pPr>
-            <w:r>
-              <w:rPr>
-                <w:rFonts w:hint="eastAsia"/>
-                <w:sz w:val="17"/>
-              </w:rPr>
-              <w:t xml:space="preserve">异常建单、状态流转、结案知识回流</w:t>
+        <w:trPr>
+          <w:cantSplit/>
+        </w:trPr>
+        <w:tc>
+          <w:tcPr/>
+          <w:p>
+            <w:pPr>
+              <w:pStyle w:val="Compact"/>
+            </w:pPr>
+            <w:r>
+              <w:rPr>
+                <w:rFonts w:hint="eastAsia"/>
+                <w:sz w:val="17"/>
+              </w:rPr>
+              <w:t xml:space="preserve">系部教师/设备管理员</w:t>
+            </w:r>
+          </w:p>
+        </w:tc>
+        <w:tc>
+          <w:tcPr/>
+          <w:p>
+            <w:pPr>
+              <w:pStyle w:val="Compact"/>
+            </w:pPr>
+            <w:r>
+              <w:rPr>
+                <w:rFonts w:hint="eastAsia"/>
+                <w:sz w:val="17"/>
+              </w:rPr>
+              <w:t xml:space="preserve">异常看板、工单派发与结案、知识复核</w:t>
+            </w:r>
+          </w:p>
+        </w:tc>
+        <w:tc>
+          <w:tcPr/>
+          <w:p>
+            <w:pPr>
+              <w:pStyle w:val="Compact"/>
+            </w:pPr>
+            <w:r>
+              <w:rPr>
+                <w:rFonts w:hint="eastAsia"/>
+                <w:sz w:val="17"/>
+              </w:rPr>
+              <w:t xml:space="preserve">掌握设备状态，沉淀教学案例</w:t>
             </w:r>
           </w:p>
         </w:tc>
       </w:tr>
       <w:tr>
-        <w:tc>
-          <w:tcPr/>
-          <w:p>
-            <w:pPr>
-              <w:pStyle w:val="Compact"/>
-            </w:pPr>
-            <w:r>
-              <w:rPr>
-                <w:rFonts w:hint="eastAsia"/>
-                <w:sz w:val="17"/>
-              </w:rPr>
-              <w:t xml:space="preserve">设备台账</w:t>
-            </w:r>
-          </w:p>
-        </w:tc>
-        <w:tc>
-          <w:tcPr/>
-          <w:p>
-            <w:pPr>
-              <w:pStyle w:val="Compact"/>
-            </w:pPr>
-            <w:r>
-              <w:rPr>
-                <w:rFonts w:hint="eastAsia"/>
-                <w:sz w:val="17"/>
-              </w:rPr>
-              <w:t xml:space="preserve">设备参数、安全规则与常见故障查询</w:t>
+        <w:trPr>
+          <w:cantSplit/>
+        </w:trPr>
+        <w:tc>
+          <w:tcPr/>
+          <w:p>
+            <w:pPr>
+              <w:pStyle w:val="Compact"/>
+            </w:pPr>
+            <w:r>
+              <w:rPr>
+                <w:rFonts w:hint="eastAsia"/>
+                <w:sz w:val="17"/>
+              </w:rPr>
+              <w:t xml:space="preserve">工业互联网专业学生</w:t>
+            </w:r>
+          </w:p>
+        </w:tc>
+        <w:tc>
+          <w:tcPr/>
+          <w:p>
+            <w:pPr>
+              <w:pStyle w:val="Compact"/>
+            </w:pPr>
+            <w:r>
+              <w:rPr>
+                <w:rFonts w:hint="eastAsia"/>
+                <w:sz w:val="17"/>
+              </w:rPr>
+              <w:t xml:space="preserve">智能体工具编排、数据与知识库、部署运维</w:t>
+            </w:r>
+          </w:p>
+        </w:tc>
+        <w:tc>
+          <w:tcPr/>
+          <w:p>
+            <w:pPr>
+              <w:pStyle w:val="Compact"/>
+            </w:pPr>
+            <w:r>
+              <w:rPr>
+                <w:rFonts w:hint="eastAsia"/>
+                <w:sz w:val="17"/>
+              </w:rPr>
+              <w:t xml:space="preserve">真实项目式学习载体</w:t>
+            </w:r>
+          </w:p>
+        </w:tc>
+      </w:tr>
+      <w:tr>
+        <w:trPr>
+          <w:cantSplit/>
+        </w:trPr>
+        <w:tc>
+          <w:tcPr/>
+          <w:p>
+            <w:pPr>
+              <w:pStyle w:val="Compact"/>
+            </w:pPr>
+            <w:r>
+              <w:rPr>
+                <w:rFonts w:hint="eastAsia"/>
+                <w:sz w:val="17"/>
+              </w:rPr>
+              <w:t xml:space="preserve">区域中小企业设备班组</w:t>
+            </w:r>
+          </w:p>
+        </w:tc>
+        <w:tc>
+          <w:tcPr/>
+          <w:p>
+            <w:pPr>
+              <w:pStyle w:val="Compact"/>
+            </w:pPr>
+            <w:r>
+              <w:rPr>
+                <w:rFonts w:hint="eastAsia"/>
+                <w:sz w:val="17"/>
+              </w:rPr>
+              <w:t xml:space="preserve">点检标准化、故障经验留存、维修闭环</w:t>
+            </w:r>
+          </w:p>
+        </w:tc>
+        <w:tc>
+          <w:tcPr/>
+          <w:p>
+            <w:pPr>
+              <w:pStyle w:val="Compact"/>
+            </w:pPr>
+            <w:r>
+              <w:rPr>
+                <w:rFonts w:hint="eastAsia"/>
+                <w:sz w:val="17"/>
+              </w:rPr>
+              <w:t xml:space="preserve">低成本设备运维数字化起步</w:t>
             </w:r>
           </w:p>
         </w:tc>
       </w:tr>
     </w:tbl>
+    <w:p>
+      <w:pPr>
+        <w:pStyle w:val="BodyText"/>
+      </w:pPr>
+      <w:r>
+        <w:rPr>
+          <w:rFonts w:hint="eastAsia"/>
+        </w:rPr>
+        <w:t xml:space="preserve">核心流程：学生描述现象</w:t>
+      </w:r>
+      <w:r>
+        <w:t xml:space="preserve"> → </w:t>
+      </w:r>
+      <w:r>
+        <w:rPr>
+          <w:rFonts w:hint="eastAsia"/>
+        </w:rPr>
+        <w:t xml:space="preserve">智能体路由到知识诊断/排查引导/点检/看板/工单工具</w:t>
+      </w:r>
+      <w:r>
+        <w:t xml:space="preserve"> → </w:t>
+      </w:r>
+      <w:r>
+        <w:rPr>
+          <w:rFonts w:hint="eastAsia"/>
+        </w:rPr>
+        <w:t xml:space="preserve">给出原因排序、判定依据、处置步骤、风险与引用</w:t>
+      </w:r>
+      <w:r>
+        <w:t xml:space="preserve"> → </w:t>
+      </w:r>
+      <w:r>
+        <w:rPr>
+          <w:rFonts w:hint="eastAsia"/>
+        </w:rPr>
+        <w:t xml:space="preserve">点检异常汇总</w:t>
+      </w:r>
+      <w:r>
+        <w:t xml:space="preserve"> → </w:t>
+      </w:r>
+      <w:r>
+        <w:rPr>
+          <w:rFonts w:hint="eastAsia"/>
+        </w:rPr>
+        <w:t xml:space="preserve">建单/结案</w:t>
+      </w:r>
+      <w:r>
+        <w:t xml:space="preserve"> → </w:t>
+      </w:r>
+      <w:r>
+        <w:rPr>
+          <w:rFonts w:hint="eastAsia"/>
+        </w:rPr>
+        <w:t xml:space="preserve">知识候选回流系部知识库。</w:t>
+      </w:r>
+    </w:p>
     <w:p>
       <w:pPr>
         <w:pStyle w:val="CaptionedFigure"/>
@@ -509,7 +792,7 @@
           <wp:inline>
             <wp:extent cx="5112000" cy="3704166"/>
             <wp:effectExtent b="0" l="0" r="0" t="0"/>
-            <wp:docPr descr="功能界面" title="" id="12" name="Picture"/>
+            <wp:docPr descr="智能体问答界面" title="" id="12" name="Picture"/>
             <a:graphic>
               <a:graphicData uri="http://schemas.openxmlformats.org/drawingml/2006/picture">
                 <pic:pic>
@@ -555,11 +838,11 @@
         <w:rPr>
           <w:rFonts w:hint="eastAsia"/>
         </w:rPr>
-        <w:t xml:space="preserve">功能界面</w:t>
+        <w:t xml:space="preserve">智能体问答界面</w:t>
       </w:r>
     </w:p>
     <w:bookmarkEnd w:id="14"/>
-    <w:bookmarkStart w:id="18" w:name="四技术方案"/>
+    <w:bookmarkStart w:id="18" w:name="四功能与技术方案"/>
     <w:p>
       <w:pPr>
         <w:pStyle w:val="Heading1"/>
@@ -568,246 +851,464 @@
         <w:rPr>
           <w:rFonts w:hint="eastAsia"/>
         </w:rPr>
-        <w:t xml:space="preserve">四、技术方案</w:t>
+        <w:t xml:space="preserve">四、功能与技术方案</w:t>
       </w:r>
     </w:p>
-    <w:p>
-      <w:pPr>
-        <w:pStyle w:val="Compact"/>
-        <w:numPr>
-          <w:ilvl w:val="0"/>
-          <w:numId w:val="1002"/>
-        </w:numPr>
-      </w:pPr>
-      <w:r>
-        <w:rPr>
-          <w:rFonts w:hint="eastAsia"/>
-          <w:b/>
-          <w:bCs/>
-        </w:rPr>
-        <w:t xml:space="preserve">前端</w:t>
-      </w:r>
-      <w:r>
-        <w:rPr>
-          <w:rFonts w:hint="eastAsia"/>
-        </w:rPr>
-        <w:t xml:space="preserve">：原生</w:t>
-      </w:r>
-      <w:r>
-        <w:t xml:space="preserve"> HTML/CSS/JS </w:t>
-      </w:r>
-      <w:r>
-        <w:rPr>
-          <w:rFonts w:hint="eastAsia"/>
-        </w:rPr>
-        <w:t xml:space="preserve">单页应用，无第三方依赖；控制台第</w:t>
-      </w:r>
-      <w:r>
-        <w:t xml:space="preserve"> 01 </w:t>
-      </w:r>
-      <w:r>
-        <w:rPr>
-          <w:rFonts w:hint="eastAsia"/>
-        </w:rPr>
-        <w:t xml:space="preserve">页签即智能体问答；</w:t>
-      </w:r>
-    </w:p>
-    <w:p>
-      <w:pPr>
-        <w:pStyle w:val="Compact"/>
-        <w:numPr>
-          <w:ilvl w:val="0"/>
-          <w:numId w:val="1002"/>
-        </w:numPr>
-      </w:pPr>
-      <w:r>
-        <w:rPr>
-          <w:rFonts w:hint="eastAsia"/>
-          <w:b/>
-          <w:bCs/>
-        </w:rPr>
-        <w:t xml:space="preserve">领域引擎</w:t>
-      </w:r>
-      <w:r>
-        <w:rPr>
-          <w:rFonts w:hint="eastAsia"/>
-        </w:rPr>
-        <w:t xml:space="preserve">：Python</w:t>
-      </w:r>
-      <w:r>
-        <w:t xml:space="preserve"> </w:t>
-      </w:r>
-      <w:r>
-        <w:rPr>
-          <w:rFonts w:hint="eastAsia"/>
-        </w:rPr>
-        <w:t xml:space="preserve">标准库实现检索、合成、引导、校验与聚合；</w:t>
-      </w:r>
-    </w:p>
-    <w:p>
-      <w:pPr>
-        <w:pStyle w:val="Compact"/>
-        <w:numPr>
-          <w:ilvl w:val="0"/>
-          <w:numId w:val="1002"/>
-        </w:numPr>
-      </w:pPr>
-      <w:r>
-        <w:rPr>
-          <w:rFonts w:hint="eastAsia"/>
-          <w:b/>
-          <w:bCs/>
-        </w:rPr>
-        <w:t xml:space="preserve">检索增强</w:t>
-      </w:r>
-      <w:r>
-        <w:rPr>
-          <w:rFonts w:hint="eastAsia"/>
-        </w:rPr>
-        <w:t xml:space="preserve">：关键词</w:t>
-      </w:r>
-      <w:r>
-        <w:t xml:space="preserve"> BM25 + 512 </w:t>
-      </w:r>
-      <w:r>
-        <w:rPr>
-          <w:rFonts w:hint="eastAsia"/>
-        </w:rPr>
-        <w:t xml:space="preserve">维字符哈希向量混合召回，支持类目/设备加权；可切换远端</w:t>
-      </w:r>
-      <w:r>
-        <w:t xml:space="preserve"> </w:t>
-      </w:r>
-      <w:r>
-        <w:rPr>
-          <w:rFonts w:hint="eastAsia"/>
-        </w:rPr>
-        <w:t xml:space="preserve">Embedding；</w:t>
-      </w:r>
-    </w:p>
-    <w:p>
-      <w:pPr>
-        <w:pStyle w:val="Compact"/>
-        <w:numPr>
-          <w:ilvl w:val="0"/>
-          <w:numId w:val="1002"/>
-        </w:numPr>
-      </w:pPr>
-      <w:r>
-        <w:rPr>
-          <w:rFonts w:hint="eastAsia"/>
-          <w:b/>
-          <w:bCs/>
-        </w:rPr>
-        <w:t xml:space="preserve">大模型</w:t>
-      </w:r>
-      <w:r>
-        <w:rPr>
-          <w:rFonts w:hint="eastAsia"/>
-        </w:rPr>
-        <w:t xml:space="preserve">：可选接入自定义模型</w:t>
-      </w:r>
-      <w:r>
-        <w:t xml:space="preserve"> </w:t>
-      </w:r>
-      <w:r>
-        <w:rPr>
-          <w:rFonts w:hint="eastAsia"/>
-        </w:rPr>
-        <w:t xml:space="preserve">Z（deepseek-v4.1-flash）生成，提示词运行时加载</w:t>
-      </w:r>
-      <w:r>
-        <w:t xml:space="preserve"> WXBST-SYS-001 + </w:t>
-      </w:r>
-      <w:r>
-        <w:rPr>
-          <w:rFonts w:hint="eastAsia"/>
-        </w:rPr>
-        <w:t xml:space="preserve">WXBST-QA-001；模型异常自动回退离线；</w:t>
-      </w:r>
-    </w:p>
-    <w:p>
-      <w:pPr>
-        <w:pStyle w:val="Compact"/>
-        <w:numPr>
-          <w:ilvl w:val="0"/>
-          <w:numId w:val="1002"/>
-        </w:numPr>
-      </w:pPr>
-      <w:r>
-        <w:rPr>
-          <w:rFonts w:hint="eastAsia"/>
-          <w:b/>
-          <w:bCs/>
-        </w:rPr>
-        <w:t xml:space="preserve">安全</w:t>
-      </w:r>
-      <w:r>
-        <w:rPr>
-          <w:rFonts w:hint="eastAsia"/>
-        </w:rPr>
-        <w:t xml:space="preserve">：危险请求拦截、提示词注入防护、引用校验、审计与限流；</w:t>
-      </w:r>
-    </w:p>
-    <w:p>
-      <w:pPr>
-        <w:pStyle w:val="Compact"/>
-        <w:numPr>
-          <w:ilvl w:val="0"/>
-          <w:numId w:val="1002"/>
-        </w:numPr>
-      </w:pPr>
-      <w:r>
-        <w:rPr>
-          <w:rFonts w:hint="eastAsia"/>
-          <w:b/>
-          <w:bCs/>
-        </w:rPr>
-        <w:t xml:space="preserve">产品化</w:t>
-      </w:r>
-      <w:r>
-        <w:rPr>
-          <w:rFonts w:hint="eastAsia"/>
-        </w:rPr>
-        <w:t xml:space="preserve">：SQLite</w:t>
-      </w:r>
-      <w:r>
-        <w:t xml:space="preserve"> WAL </w:t>
-      </w:r>
-      <w:r>
-        <w:rPr>
-          <w:rFonts w:hint="eastAsia"/>
-        </w:rPr>
-        <w:t xml:space="preserve">持久化、Token</w:t>
-      </w:r>
-      <w:r>
-        <w:t xml:space="preserve"> </w:t>
-      </w:r>
-      <w:r>
-        <w:rPr>
-          <w:rFonts w:hint="eastAsia"/>
-        </w:rPr>
-        <w:t xml:space="preserve">鉴权、请求</w:t>
-      </w:r>
-      <w:r>
-        <w:t xml:space="preserve"> ID、/api/ready </w:t>
-      </w:r>
-      <w:r>
-        <w:rPr>
-          <w:rFonts w:hint="eastAsia"/>
-        </w:rPr>
-        <w:t xml:space="preserve">与</w:t>
-      </w:r>
-      <w:r>
-        <w:t xml:space="preserve"> </w:t>
-      </w:r>
-      <w:r>
-        <w:rPr>
-          <w:rFonts w:hint="eastAsia"/>
-        </w:rPr>
-        <w:t xml:space="preserve">/api/metrics、备份恢复、Docker/nginx/systemd。</w:t>
-      </w:r>
-    </w:p>
+    <w:tbl>
+      <w:tblPr>
+        <w:tblStyle w:val="Table"/>
+        <w:tblW w:type="pct" w:w="5000"/>
+        <w:tblLayout w:type="fixed"/>
+        <w:tblLook w:firstRow="1" w:lastRow="0" w:firstColumn="0" w:lastColumn="0" w:noHBand="0" w:noVBand="0" w:val="0020"/>
+      </w:tblPr>
+      <w:tblGrid>
+        <w:gridCol w:w="3960"/>
+        <w:gridCol w:w="3960"/>
+      </w:tblGrid>
+      <w:tr>
+        <w:trPr>
+          <w:tblHeader w:val="on"/>
+          <w:cantSplit/>
+          <w:tblHeader/>
+        </w:trPr>
+        <w:tc>
+          <w:tcPr/>
+          <w:p>
+            <w:pPr>
+              <w:pStyle w:val="Compact"/>
+            </w:pPr>
+            <w:r>
+              <w:rPr>
+                <w:rFonts w:hint="eastAsia"/>
+                <w:sz w:val="17"/>
+              </w:rPr>
+              <w:t xml:space="preserve">模块</w:t>
+            </w:r>
+          </w:p>
+        </w:tc>
+        <w:tc>
+          <w:tcPr/>
+          <w:p>
+            <w:pPr>
+              <w:pStyle w:val="Compact"/>
+            </w:pPr>
+            <w:r>
+              <w:rPr>
+                <w:rFonts w:hint="eastAsia"/>
+                <w:sz w:val="17"/>
+              </w:rPr>
+              <w:t xml:space="preserve">内容</w:t>
+            </w:r>
+          </w:p>
+        </w:tc>
+      </w:tr>
+      <w:tr>
+        <w:trPr>
+          <w:cantSplit/>
+        </w:trPr>
+        <w:tc>
+          <w:tcPr/>
+          <w:p>
+            <w:pPr>
+              <w:pStyle w:val="Compact"/>
+            </w:pPr>
+            <w:r>
+              <w:rPr>
+                <w:rFonts w:hint="eastAsia"/>
+                <w:sz w:val="17"/>
+              </w:rPr>
+              <w:t xml:space="preserve">智能体工具</w:t>
+            </w:r>
+          </w:p>
+        </w:tc>
+        <w:tc>
+          <w:tcPr/>
+          <w:p>
+            <w:pPr>
+              <w:pStyle w:val="Compact"/>
+            </w:pPr>
+            <w:r>
+              <w:rPr>
+                <w:rFonts w:hint="eastAsia"/>
+                <w:sz w:val="17"/>
+              </w:rPr>
+              <w:t xml:space="preserve">知识库诊断、排查引导、点检清单、异常看板、工单流转、设备台账</w:t>
+            </w:r>
+          </w:p>
+        </w:tc>
+      </w:tr>
+      <w:tr>
+        <w:trPr>
+          <w:cantSplit/>
+        </w:trPr>
+        <w:tc>
+          <w:tcPr/>
+          <w:p>
+            <w:pPr>
+              <w:pStyle w:val="Compact"/>
+            </w:pPr>
+            <w:r>
+              <w:rPr>
+                <w:rFonts w:hint="eastAsia"/>
+                <w:sz w:val="17"/>
+              </w:rPr>
+              <w:t xml:space="preserve">知识库</w:t>
+            </w:r>
+          </w:p>
+        </w:tc>
+        <w:tc>
+          <w:tcPr/>
+          <w:p>
+            <w:pPr>
+              <w:pStyle w:val="Compact"/>
+            </w:pPr>
+            <w:r>
+              <w:rPr>
+                <w:sz w:val="17"/>
+              </w:rPr>
+              <w:t xml:space="preserve">16 </w:t>
+            </w:r>
+            <w:r>
+              <w:rPr>
+                <w:rFonts w:hint="eastAsia"/>
+                <w:sz w:val="17"/>
+              </w:rPr>
+              <w:t xml:space="preserve">台设备、63</w:t>
+            </w:r>
+            <w:r>
+              <w:rPr>
+                <w:sz w:val="17"/>
+              </w:rPr>
+              <w:t xml:space="preserve"> </w:t>
+            </w:r>
+            <w:r>
+              <w:rPr>
+                <w:rFonts w:hint="eastAsia"/>
+                <w:sz w:val="17"/>
+              </w:rPr>
+              <w:t xml:space="preserve">条知识、119</w:t>
+            </w:r>
+            <w:r>
+              <w:rPr>
+                <w:sz w:val="17"/>
+              </w:rPr>
+              <w:t xml:space="preserve"> </w:t>
+            </w:r>
+            <w:r>
+              <w:rPr>
+                <w:rFonts w:hint="eastAsia"/>
+                <w:sz w:val="17"/>
+              </w:rPr>
+              <w:t xml:space="preserve">项点检、5</w:t>
+            </w:r>
+            <w:r>
+              <w:rPr>
+                <w:sz w:val="17"/>
+              </w:rPr>
+              <w:t xml:space="preserve"> </w:t>
+            </w:r>
+            <w:r>
+              <w:rPr>
+                <w:rFonts w:hint="eastAsia"/>
+                <w:sz w:val="17"/>
+              </w:rPr>
+              <w:t xml:space="preserve">棵决策树；每条含来源、审核人、生效日期与安全等级</w:t>
+            </w:r>
+          </w:p>
+        </w:tc>
+      </w:tr>
+      <w:tr>
+        <w:trPr>
+          <w:cantSplit/>
+        </w:trPr>
+        <w:tc>
+          <w:tcPr/>
+          <w:p>
+            <w:pPr>
+              <w:pStyle w:val="Compact"/>
+            </w:pPr>
+            <w:r>
+              <w:rPr>
+                <w:rFonts w:hint="eastAsia"/>
+                <w:sz w:val="17"/>
+              </w:rPr>
+              <w:t xml:space="preserve">检索增强</w:t>
+            </w:r>
+          </w:p>
+        </w:tc>
+        <w:tc>
+          <w:tcPr/>
+          <w:p>
+            <w:pPr>
+              <w:pStyle w:val="Compact"/>
+            </w:pPr>
+            <w:r>
+              <w:rPr>
+                <w:rFonts w:hint="eastAsia"/>
+                <w:sz w:val="17"/>
+              </w:rPr>
+              <w:t xml:space="preserve">关键词</w:t>
+            </w:r>
+            <w:r>
+              <w:rPr>
+                <w:sz w:val="17"/>
+              </w:rPr>
+              <w:t xml:space="preserve"> BM25 + 512 </w:t>
+            </w:r>
+            <w:r>
+              <w:rPr>
+                <w:rFonts w:hint="eastAsia"/>
+                <w:sz w:val="17"/>
+              </w:rPr>
+              <w:t xml:space="preserve">维字符哈希向量混合召回；可切换远端</w:t>
+            </w:r>
+            <w:r>
+              <w:rPr>
+                <w:sz w:val="17"/>
+              </w:rPr>
+              <w:t xml:space="preserve"> Embedding</w:t>
+            </w:r>
+          </w:p>
+        </w:tc>
+      </w:tr>
+      <w:tr>
+        <w:trPr>
+          <w:cantSplit/>
+        </w:trPr>
+        <w:tc>
+          <w:tcPr/>
+          <w:p>
+            <w:pPr>
+              <w:pStyle w:val="Compact"/>
+            </w:pPr>
+            <w:r>
+              <w:rPr>
+                <w:rFonts w:hint="eastAsia"/>
+                <w:sz w:val="17"/>
+              </w:rPr>
+              <w:t xml:space="preserve">大模型</w:t>
+            </w:r>
+          </w:p>
+        </w:tc>
+        <w:tc>
+          <w:tcPr/>
+          <w:p>
+            <w:pPr>
+              <w:pStyle w:val="Compact"/>
+            </w:pPr>
+            <w:r>
+              <w:rPr>
+                <w:rFonts w:hint="eastAsia"/>
+                <w:sz w:val="17"/>
+              </w:rPr>
+              <w:t xml:space="preserve">可选接入自定义模型</w:t>
+            </w:r>
+            <w:r>
+              <w:rPr>
+                <w:sz w:val="17"/>
+              </w:rPr>
+              <w:t xml:space="preserve"> </w:t>
+            </w:r>
+            <w:r>
+              <w:rPr>
+                <w:rFonts w:hint="eastAsia"/>
+                <w:sz w:val="17"/>
+              </w:rPr>
+              <w:t xml:space="preserve">Z（deepseek-v4.1-flash）；提示词运行时加载</w:t>
+            </w:r>
+            <w:r>
+              <w:rPr>
+                <w:sz w:val="17"/>
+              </w:rPr>
+              <w:t xml:space="preserve"> </w:t>
+            </w:r>
+            <w:r>
+              <w:rPr>
+                <w:rFonts w:hint="eastAsia"/>
+                <w:sz w:val="17"/>
+              </w:rPr>
+              <w:t xml:space="preserve">WXBST-SYS-001/QA-001，异常自动回退离线</w:t>
+            </w:r>
+          </w:p>
+        </w:tc>
+      </w:tr>
+      <w:tr>
+        <w:trPr>
+          <w:cantSplit/>
+        </w:trPr>
+        <w:tc>
+          <w:tcPr/>
+          <w:p>
+            <w:pPr>
+              <w:pStyle w:val="Compact"/>
+            </w:pPr>
+            <w:r>
+              <w:rPr>
+                <w:rFonts w:hint="eastAsia"/>
+                <w:sz w:val="17"/>
+              </w:rPr>
+              <w:t xml:space="preserve">安全</w:t>
+            </w:r>
+          </w:p>
+        </w:tc>
+        <w:tc>
+          <w:tcPr/>
+          <w:p>
+            <w:pPr>
+              <w:pStyle w:val="Compact"/>
+            </w:pPr>
+            <w:r>
+              <w:rPr>
+                <w:rFonts w:hint="eastAsia"/>
+                <w:sz w:val="17"/>
+              </w:rPr>
+              <w:t xml:space="preserve">危险请求拦截、提示词注入防护、引用校验、审计与限流</w:t>
+            </w:r>
+          </w:p>
+        </w:tc>
+      </w:tr>
+      <w:tr>
+        <w:trPr>
+          <w:cantSplit/>
+        </w:trPr>
+        <w:tc>
+          <w:tcPr/>
+          <w:p>
+            <w:pPr>
+              <w:pStyle w:val="Compact"/>
+            </w:pPr>
+            <w:r>
+              <w:rPr>
+                <w:rFonts w:hint="eastAsia"/>
+                <w:sz w:val="17"/>
+              </w:rPr>
+              <w:t xml:space="preserve">产品化</w:t>
+            </w:r>
+          </w:p>
+        </w:tc>
+        <w:tc>
+          <w:tcPr/>
+          <w:p>
+            <w:pPr>
+              <w:pStyle w:val="Compact"/>
+            </w:pPr>
+            <w:r>
+              <w:rPr>
+                <w:sz w:val="17"/>
+              </w:rPr>
+              <w:t xml:space="preserve">SQLite WAL </w:t>
+            </w:r>
+            <w:r>
+              <w:rPr>
+                <w:rFonts w:hint="eastAsia"/>
+                <w:sz w:val="17"/>
+              </w:rPr>
+              <w:t xml:space="preserve">持久化、Token</w:t>
+            </w:r>
+            <w:r>
+              <w:rPr>
+                <w:sz w:val="17"/>
+              </w:rPr>
+              <w:t xml:space="preserve"> </w:t>
+            </w:r>
+            <w:r>
+              <w:rPr>
+                <w:rFonts w:hint="eastAsia"/>
+                <w:sz w:val="17"/>
+              </w:rPr>
+              <w:t xml:space="preserve">鉴权、/api/ready</w:t>
+            </w:r>
+            <w:r>
+              <w:rPr>
+                <w:sz w:val="17"/>
+              </w:rPr>
+              <w:t xml:space="preserve"> </w:t>
+            </w:r>
+            <w:r>
+              <w:rPr>
+                <w:rFonts w:hint="eastAsia"/>
+                <w:sz w:val="17"/>
+              </w:rPr>
+              <w:t xml:space="preserve">与</w:t>
+            </w:r>
+            <w:r>
+              <w:rPr>
+                <w:sz w:val="17"/>
+              </w:rPr>
+              <w:t xml:space="preserve"> </w:t>
+            </w:r>
+            <w:r>
+              <w:rPr>
+                <w:rFonts w:hint="eastAsia"/>
+                <w:sz w:val="17"/>
+              </w:rPr>
+              <w:t xml:space="preserve">/api/metrics、备份恢复、Docker/nginx/systemd</w:t>
+            </w:r>
+          </w:p>
+        </w:tc>
+      </w:tr>
+      <w:tr>
+        <w:trPr>
+          <w:cantSplit/>
+        </w:trPr>
+        <w:tc>
+          <w:tcPr/>
+          <w:p>
+            <w:pPr>
+              <w:pStyle w:val="Compact"/>
+            </w:pPr>
+            <w:r>
+              <w:rPr>
+                <w:rFonts w:hint="eastAsia"/>
+                <w:sz w:val="17"/>
+              </w:rPr>
+              <w:t xml:space="preserve">工业互联网接口（规划）</w:t>
+            </w:r>
+          </w:p>
+        </w:tc>
+        <w:tc>
+          <w:tcPr/>
+          <w:p>
+            <w:pPr>
+              <w:pStyle w:val="Compact"/>
+            </w:pPr>
+            <w:r>
+              <w:rPr>
+                <w:rFonts w:hint="eastAsia"/>
+                <w:sz w:val="17"/>
+              </w:rPr>
+              <w:t xml:space="preserve">预留</w:t>
+            </w:r>
+            <w:r>
+              <w:rPr>
+                <w:sz w:val="17"/>
+              </w:rPr>
+              <w:t xml:space="preserve"> OPC UA/Modbus/SCADA </w:t>
+            </w:r>
+            <w:r>
+              <w:rPr>
+                <w:rFonts w:hint="eastAsia"/>
+                <w:sz w:val="17"/>
+              </w:rPr>
+              <w:t xml:space="preserve">数据接入与工单系统对接，R2</w:t>
+            </w:r>
+            <w:r>
+              <w:rPr>
+                <w:sz w:val="17"/>
+              </w:rPr>
+              <w:t xml:space="preserve"> </w:t>
+            </w:r>
+            <w:r>
+              <w:rPr>
+                <w:rFonts w:hint="eastAsia"/>
+                <w:sz w:val="17"/>
+              </w:rPr>
+              <w:t xml:space="preserve">起逐步落地</w:t>
+            </w:r>
+          </w:p>
+        </w:tc>
+      </w:tr>
+    </w:tbl>
     <w:p>
       <w:pPr>
         <w:pStyle w:val="CaptionedFigure"/>
@@ -867,7 +1368,7 @@
       </w:r>
     </w:p>
     <w:bookmarkEnd w:id="18"/>
-    <w:bookmarkStart w:id="19" w:name="五数据与验证"/>
+    <w:bookmarkStart w:id="19" w:name="五与智能冶金系教学的融合"/>
     <w:p>
       <w:pPr>
         <w:pStyle w:val="Heading1"/>
@@ -876,7 +1377,153 @@
         <w:rPr>
           <w:rFonts w:hint="eastAsia"/>
         </w:rPr>
-        <w:t xml:space="preserve">五、数据与验证</w:t>
+        <w:t xml:space="preserve">五、与智能冶金系教学的融合</w:t>
+      </w:r>
+    </w:p>
+    <w:p>
+      <w:pPr>
+        <w:pStyle w:val="Compact"/>
+        <w:numPr>
+          <w:ilvl w:val="0"/>
+          <w:numId w:val="1002"/>
+        </w:numPr>
+      </w:pPr>
+      <w:r>
+        <w:rPr>
+          <w:rFonts w:hint="eastAsia"/>
+          <w:b/>
+          <w:bCs/>
+        </w:rPr>
+        <w:t xml:space="preserve">课程案例</w:t>
+      </w:r>
+      <w:r>
+        <w:rPr>
+          <w:rFonts w:hint="eastAsia"/>
+        </w:rPr>
+        <w:t xml:space="preserve">：作为“冶金设备维护”“工业互联网数据采集”“智能体应用开发”等课程的</w:t>
+      </w:r>
+      <w:r>
+        <w:t xml:space="preserve"> project-based </w:t>
+      </w:r>
+      <w:r>
+        <w:rPr>
+          <w:rFonts w:hint="eastAsia"/>
+        </w:rPr>
+        <w:t xml:space="preserve">案例；</w:t>
+      </w:r>
+    </w:p>
+    <w:p>
+      <w:pPr>
+        <w:pStyle w:val="Compact"/>
+        <w:numPr>
+          <w:ilvl w:val="0"/>
+          <w:numId w:val="1002"/>
+        </w:numPr>
+      </w:pPr>
+      <w:r>
+        <w:rPr>
+          <w:rFonts w:hint="eastAsia"/>
+          <w:b/>
+          <w:bCs/>
+        </w:rPr>
+        <w:t xml:space="preserve">实训管理</w:t>
+      </w:r>
+      <w:r>
+        <w:rPr>
+          <w:rFonts w:hint="eastAsia"/>
+        </w:rPr>
+        <w:t xml:space="preserve">：点检清单与异常看板直接用于系部实训室日常管理，工单结案形成教学案例；</w:t>
+      </w:r>
+    </w:p>
+    <w:p>
+      <w:pPr>
+        <w:pStyle w:val="Compact"/>
+        <w:numPr>
+          <w:ilvl w:val="0"/>
+          <w:numId w:val="1002"/>
+        </w:numPr>
+      </w:pPr>
+      <w:r>
+        <w:rPr>
+          <w:rFonts w:hint="eastAsia"/>
+          <w:b/>
+          <w:bCs/>
+        </w:rPr>
+        <w:t xml:space="preserve">学生参与</w:t>
+      </w:r>
+      <w:r>
+        <w:rPr>
+          <w:rFonts w:hint="eastAsia"/>
+        </w:rPr>
+        <w:t xml:space="preserve">：学生参与设备台账整理、知识条目校对、评测用例编写与系统测试，理解“数据—知识—智能体—现场”的完整链路；</w:t>
+      </w:r>
+    </w:p>
+    <w:p>
+      <w:pPr>
+        <w:pStyle w:val="Compact"/>
+        <w:numPr>
+          <w:ilvl w:val="0"/>
+          <w:numId w:val="1002"/>
+        </w:numPr>
+      </w:pPr>
+      <w:r>
+        <w:rPr>
+          <w:rFonts w:hint="eastAsia"/>
+          <w:b/>
+          <w:bCs/>
+        </w:rPr>
+        <w:t xml:space="preserve">岗课赛证融通</w:t>
+      </w:r>
+      <w:r>
+        <w:rPr>
+          <w:rFonts w:hint="eastAsia"/>
+        </w:rPr>
+        <w:t xml:space="preserve">：对标设备点检、工业互联网运维等岗位能力，支撑技能竞赛与</w:t>
+      </w:r>
+      <w:r>
+        <w:t xml:space="preserve"> 1+X </w:t>
+      </w:r>
+      <w:r>
+        <w:rPr>
+          <w:rFonts w:hint="eastAsia"/>
+        </w:rPr>
+        <w:t xml:space="preserve">证书训练；</w:t>
+      </w:r>
+    </w:p>
+    <w:p>
+      <w:pPr>
+        <w:pStyle w:val="Compact"/>
+        <w:numPr>
+          <w:ilvl w:val="0"/>
+          <w:numId w:val="1002"/>
+        </w:numPr>
+      </w:pPr>
+      <w:r>
+        <w:rPr>
+          <w:rFonts w:hint="eastAsia"/>
+          <w:b/>
+          <w:bCs/>
+        </w:rPr>
+        <w:t xml:space="preserve">教师成长</w:t>
+      </w:r>
+      <w:r>
+        <w:rPr>
+          <w:rFonts w:hint="eastAsia"/>
+        </w:rPr>
+        <w:t xml:space="preserve">：教师访谈与知识复核沉淀为系部教学资源，减少重复口头指导。</w:t>
+      </w:r>
+    </w:p>
+    <w:bookmarkEnd w:id="19"/>
+    <w:bookmarkStart w:id="20" w:name="六数据与验证"/>
+    <w:p>
+      <w:pPr>
+        <w:pStyle w:val="Heading1"/>
+      </w:pPr>
+      <w:r>
+        <w:rPr>
+          <w:rFonts w:hint="eastAsia"/>
+        </w:rPr>
+        <w:t xml:space="preserve">六、数据与验证</w:t>
       </w:r>
     </w:p>
     <w:tbl>
@@ -892,6 +1539,8 @@
       <w:tr>
         <w:trPr>
           <w:tblHeader w:val="on"/>
+          <w:cantSplit/>
+          <w:tblHeader/>
         </w:trPr>
         <w:tc>
           <w:tcPr/>
@@ -925,6 +1574,9 @@
         </w:tc>
       </w:tr>
       <w:tr>
+        <w:trPr>
+          <w:cantSplit/>
+        </w:trPr>
         <w:tc>
           <w:tcPr/>
           <w:p>
@@ -989,6 +1641,9 @@
         </w:tc>
       </w:tr>
       <w:tr>
+        <w:trPr>
+          <w:cantSplit/>
+        </w:trPr>
         <w:tc>
           <w:tcPr/>
           <w:p>
@@ -1053,6 +1708,9 @@
         </w:tc>
       </w:tr>
       <w:tr>
+        <w:trPr>
+          <w:cantSplit/>
+        </w:trPr>
         <w:tc>
           <w:tcPr/>
           <w:p>
@@ -1091,6 +1749,9 @@
         </w:tc>
       </w:tr>
       <w:tr>
+        <w:trPr>
+          <w:cantSplit/>
+        </w:trPr>
         <w:tc>
           <w:tcPr/>
           <w:p>
@@ -1142,6 +1803,9 @@
         </w:tc>
       </w:tr>
       <w:tr>
+        <w:trPr>
+          <w:cantSplit/>
+        </w:trPr>
         <w:tc>
           <w:tcPr/>
           <w:p>
@@ -1227,110 +1891,17 @@
         <w:t xml:space="preserve">31/31；危险请求拦截与提示词注入拒答均为</w:t>
       </w:r>
       <w:r>
-        <w:t xml:space="preserve"> 100%。</w:t>
-      </w:r>
-    </w:p>
-    <w:bookmarkEnd w:id="19"/>
-    <w:bookmarkStart w:id="20" w:name="六产品化进展"/>
-    <w:p>
-      <w:pPr>
-        <w:pStyle w:val="Heading1"/>
-      </w:pPr>
-      <w:r>
-        <w:rPr>
-          <w:rFonts w:hint="eastAsia"/>
-        </w:rPr>
-        <w:t xml:space="preserve">六、产品化进展</w:t>
-      </w:r>
-    </w:p>
-    <w:p>
-      <w:pPr>
-        <w:pStyle w:val="FirstParagraph"/>
-      </w:pPr>
-      <w:r>
-        <w:t xml:space="preserve">R1 </w:t>
-      </w:r>
-      <w:r>
-        <w:rPr>
-          <w:rFonts w:hint="eastAsia"/>
-        </w:rPr>
-        <w:t xml:space="preserve">已完成从演示到产品化基础能力的改造：配置校验、SQLite</w:t>
-      </w:r>
-      <w:r>
         <w:t xml:space="preserve"> </w:t>
       </w:r>
       <w:r>
         <w:rPr>
           <w:rFonts w:hint="eastAsia"/>
         </w:rPr>
-        <w:t xml:space="preserve">事务持久化与旧</w:t>
-      </w:r>
-      <w:r>
-        <w:t xml:space="preserve"> JSONL </w:t>
-      </w:r>
-      <w:r>
-        <w:rPr>
-          <w:rFonts w:hint="eastAsia"/>
-        </w:rPr>
-        <w:t xml:space="preserve">迁移、Token</w:t>
-      </w:r>
-      <w:r>
-        <w:t xml:space="preserve"> </w:t>
-      </w:r>
-      <w:r>
-        <w:rPr>
-          <w:rFonts w:hint="eastAsia"/>
-        </w:rPr>
-        <w:t xml:space="preserve">鉴权</w:t>
-      </w:r>
-      <w:r>
-        <w:t xml:space="preserve"> + </w:t>
-      </w:r>
-      <w:r>
-        <w:rPr>
-          <w:rFonts w:hint="eastAsia"/>
-        </w:rPr>
-        <w:t xml:space="preserve">角色、请求</w:t>
-      </w:r>
-      <w:r>
-        <w:t xml:space="preserve"> </w:t>
-      </w:r>
-      <w:r>
-        <w:rPr>
-          <w:rFonts w:hint="eastAsia"/>
-        </w:rPr>
-        <w:t xml:space="preserve">ID/审计入库、就绪与指标接口、在线备份/恢复、非</w:t>
-      </w:r>
-      <w:r>
-        <w:t xml:space="preserve"> root </w:t>
-      </w:r>
-      <w:r>
-        <w:rPr>
-          <w:rFonts w:hint="eastAsia"/>
-        </w:rPr>
-        <w:t xml:space="preserve">只读容器与</w:t>
-      </w:r>
-      <w:r>
-        <w:t xml:space="preserve"> nginx </w:t>
-      </w:r>
-      <w:r>
-        <w:rPr>
-          <w:rFonts w:hint="eastAsia"/>
-        </w:rPr>
-        <w:t xml:space="preserve">反向代理、systemd</w:t>
-      </w:r>
-      <w:r>
-        <w:t xml:space="preserve"> </w:t>
-      </w:r>
-      <w:r>
-        <w:rPr>
-          <w:rFonts w:hint="eastAsia"/>
-        </w:rPr>
-        <w:t xml:space="preserve">备份定时器。</w:t>
+        <w:t xml:space="preserve">100%。数据为实训教学样例，落地时替换为系部真实手册与教师访谈。</w:t>
       </w:r>
     </w:p>
     <w:bookmarkEnd w:id="20"/>
-    <w:bookmarkStart w:id="21" w:name="七演示与交付"/>
+    <w:bookmarkStart w:id="21" w:name="七建设计划"/>
     <w:p>
       <w:pPr>
         <w:pStyle w:val="Heading1"/>
@@ -1339,104 +1910,26 @@
         <w:rPr>
           <w:rFonts w:hint="eastAsia"/>
         </w:rPr>
-        <w:t xml:space="preserve">七、演示与交付</w:t>
-      </w:r>
-    </w:p>
-    <w:p>
-      <w:pPr>
-        <w:pStyle w:val="Compact"/>
-        <w:numPr>
-          <w:ilvl w:val="0"/>
-          <w:numId w:val="1003"/>
-        </w:numPr>
-      </w:pPr>
-      <w:r>
-        <w:rPr>
-          <w:rFonts w:hint="eastAsia"/>
-        </w:rPr>
-        <w:t xml:space="preserve">本机服务：http://127.0.0.1:8787；智能体页：/agent；</w:t>
-      </w:r>
-    </w:p>
-    <w:p>
-      <w:pPr>
-        <w:pStyle w:val="Compact"/>
-        <w:numPr>
-          <w:ilvl w:val="0"/>
-          <w:numId w:val="1003"/>
-        </w:numPr>
-      </w:pPr>
-      <w:r>
-        <w:rPr>
-          <w:rFonts w:hint="eastAsia"/>
-        </w:rPr>
-        <w:t xml:space="preserve">单文件离线版：双击</w:t>
-      </w:r>
-      <w:r>
-        <w:t xml:space="preserve"> HTML </w:t>
-      </w:r>
-      <w:r>
-        <w:rPr>
-          <w:rFonts w:hint="eastAsia"/>
-        </w:rPr>
-        <w:t xml:space="preserve">即可运行，适合无网环境；</w:t>
-      </w:r>
-    </w:p>
-    <w:p>
-      <w:pPr>
-        <w:pStyle w:val="Compact"/>
-        <w:numPr>
-          <w:ilvl w:val="0"/>
-          <w:numId w:val="1003"/>
-        </w:numPr>
-      </w:pPr>
-      <w:r>
-        <w:rPr>
-          <w:rFonts w:hint="eastAsia"/>
-        </w:rPr>
-        <w:t xml:space="preserve">演示视频/截图：控制台、智能体页、点检、看板、工单；</w:t>
-      </w:r>
-    </w:p>
-    <w:p>
-      <w:pPr>
-        <w:pStyle w:val="Compact"/>
-        <w:numPr>
-          <w:ilvl w:val="0"/>
-          <w:numId w:val="1003"/>
-        </w:numPr>
-      </w:pPr>
-      <w:r>
-        <w:rPr>
-          <w:rFonts w:hint="eastAsia"/>
-        </w:rPr>
-        <w:t xml:space="preserve">源码、数据包、设计说明书、提示词规范与产品化文档随项目提交。</w:t>
-      </w:r>
-    </w:p>
-    <w:bookmarkEnd w:id="21"/>
-    <w:bookmarkStart w:id="22" w:name="八团队分工与计划"/>
-    <w:p>
-      <w:pPr>
-        <w:pStyle w:val="Heading1"/>
-      </w:pPr>
-      <w:r>
-        <w:rPr>
-          <w:rFonts w:hint="eastAsia"/>
-        </w:rPr>
-        <w:t xml:space="preserve">八、团队分工与计划</w:t>
+        <w:t xml:space="preserve">七、建设计划</w:t>
       </w:r>
     </w:p>
     <w:tbl>
       <w:tblPr>
         <w:tblStyle w:val="Table"/>
-        <w:tblW w:type="auto" w:w="0"/>
+        <w:tblW w:type="pct" w:w="5000"/>
+        <w:tblLayout w:type="fixed"/>
         <w:tblLook w:firstRow="1" w:lastRow="0" w:firstColumn="0" w:lastColumn="0" w:noHBand="0" w:noVBand="0" w:val="0020"/>
       </w:tblPr>
       <w:tblGrid>
-        <w:gridCol w:w="3960"/>
-        <w:gridCol w:w="3960"/>
+        <w:gridCol w:w="2640"/>
+        <w:gridCol w:w="2640"/>
+        <w:gridCol w:w="2640"/>
       </w:tblGrid>
       <w:tr>
         <w:trPr>
           <w:tblHeader w:val="on"/>
+          <w:cantSplit/>
+          <w:tblHeader/>
         </w:trPr>
         <w:tc>
           <w:tcPr/>
@@ -1449,271 +1942,288 @@
                 <w:rFonts w:hint="eastAsia"/>
                 <w:sz w:val="17"/>
               </w:rPr>
-              <w:t xml:space="preserve">角色</w:t>
-            </w:r>
-          </w:p>
-        </w:tc>
-        <w:tc>
-          <w:tcPr/>
-          <w:p>
-            <w:pPr>
-              <w:pStyle w:val="Compact"/>
-            </w:pPr>
-            <w:r>
-              <w:rPr>
-                <w:rFonts w:hint="eastAsia"/>
-                <w:sz w:val="17"/>
-              </w:rPr>
-              <w:t xml:space="preserve">工作</w:t>
+              <w:t xml:space="preserve">时间</w:t>
+            </w:r>
+          </w:p>
+        </w:tc>
+        <w:tc>
+          <w:tcPr/>
+          <w:p>
+            <w:pPr>
+              <w:pStyle w:val="Compact"/>
+            </w:pPr>
+            <w:r>
+              <w:rPr>
+                <w:rFonts w:hint="eastAsia"/>
+                <w:sz w:val="17"/>
+              </w:rPr>
+              <w:t xml:space="preserve">任务</w:t>
+            </w:r>
+          </w:p>
+        </w:tc>
+        <w:tc>
+          <w:tcPr/>
+          <w:p>
+            <w:pPr>
+              <w:pStyle w:val="Compact"/>
+            </w:pPr>
+            <w:r>
+              <w:rPr>
+                <w:rFonts w:hint="eastAsia"/>
+                <w:sz w:val="17"/>
+              </w:rPr>
+              <w:t xml:space="preserve">交付</w:t>
             </w:r>
           </w:p>
         </w:tc>
       </w:tr>
       <w:tr>
-        <w:tc>
-          <w:tcPr/>
-          <w:p>
-            <w:pPr>
-              <w:pStyle w:val="Compact"/>
-            </w:pPr>
-            <w:r>
-              <w:rPr>
-                <w:rFonts w:hint="eastAsia"/>
-                <w:sz w:val="17"/>
-              </w:rPr>
-              <w:t xml:space="preserve">组长</w:t>
-            </w:r>
-          </w:p>
-        </w:tc>
-        <w:tc>
-          <w:tcPr/>
-          <w:p>
-            <w:pPr>
-              <w:pStyle w:val="Compact"/>
-            </w:pPr>
-            <w:r>
-              <w:rPr>
-                <w:rFonts w:hint="eastAsia"/>
-                <w:sz w:val="17"/>
-              </w:rPr>
-              <w:t xml:space="preserve">需求、知识库、智能体编排、答辩</w:t>
+        <w:trPr>
+          <w:cantSplit/>
+        </w:trPr>
+        <w:tc>
+          <w:tcPr/>
+          <w:p>
+            <w:pPr>
+              <w:pStyle w:val="Compact"/>
+            </w:pPr>
+            <w:r>
+              <w:rPr>
+                <w:sz w:val="17"/>
+              </w:rPr>
+              <w:t xml:space="preserve">2026 Q4</w:t>
+            </w:r>
+          </w:p>
+        </w:tc>
+        <w:tc>
+          <w:tcPr/>
+          <w:p>
+            <w:pPr>
+              <w:pStyle w:val="Compact"/>
+            </w:pPr>
+            <w:r>
+              <w:rPr>
+                <w:rFonts w:hint="eastAsia"/>
+                <w:sz w:val="17"/>
+              </w:rPr>
+              <w:t xml:space="preserve">系部实训中心试点；完善</w:t>
+            </w:r>
+            <w:r>
+              <w:rPr>
+                <w:sz w:val="17"/>
+              </w:rPr>
+              <w:t xml:space="preserve"> 16 </w:t>
+            </w:r>
+            <w:r>
+              <w:rPr>
+                <w:rFonts w:hint="eastAsia"/>
+                <w:sz w:val="17"/>
+              </w:rPr>
+              <w:t xml:space="preserve">台设备知识库；教师培训</w:t>
+            </w:r>
+          </w:p>
+        </w:tc>
+        <w:tc>
+          <w:tcPr/>
+          <w:p>
+            <w:pPr>
+              <w:pStyle w:val="Compact"/>
+            </w:pPr>
+            <w:r>
+              <w:rPr>
+                <w:rFonts w:hint="eastAsia"/>
+                <w:sz w:val="17"/>
+              </w:rPr>
+              <w:t xml:space="preserve">系部试点报告、使用手册</w:t>
             </w:r>
           </w:p>
         </w:tc>
       </w:tr>
       <w:tr>
-        <w:tc>
-          <w:tcPr/>
-          <w:p>
-            <w:pPr>
-              <w:pStyle w:val="Compact"/>
-            </w:pPr>
-            <w:r>
-              <w:rPr>
-                <w:rFonts w:hint="eastAsia"/>
-                <w:sz w:val="17"/>
-              </w:rPr>
-              <w:t xml:space="preserve">成员</w:t>
-            </w:r>
-            <w:r>
-              <w:rPr>
-                <w:sz w:val="17"/>
-              </w:rPr>
-              <w:t xml:space="preserve"> A</w:t>
-            </w:r>
-          </w:p>
-        </w:tc>
-        <w:tc>
-          <w:tcPr/>
-          <w:p>
-            <w:pPr>
-              <w:pStyle w:val="Compact"/>
-            </w:pPr>
-            <w:r>
-              <w:rPr>
-                <w:rFonts w:hint="eastAsia"/>
-                <w:sz w:val="17"/>
-              </w:rPr>
-              <w:t xml:space="preserve">前端交互、点检/看板、测试</w:t>
+        <w:trPr>
+          <w:cantSplit/>
+        </w:trPr>
+        <w:tc>
+          <w:tcPr/>
+          <w:p>
+            <w:pPr>
+              <w:pStyle w:val="Compact"/>
+            </w:pPr>
+            <w:r>
+              <w:rPr>
+                <w:sz w:val="17"/>
+              </w:rPr>
+              <w:t xml:space="preserve">2027 Q1</w:t>
+            </w:r>
+          </w:p>
+        </w:tc>
+        <w:tc>
+          <w:tcPr/>
+          <w:p>
+            <w:pPr>
+              <w:pStyle w:val="Compact"/>
+            </w:pPr>
+            <w:r>
+              <w:rPr>
+                <w:rFonts w:hint="eastAsia"/>
+                <w:sz w:val="17"/>
+              </w:rPr>
+              <w:t xml:space="preserve">知识扩容至</w:t>
+            </w:r>
+            <w:r>
+              <w:rPr>
+                <w:sz w:val="17"/>
+              </w:rPr>
+              <w:t xml:space="preserve"> 100 </w:t>
+            </w:r>
+            <w:r>
+              <w:rPr>
+                <w:rFonts w:hint="eastAsia"/>
+                <w:sz w:val="17"/>
+              </w:rPr>
+              <w:t xml:space="preserve">条；接入系部设备台账与工单；R2</w:t>
+            </w:r>
+            <w:r>
+              <w:rPr>
+                <w:sz w:val="17"/>
+              </w:rPr>
+              <w:t xml:space="preserve"> </w:t>
+            </w:r>
+            <w:r>
+              <w:rPr>
+                <w:rFonts w:hint="eastAsia"/>
+                <w:sz w:val="17"/>
+              </w:rPr>
+              <w:t xml:space="preserve">登录/RBAC</w:t>
+            </w:r>
+          </w:p>
+        </w:tc>
+        <w:tc>
+          <w:tcPr/>
+          <w:p>
+            <w:pPr>
+              <w:pStyle w:val="Compact"/>
+            </w:pPr>
+            <w:r>
+              <w:rPr>
+                <w:rFonts w:hint="eastAsia"/>
+                <w:sz w:val="17"/>
+              </w:rPr>
+              <w:t xml:space="preserve">系部版系统、课程案例包</w:t>
             </w:r>
           </w:p>
         </w:tc>
       </w:tr>
       <w:tr>
-        <w:tc>
-          <w:tcPr/>
-          <w:p>
-            <w:pPr>
-              <w:pStyle w:val="Compact"/>
-            </w:pPr>
-            <w:r>
-              <w:rPr>
-                <w:rFonts w:hint="eastAsia"/>
-                <w:sz w:val="17"/>
-              </w:rPr>
-              <w:t xml:space="preserve">成员</w:t>
-            </w:r>
-            <w:r>
-              <w:rPr>
-                <w:sz w:val="17"/>
-              </w:rPr>
-              <w:t xml:space="preserve"> B</w:t>
-            </w:r>
-          </w:p>
-        </w:tc>
-        <w:tc>
-          <w:tcPr/>
-          <w:p>
-            <w:pPr>
-              <w:pStyle w:val="Compact"/>
-            </w:pPr>
-            <w:r>
-              <w:rPr>
-                <w:rFonts w:hint="eastAsia"/>
-                <w:sz w:val="17"/>
-              </w:rPr>
-              <w:t xml:space="preserve">检索引擎、数据整理、部署与运维</w:t>
+        <w:trPr>
+          <w:cantSplit/>
+        </w:trPr>
+        <w:tc>
+          <w:tcPr/>
+          <w:p>
+            <w:pPr>
+              <w:pStyle w:val="Compact"/>
+            </w:pPr>
+            <w:r>
+              <w:rPr>
+                <w:sz w:val="17"/>
+              </w:rPr>
+              <w:t xml:space="preserve">2027 Q2</w:t>
+            </w:r>
+          </w:p>
+        </w:tc>
+        <w:tc>
+          <w:tcPr/>
+          <w:p>
+            <w:pPr>
+              <w:pStyle w:val="Compact"/>
+            </w:pPr>
+            <w:r>
+              <w:rPr>
+                <w:rFonts w:hint="eastAsia"/>
+                <w:sz w:val="17"/>
+              </w:rPr>
+              <w:t xml:space="preserve">工业互联网数据接口试点；学生项目组；校级推广</w:t>
+            </w:r>
+          </w:p>
+        </w:tc>
+        <w:tc>
+          <w:tcPr/>
+          <w:p>
+            <w:pPr>
+              <w:pStyle w:val="Compact"/>
+            </w:pPr>
+            <w:r>
+              <w:rPr>
+                <w:rFonts w:hint="eastAsia"/>
+                <w:sz w:val="17"/>
+              </w:rPr>
+              <w:t xml:space="preserve">数据接口规范、校级案例</w:t>
             </w:r>
           </w:p>
         </w:tc>
       </w:tr>
       <w:tr>
-        <w:tc>
-          <w:tcPr/>
-          <w:p>
-            <w:pPr>
-              <w:pStyle w:val="Compact"/>
-            </w:pPr>
-            <w:r>
-              <w:rPr>
-                <w:rFonts w:hint="eastAsia"/>
-                <w:sz w:val="17"/>
-              </w:rPr>
-              <w:t xml:space="preserve">指导教师</w:t>
-            </w:r>
-          </w:p>
-        </w:tc>
-        <w:tc>
-          <w:tcPr/>
-          <w:p>
-            <w:pPr>
-              <w:pStyle w:val="Compact"/>
-            </w:pPr>
-            <w:r>
-              <w:rPr>
-                <w:rFonts w:hint="eastAsia"/>
-                <w:sz w:val="17"/>
-              </w:rPr>
-              <w:t xml:space="preserve">场景审核、知识复核、安全把关</w:t>
+        <w:trPr>
+          <w:cantSplit/>
+        </w:trPr>
+        <w:tc>
+          <w:tcPr/>
+          <w:p>
+            <w:pPr>
+              <w:pStyle w:val="Compact"/>
+            </w:pPr>
+            <w:r>
+              <w:rPr>
+                <w:sz w:val="17"/>
+              </w:rPr>
+              <w:t xml:space="preserve">2027 Q3-Q4</w:t>
+            </w:r>
+          </w:p>
+        </w:tc>
+        <w:tc>
+          <w:tcPr/>
+          <w:p>
+            <w:pPr>
+              <w:pStyle w:val="Compact"/>
+            </w:pPr>
+            <w:r>
+              <w:rPr>
+                <w:rFonts w:hint="eastAsia"/>
+                <w:sz w:val="17"/>
+              </w:rPr>
+              <w:t xml:space="preserve">区域中小企业试点；形成可复制方案</w:t>
+            </w:r>
+          </w:p>
+        </w:tc>
+        <w:tc>
+          <w:tcPr/>
+          <w:p>
+            <w:pPr>
+              <w:pStyle w:val="Compact"/>
+            </w:pPr>
+            <w:r>
+              <w:rPr>
+                <w:rFonts w:hint="eastAsia"/>
+                <w:sz w:val="17"/>
+              </w:rPr>
+              <w:t xml:space="preserve">社会服务案例、总结报告</w:t>
             </w:r>
           </w:p>
         </w:tc>
       </w:tr>
     </w:tbl>
+    <w:bookmarkEnd w:id="21"/>
+    <w:bookmarkStart w:id="22" w:name="八团队与保障"/>
     <w:p>
       <w:pPr>
-        <w:pStyle w:val="BodyText"/>
-      </w:pPr>
-      <w:r>
-        <w:rPr>
-          <w:rFonts w:hint="eastAsia"/>
-        </w:rPr>
-        <w:t xml:space="preserve">下一阶段：应用级登录/RBAC、知识版本与审核发布、PostgreSQL/多实例、压测与</w:t>
-      </w:r>
-      <w:r>
-        <w:t xml:space="preserve"> </w:t>
-      </w:r>
-      <w:r>
-        <w:rPr>
-          <w:rFonts w:hint="eastAsia"/>
-        </w:rPr>
-        <w:t xml:space="preserve">SLO、示范班级试点。</w:t>
-      </w:r>
-    </w:p>
-    <w:bookmarkEnd w:id="22"/>
-    <w:bookmarkStart w:id="23" w:name="九应用价值"/>
-    <w:p>
-      <w:pPr>
         <w:pStyle w:val="Heading1"/>
       </w:pPr>
       <w:r>
         <w:rPr>
           <w:rFonts w:hint="eastAsia"/>
         </w:rPr>
-        <w:t xml:space="preserve">九、应用价值</w:t>
-      </w:r>
-    </w:p>
-    <w:p>
-      <w:pPr>
-        <w:pStyle w:val="Compact"/>
-        <w:numPr>
-          <w:ilvl w:val="0"/>
-          <w:numId w:val="1004"/>
-        </w:numPr>
-      </w:pPr>
-      <w:r>
-        <w:rPr>
-          <w:rFonts w:hint="eastAsia"/>
-        </w:rPr>
-        <w:t xml:space="preserve">把“老师傅经验”变成可检索、可追溯、可复用的知识资产；</w:t>
-      </w:r>
-    </w:p>
-    <w:p>
-      <w:pPr>
-        <w:pStyle w:val="Compact"/>
-        <w:numPr>
-          <w:ilvl w:val="0"/>
-          <w:numId w:val="1004"/>
-        </w:numPr>
-      </w:pPr>
-      <w:r>
-        <w:rPr>
-          <w:rFonts w:hint="eastAsia"/>
-        </w:rPr>
-        <w:t xml:space="preserve">让新人按步骤排查，危险场景先停机断电，降低误操作；</w:t>
-      </w:r>
-    </w:p>
-    <w:p>
-      <w:pPr>
-        <w:pStyle w:val="Compact"/>
-        <w:numPr>
-          <w:ilvl w:val="0"/>
-          <w:numId w:val="1004"/>
-        </w:numPr>
-      </w:pPr>
-      <w:r>
-        <w:rPr>
-          <w:rFonts w:hint="eastAsia"/>
-        </w:rPr>
-        <w:t xml:space="preserve">点检—异常—工单—知识回流形成闭环，管理可量化；</w:t>
-      </w:r>
-    </w:p>
-    <w:p>
-      <w:pPr>
-        <w:pStyle w:val="Compact"/>
-        <w:numPr>
-          <w:ilvl w:val="0"/>
-          <w:numId w:val="1004"/>
-        </w:numPr>
-      </w:pPr>
-      <w:r>
-        <w:rPr>
-          <w:rFonts w:hint="eastAsia"/>
-        </w:rPr>
-        <w:t xml:space="preserve">离线可运行、低成本部署，适合实训室与中小企业起步使用。</w:t>
-      </w:r>
-    </w:p>
-    <w:bookmarkEnd w:id="23"/>
-    <w:bookmarkStart w:id="24" w:name="十风险与应对"/>
-    <w:p>
-      <w:pPr>
-        <w:pStyle w:val="Heading1"/>
-      </w:pPr>
-      <w:r>
-        <w:rPr>
-          <w:rFonts w:hint="eastAsia"/>
-        </w:rPr>
-        <w:t xml:space="preserve">十、风险与应对</w:t>
+        <w:t xml:space="preserve">八、团队与保障</w:t>
       </w:r>
     </w:p>
     <w:tbl>
@@ -1730,6 +2240,8 @@
       <w:tr>
         <w:trPr>
           <w:tblHeader w:val="on"/>
+          <w:cantSplit/>
+          <w:tblHeader/>
         </w:trPr>
         <w:tc>
           <w:tcPr/>
@@ -1742,263 +2254,202 @@
                 <w:rFonts w:hint="eastAsia"/>
                 <w:sz w:val="17"/>
               </w:rPr>
-              <w:t xml:space="preserve">风险</w:t>
-            </w:r>
-          </w:p>
-        </w:tc>
-        <w:tc>
-          <w:tcPr/>
-          <w:p>
-            <w:pPr>
-              <w:pStyle w:val="Compact"/>
-            </w:pPr>
-            <w:r>
-              <w:rPr>
-                <w:rFonts w:hint="eastAsia"/>
-                <w:sz w:val="17"/>
-              </w:rPr>
-              <w:t xml:space="preserve">应对</w:t>
+              <w:t xml:space="preserve">角色</w:t>
+            </w:r>
+          </w:p>
+        </w:tc>
+        <w:tc>
+          <w:tcPr/>
+          <w:p>
+            <w:pPr>
+              <w:pStyle w:val="Compact"/>
+            </w:pPr>
+            <w:r>
+              <w:rPr>
+                <w:rFonts w:hint="eastAsia"/>
+                <w:sz w:val="17"/>
+              </w:rPr>
+              <w:t xml:space="preserve">职责</w:t>
             </w:r>
           </w:p>
         </w:tc>
       </w:tr>
       <w:tr>
-        <w:tc>
-          <w:tcPr/>
-          <w:p>
-            <w:pPr>
-              <w:pStyle w:val="Compact"/>
-            </w:pPr>
-            <w:r>
-              <w:rPr>
-                <w:rFonts w:hint="eastAsia"/>
-                <w:sz w:val="17"/>
-              </w:rPr>
-              <w:t xml:space="preserve">知识来源不真实或过期</w:t>
-            </w:r>
-          </w:p>
-        </w:tc>
-        <w:tc>
-          <w:tcPr/>
-          <w:p>
-            <w:pPr>
-              <w:pStyle w:val="Compact"/>
-            </w:pPr>
-            <w:r>
-              <w:rPr>
-                <w:rFonts w:hint="eastAsia"/>
-                <w:sz w:val="17"/>
-              </w:rPr>
-              <w:t xml:space="preserve">每条知识带来源、审核人、生效日期；双人复核，过期条目下架不删除</w:t>
+        <w:trPr>
+          <w:cantSplit/>
+        </w:trPr>
+        <w:tc>
+          <w:tcPr/>
+          <w:p>
+            <w:pPr>
+              <w:pStyle w:val="Compact"/>
+            </w:pPr>
+            <w:r>
+              <w:rPr>
+                <w:rFonts w:hint="eastAsia"/>
+                <w:sz w:val="17"/>
+              </w:rPr>
+              <w:t xml:space="preserve">项目负责人：张庆涛（智能冶金系</w:t>
+            </w:r>
+            <w:r>
+              <w:rPr>
+                <w:sz w:val="17"/>
+              </w:rPr>
+              <w:t xml:space="preserve"> </w:t>
+            </w:r>
+            <w:r>
+              <w:rPr>
+                <w:rFonts w:hint="eastAsia"/>
+                <w:sz w:val="17"/>
+              </w:rPr>
+              <w:t xml:space="preserve">工业互联网）</w:t>
+            </w:r>
+          </w:p>
+        </w:tc>
+        <w:tc>
+          <w:tcPr/>
+          <w:p>
+            <w:pPr>
+              <w:pStyle w:val="Compact"/>
+            </w:pPr>
+            <w:r>
+              <w:rPr>
+                <w:rFonts w:hint="eastAsia"/>
+                <w:sz w:val="17"/>
+              </w:rPr>
+              <w:t xml:space="preserve">总体设计、知识库、智能体编排、系部协调与答辩</w:t>
             </w:r>
           </w:p>
         </w:tc>
       </w:tr>
       <w:tr>
-        <w:tc>
-          <w:tcPr/>
-          <w:p>
-            <w:pPr>
-              <w:pStyle w:val="Compact"/>
-            </w:pPr>
-            <w:r>
-              <w:rPr>
-                <w:rFonts w:hint="eastAsia"/>
-                <w:sz w:val="17"/>
-              </w:rPr>
-              <w:t xml:space="preserve">大模型编造参数</w:t>
-            </w:r>
-          </w:p>
-        </w:tc>
-        <w:tc>
-          <w:tcPr/>
-          <w:p>
-            <w:pPr>
-              <w:pStyle w:val="Compact"/>
-            </w:pPr>
-            <w:r>
-              <w:rPr>
-                <w:rFonts w:hint="eastAsia"/>
-                <w:sz w:val="17"/>
-              </w:rPr>
-              <w:t xml:space="preserve">证据过滤</w:t>
-            </w:r>
-            <w:r>
-              <w:rPr>
-                <w:sz w:val="17"/>
-              </w:rPr>
-              <w:t xml:space="preserve"> + </w:t>
-            </w:r>
-            <w:r>
-              <w:rPr>
-                <w:rFonts w:hint="eastAsia"/>
-                <w:sz w:val="17"/>
-              </w:rPr>
-              <w:t xml:space="preserve">引用校验</w:t>
-            </w:r>
-            <w:r>
-              <w:rPr>
-                <w:sz w:val="17"/>
-              </w:rPr>
-              <w:t xml:space="preserve"> + </w:t>
-            </w:r>
-            <w:r>
-              <w:rPr>
-                <w:rFonts w:hint="eastAsia"/>
-                <w:sz w:val="17"/>
-              </w:rPr>
-              <w:t xml:space="preserve">安全拦截；模型异常自动回退离线规则与模板</w:t>
+        <w:trPr>
+          <w:cantSplit/>
+        </w:trPr>
+        <w:tc>
+          <w:tcPr/>
+          <w:p>
+            <w:pPr>
+              <w:pStyle w:val="Compact"/>
+            </w:pPr>
+            <w:r>
+              <w:rPr>
+                <w:rFonts w:hint="eastAsia"/>
+                <w:sz w:val="17"/>
+              </w:rPr>
+              <w:t xml:space="preserve">系部指导教师</w:t>
+            </w:r>
+          </w:p>
+        </w:tc>
+        <w:tc>
+          <w:tcPr/>
+          <w:p>
+            <w:pPr>
+              <w:pStyle w:val="Compact"/>
+            </w:pPr>
+            <w:r>
+              <w:rPr>
+                <w:rFonts w:hint="eastAsia"/>
+                <w:sz w:val="17"/>
+              </w:rPr>
+              <w:t xml:space="preserve">设备场景审核、知识复核、安全把关</w:t>
             </w:r>
           </w:p>
         </w:tc>
       </w:tr>
       <w:tr>
-        <w:tc>
-          <w:tcPr/>
-          <w:p>
-            <w:pPr>
-              <w:pStyle w:val="Compact"/>
-            </w:pPr>
-            <w:r>
-              <w:rPr>
-                <w:rFonts w:hint="eastAsia"/>
-                <w:sz w:val="17"/>
-              </w:rPr>
-              <w:t xml:space="preserve">现场操作安全</w:t>
-            </w:r>
-          </w:p>
-        </w:tc>
-        <w:tc>
-          <w:tcPr/>
-          <w:p>
-            <w:pPr>
-              <w:pStyle w:val="Compact"/>
-            </w:pPr>
-            <w:r>
-              <w:rPr>
-                <w:rFonts w:hint="eastAsia"/>
-                <w:sz w:val="17"/>
-              </w:rPr>
-              <w:t xml:space="preserve">危险请求先停机断电；排查树设安全确认门；高风险动作要求教师/值班人员确认</w:t>
+        <w:trPr>
+          <w:cantSplit/>
+        </w:trPr>
+        <w:tc>
+          <w:tcPr/>
+          <w:p>
+            <w:pPr>
+              <w:pStyle w:val="Compact"/>
+            </w:pPr>
+            <w:r>
+              <w:rPr>
+                <w:rFonts w:hint="eastAsia"/>
+                <w:sz w:val="17"/>
+              </w:rPr>
+              <w:t xml:space="preserve">学生成员</w:t>
+            </w:r>
+          </w:p>
+        </w:tc>
+        <w:tc>
+          <w:tcPr/>
+          <w:p>
+            <w:pPr>
+              <w:pStyle w:val="Compact"/>
+            </w:pPr>
+            <w:r>
+              <w:rPr>
+                <w:rFonts w:hint="eastAsia"/>
+                <w:sz w:val="17"/>
+              </w:rPr>
+              <w:t xml:space="preserve">前端交互、点检/看板、数据整理、测试</w:t>
             </w:r>
           </w:p>
         </w:tc>
       </w:tr>
       <w:tr>
-        <w:tc>
-          <w:tcPr/>
-          <w:p>
-            <w:pPr>
-              <w:pStyle w:val="Compact"/>
-            </w:pPr>
-            <w:r>
-              <w:rPr>
-                <w:rFonts w:hint="eastAsia"/>
-                <w:sz w:val="17"/>
-              </w:rPr>
-              <w:t xml:space="preserve">部署与运维门槛</w:t>
-            </w:r>
-          </w:p>
-        </w:tc>
-        <w:tc>
-          <w:tcPr/>
-          <w:p>
-            <w:pPr>
-              <w:pStyle w:val="Compact"/>
-            </w:pPr>
-            <w:r>
-              <w:rPr>
-                <w:rFonts w:hint="eastAsia"/>
-                <w:sz w:val="17"/>
-              </w:rPr>
-              <w:t xml:space="preserve">提供单文件离线版、Docker/nginx/systemd</w:t>
-            </w:r>
-            <w:r>
-              <w:rPr>
-                <w:sz w:val="17"/>
-              </w:rPr>
-              <w:t xml:space="preserve"> </w:t>
-            </w:r>
-            <w:r>
-              <w:rPr>
-                <w:rFonts w:hint="eastAsia"/>
-                <w:sz w:val="17"/>
-              </w:rPr>
-              <w:t xml:space="preserve">与备份脚本；生产基线含</w:t>
-            </w:r>
-            <w:r>
-              <w:rPr>
-                <w:sz w:val="17"/>
-              </w:rPr>
-              <w:t xml:space="preserve"> SQLite </w:t>
-            </w:r>
-            <w:r>
-              <w:rPr>
-                <w:rFonts w:hint="eastAsia"/>
-                <w:sz w:val="17"/>
-              </w:rPr>
-              <w:t xml:space="preserve">持久化、Token</w:t>
-            </w:r>
-            <w:r>
-              <w:rPr>
-                <w:sz w:val="17"/>
-              </w:rPr>
-              <w:t xml:space="preserve"> </w:t>
-            </w:r>
-            <w:r>
-              <w:rPr>
-                <w:rFonts w:hint="eastAsia"/>
-                <w:sz w:val="17"/>
-              </w:rPr>
-              <w:t xml:space="preserve">鉴权、就绪与指标</w:t>
-            </w:r>
-          </w:p>
-        </w:tc>
-      </w:tr>
-      <w:tr>
-        <w:tc>
-          <w:tcPr/>
-          <w:p>
-            <w:pPr>
-              <w:pStyle w:val="Compact"/>
-            </w:pPr>
-            <w:r>
-              <w:rPr>
-                <w:rFonts w:hint="eastAsia"/>
-                <w:sz w:val="17"/>
-              </w:rPr>
-              <w:t xml:space="preserve">数据隐私</w:t>
-            </w:r>
-          </w:p>
-        </w:tc>
-        <w:tc>
-          <w:tcPr/>
-          <w:p>
-            <w:pPr>
-              <w:pStyle w:val="Compact"/>
-            </w:pPr>
-            <w:r>
-              <w:rPr>
-                <w:rFonts w:hint="eastAsia"/>
-                <w:sz w:val="17"/>
-              </w:rPr>
-              <w:t xml:space="preserve">仅使用教学样例与公开手册；访谈稿匿名化，不采集真实企业敏感数据</w:t>
+        <w:trPr>
+          <w:cantSplit/>
+        </w:trPr>
+        <w:tc>
+          <w:tcPr/>
+          <w:p>
+            <w:pPr>
+              <w:pStyle w:val="Compact"/>
+            </w:pPr>
+            <w:r>
+              <w:rPr>
+                <w:rFonts w:hint="eastAsia"/>
+                <w:sz w:val="17"/>
+              </w:rPr>
+              <w:t xml:space="preserve">企业导师（拟）</w:t>
+            </w:r>
+          </w:p>
+        </w:tc>
+        <w:tc>
+          <w:tcPr/>
+          <w:p>
+            <w:pPr>
+              <w:pStyle w:val="Compact"/>
+            </w:pPr>
+            <w:r>
+              <w:rPr>
+                <w:rFonts w:hint="eastAsia"/>
+                <w:sz w:val="17"/>
+              </w:rPr>
+              <w:t xml:space="preserve">真实工单与现场案例、岗位能力对照</w:t>
             </w:r>
           </w:p>
         </w:tc>
       </w:tr>
     </w:tbl>
-    <w:bookmarkEnd w:id="24"/>
-    <w:bookmarkStart w:id="25" w:name="十一预期成果与可持续"/>
     <w:p>
       <w:pPr>
+        <w:pStyle w:val="BodyText"/>
+      </w:pPr>
+      <w:r>
+        <w:rPr>
+          <w:rFonts w:hint="eastAsia"/>
+        </w:rPr>
+        <w:t xml:space="preserve">保障：依托智能冶金系实训中心设备与教师资源；采用离线优先、低成本部署，先在系部机房/实训室边缘服务器运行，数据不出校；按学校数据治理与安全要求逐步推广。</w:t>
+      </w:r>
+    </w:p>
+    <w:bookmarkEnd w:id="22"/>
+    <w:bookmarkStart w:id="23" w:name="九预期成果与应用价值"/>
+    <w:p>
+      <w:pPr>
         <w:pStyle w:val="Heading1"/>
       </w:pPr>
       <w:r>
         <w:rPr>
           <w:rFonts w:hint="eastAsia"/>
         </w:rPr>
-        <w:t xml:space="preserve">十一、预期成果与可持续</w:t>
+        <w:t xml:space="preserve">九、预期成果与应用价值</w:t>
       </w:r>
     </w:p>
     <w:p>
@@ -2006,7 +2457,7 @@
         <w:pStyle w:val="Compact"/>
         <w:numPr>
           <w:ilvl w:val="0"/>
-          <w:numId w:val="1005"/>
+          <w:numId w:val="1003"/>
         </w:numPr>
       </w:pPr>
       <w:r>
@@ -2030,7 +2481,7 @@
         <w:rPr>
           <w:rFonts w:hint="eastAsia"/>
         </w:rPr>
-        <w:t xml:space="preserve">套可复用的实训故障诊断与点检案例，支持</w:t>
+        <w:t xml:space="preserve">套可复用的实训故障诊断与点检案例，支撑</w:t>
       </w:r>
       <w:r>
         <w:t xml:space="preserve"> 3 </w:t>
@@ -2047,7 +2498,7 @@
         <w:pStyle w:val="Compact"/>
         <w:numPr>
           <w:ilvl w:val="0"/>
-          <w:numId w:val="1005"/>
+          <w:numId w:val="1003"/>
         </w:numPr>
       </w:pPr>
       <w:r>
@@ -2062,16 +2513,7 @@
         <w:rPr>
           <w:rFonts w:hint="eastAsia"/>
         </w:rPr>
-        <w:t xml:space="preserve">：扩充至</w:t>
-      </w:r>
-      <w:r>
-        <w:t xml:space="preserve"> 100 </w:t>
-      </w:r>
-      <w:r>
-        <w:rPr>
-          <w:rFonts w:hint="eastAsia"/>
-        </w:rPr>
-        <w:t xml:space="preserve">条以上设备与工艺知识，建立教师审核与版本发布流程；</w:t>
+        <w:t xml:space="preserve">：建成系部设备知识库与教师访谈库，形成“维修—沉淀—复用”闭环；</w:t>
       </w:r>
     </w:p>
     <w:p>
@@ -2079,7 +2521,7 @@
         <w:pStyle w:val="Compact"/>
         <w:numPr>
           <w:ilvl w:val="0"/>
-          <w:numId w:val="1005"/>
+          <w:numId w:val="1003"/>
         </w:numPr>
       </w:pPr>
       <w:r>
@@ -2088,58 +2530,13 @@
           <w:b/>
           <w:bCs/>
         </w:rPr>
-        <w:t xml:space="preserve">技术演进</w:t>
-      </w:r>
-      <w:r>
-        <w:rPr>
-          <w:rFonts w:hint="eastAsia"/>
-        </w:rPr>
-        <w:t xml:space="preserve">：R2</w:t>
-      </w:r>
-      <w:r>
-        <w:t xml:space="preserve"> </w:t>
-      </w:r>
-      <w:r>
-        <w:rPr>
-          <w:rFonts w:hint="eastAsia"/>
-        </w:rPr>
-        <w:t xml:space="preserve">完成应用登录/RBAC</w:t>
-      </w:r>
-      <w:r>
-        <w:t xml:space="preserve"> </w:t>
-      </w:r>
-      <w:r>
-        <w:rPr>
-          <w:rFonts w:hint="eastAsia"/>
-        </w:rPr>
-        <w:t xml:space="preserve">与</w:t>
-      </w:r>
-      <w:r>
-        <w:t xml:space="preserve"> CI </w:t>
-      </w:r>
-      <w:r>
-        <w:rPr>
-          <w:rFonts w:hint="eastAsia"/>
-        </w:rPr>
-        <w:t xml:space="preserve">生产门禁，R3</w:t>
-      </w:r>
-      <w:r>
-        <w:t xml:space="preserve"> </w:t>
-      </w:r>
-      <w:r>
-        <w:rPr>
-          <w:rFonts w:hint="eastAsia"/>
-        </w:rPr>
-        <w:t xml:space="preserve">支持</w:t>
-      </w:r>
-      <w:r>
-        <w:t xml:space="preserve"> </w:t>
-      </w:r>
-      <w:r>
-        <w:rPr>
-          <w:rFonts w:hint="eastAsia"/>
-        </w:rPr>
-        <w:t xml:space="preserve">PostgreSQL/多实例与压测；</w:t>
+        <w:t xml:space="preserve">学生能力</w:t>
+      </w:r>
+      <w:r>
+        <w:rPr>
+          <w:rFonts w:hint="eastAsia"/>
+        </w:rPr>
+        <w:t xml:space="preserve">：学生掌握设备诊断、点检、智能体与工业互联网运维的复合技能；</w:t>
       </w:r>
     </w:p>
     <w:p>
@@ -2147,7 +2544,7 @@
         <w:pStyle w:val="Compact"/>
         <w:numPr>
           <w:ilvl w:val="0"/>
-          <w:numId w:val="1005"/>
+          <w:numId w:val="1003"/>
         </w:numPr>
       </w:pPr>
       <w:r>
@@ -2156,27 +2553,326 @@
           <w:b/>
           <w:bCs/>
         </w:rPr>
-        <w:t xml:space="preserve">运营机制</w:t>
-      </w:r>
-      <w:r>
-        <w:rPr>
-          <w:rFonts w:hint="eastAsia"/>
-        </w:rPr>
-        <w:t xml:space="preserve">：每学期更新知识、每季度复盘故障案例，工单结案自动进入知识候选池，形成“维修—沉淀—复用”的长期闭环。</w:t>
+        <w:t xml:space="preserve">社会服务</w:t>
+      </w:r>
+      <w:r>
+        <w:rPr>
+          <w:rFonts w:hint="eastAsia"/>
+        </w:rPr>
+        <w:t xml:space="preserve">：为日照区域冶金与装备制造中小企业提供低成本设备运维数字化方案；</w:t>
       </w:r>
     </w:p>
     <w:p>
       <w:pPr>
+        <w:pStyle w:val="Compact"/>
+        <w:numPr>
+          <w:ilvl w:val="0"/>
+          <w:numId w:val="1003"/>
+        </w:numPr>
+      </w:pPr>
+      <w:r>
+        <w:rPr>
+          <w:rFonts w:hint="eastAsia"/>
+          <w:b/>
+          <w:bCs/>
+        </w:rPr>
+        <w:t xml:space="preserve">可持续</w:t>
+      </w:r>
+      <w:r>
+        <w:rPr>
+          <w:rFonts w:hint="eastAsia"/>
+        </w:rPr>
+        <w:t xml:space="preserve">：每学期更新知识、每季度复盘故障案例，工单结案自动进入知识候选池。</w:t>
+      </w:r>
+    </w:p>
+    <w:bookmarkEnd w:id="23"/>
+    <w:bookmarkStart w:id="24" w:name="十风险与应对"/>
+    <w:p>
+      <w:pPr>
+        <w:pStyle w:val="Heading1"/>
+      </w:pPr>
+      <w:r>
+        <w:rPr>
+          <w:rFonts w:hint="eastAsia"/>
+        </w:rPr>
+        <w:t xml:space="preserve">十、风险与应对</w:t>
+      </w:r>
+    </w:p>
+    <w:tbl>
+      <w:tblPr>
+        <w:tblStyle w:val="Table"/>
+        <w:tblW w:type="pct" w:w="5000"/>
+        <w:tblLayout w:type="fixed"/>
+        <w:tblLook w:firstRow="1" w:lastRow="0" w:firstColumn="0" w:lastColumn="0" w:noHBand="0" w:noVBand="0" w:val="0020"/>
+      </w:tblPr>
+      <w:tblGrid>
+        <w:gridCol w:w="3960"/>
+        <w:gridCol w:w="3960"/>
+      </w:tblGrid>
+      <w:tr>
+        <w:trPr>
+          <w:tblHeader w:val="on"/>
+          <w:cantSplit/>
+          <w:tblHeader/>
+        </w:trPr>
+        <w:tc>
+          <w:tcPr/>
+          <w:p>
+            <w:pPr>
+              <w:pStyle w:val="Compact"/>
+            </w:pPr>
+            <w:r>
+              <w:rPr>
+                <w:rFonts w:hint="eastAsia"/>
+                <w:sz w:val="17"/>
+              </w:rPr>
+              <w:t xml:space="preserve">风险</w:t>
+            </w:r>
+          </w:p>
+        </w:tc>
+        <w:tc>
+          <w:tcPr/>
+          <w:p>
+            <w:pPr>
+              <w:pStyle w:val="Compact"/>
+            </w:pPr>
+            <w:r>
+              <w:rPr>
+                <w:rFonts w:hint="eastAsia"/>
+                <w:sz w:val="17"/>
+              </w:rPr>
+              <w:t xml:space="preserve">应对</w:t>
+            </w:r>
+          </w:p>
+        </w:tc>
+      </w:tr>
+      <w:tr>
+        <w:trPr>
+          <w:cantSplit/>
+        </w:trPr>
+        <w:tc>
+          <w:tcPr/>
+          <w:p>
+            <w:pPr>
+              <w:pStyle w:val="Compact"/>
+            </w:pPr>
+            <w:r>
+              <w:rPr>
+                <w:rFonts w:hint="eastAsia"/>
+                <w:sz w:val="17"/>
+              </w:rPr>
+              <w:t xml:space="preserve">知识来源不真实或过期</w:t>
+            </w:r>
+          </w:p>
+        </w:tc>
+        <w:tc>
+          <w:tcPr/>
+          <w:p>
+            <w:pPr>
+              <w:pStyle w:val="Compact"/>
+            </w:pPr>
+            <w:r>
+              <w:rPr>
+                <w:rFonts w:hint="eastAsia"/>
+                <w:sz w:val="17"/>
+              </w:rPr>
+              <w:t xml:space="preserve">来源、审核人、生效日期齐全；双人复核，过期下架不删除</w:t>
+            </w:r>
+          </w:p>
+        </w:tc>
+      </w:tr>
+      <w:tr>
+        <w:trPr>
+          <w:cantSplit/>
+        </w:trPr>
+        <w:tc>
+          <w:tcPr/>
+          <w:p>
+            <w:pPr>
+              <w:pStyle w:val="Compact"/>
+            </w:pPr>
+            <w:r>
+              <w:rPr>
+                <w:rFonts w:hint="eastAsia"/>
+                <w:sz w:val="17"/>
+              </w:rPr>
+              <w:t xml:space="preserve">大模型编造参数</w:t>
+            </w:r>
+          </w:p>
+        </w:tc>
+        <w:tc>
+          <w:tcPr/>
+          <w:p>
+            <w:pPr>
+              <w:pStyle w:val="Compact"/>
+            </w:pPr>
+            <w:r>
+              <w:rPr>
+                <w:rFonts w:hint="eastAsia"/>
+                <w:sz w:val="17"/>
+              </w:rPr>
+              <w:t xml:space="preserve">证据过滤</w:t>
+            </w:r>
+            <w:r>
+              <w:rPr>
+                <w:sz w:val="17"/>
+              </w:rPr>
+              <w:t xml:space="preserve"> + </w:t>
+            </w:r>
+            <w:r>
+              <w:rPr>
+                <w:rFonts w:hint="eastAsia"/>
+                <w:sz w:val="17"/>
+              </w:rPr>
+              <w:t xml:space="preserve">引用校验</w:t>
+            </w:r>
+            <w:r>
+              <w:rPr>
+                <w:sz w:val="17"/>
+              </w:rPr>
+              <w:t xml:space="preserve"> + </w:t>
+            </w:r>
+            <w:r>
+              <w:rPr>
+                <w:rFonts w:hint="eastAsia"/>
+                <w:sz w:val="17"/>
+              </w:rPr>
+              <w:t xml:space="preserve">安全拦截；模型异常自动回退离线</w:t>
+            </w:r>
+          </w:p>
+        </w:tc>
+      </w:tr>
+      <w:tr>
+        <w:trPr>
+          <w:cantSplit/>
+        </w:trPr>
+        <w:tc>
+          <w:tcPr/>
+          <w:p>
+            <w:pPr>
+              <w:pStyle w:val="Compact"/>
+            </w:pPr>
+            <w:r>
+              <w:rPr>
+                <w:rFonts w:hint="eastAsia"/>
+                <w:sz w:val="17"/>
+              </w:rPr>
+              <w:t xml:space="preserve">现场操作安全</w:t>
+            </w:r>
+          </w:p>
+        </w:tc>
+        <w:tc>
+          <w:tcPr/>
+          <w:p>
+            <w:pPr>
+              <w:pStyle w:val="Compact"/>
+            </w:pPr>
+            <w:r>
+              <w:rPr>
+                <w:rFonts w:hint="eastAsia"/>
+                <w:sz w:val="17"/>
+              </w:rPr>
+              <w:t xml:space="preserve">危险请求先停机断电；排查树设安全确认门；高风险动作要求教师/值班人员确认</w:t>
+            </w:r>
+          </w:p>
+        </w:tc>
+      </w:tr>
+      <w:tr>
+        <w:trPr>
+          <w:cantSplit/>
+        </w:trPr>
+        <w:tc>
+          <w:tcPr/>
+          <w:p>
+            <w:pPr>
+              <w:pStyle w:val="Compact"/>
+            </w:pPr>
+            <w:r>
+              <w:rPr>
+                <w:rFonts w:hint="eastAsia"/>
+                <w:sz w:val="17"/>
+              </w:rPr>
+              <w:t xml:space="preserve">部署与运维门槛</w:t>
+            </w:r>
+          </w:p>
+        </w:tc>
+        <w:tc>
+          <w:tcPr/>
+          <w:p>
+            <w:pPr>
+              <w:pStyle w:val="Compact"/>
+            </w:pPr>
+            <w:r>
+              <w:rPr>
+                <w:rFonts w:hint="eastAsia"/>
+                <w:sz w:val="17"/>
+              </w:rPr>
+              <w:t xml:space="preserve">提供离线单文件、Docker/nginx/systemd</w:t>
+            </w:r>
+            <w:r>
+              <w:rPr>
+                <w:sz w:val="17"/>
+              </w:rPr>
+              <w:t xml:space="preserve"> </w:t>
+            </w:r>
+            <w:r>
+              <w:rPr>
+                <w:rFonts w:hint="eastAsia"/>
+                <w:sz w:val="17"/>
+              </w:rPr>
+              <w:t xml:space="preserve">与备份脚本；系部先试点再推广</w:t>
+            </w:r>
+          </w:p>
+        </w:tc>
+      </w:tr>
+      <w:tr>
+        <w:trPr>
+          <w:cantSplit/>
+        </w:trPr>
+        <w:tc>
+          <w:tcPr/>
+          <w:p>
+            <w:pPr>
+              <w:pStyle w:val="Compact"/>
+            </w:pPr>
+            <w:r>
+              <w:rPr>
+                <w:rFonts w:hint="eastAsia"/>
+                <w:sz w:val="17"/>
+              </w:rPr>
+              <w:t xml:space="preserve">数据隐私</w:t>
+            </w:r>
+          </w:p>
+        </w:tc>
+        <w:tc>
+          <w:tcPr/>
+          <w:p>
+            <w:pPr>
+              <w:pStyle w:val="Compact"/>
+            </w:pPr>
+            <w:r>
+              <w:rPr>
+                <w:rFonts w:hint="eastAsia"/>
+                <w:sz w:val="17"/>
+              </w:rPr>
+              <w:t xml:space="preserve">仅使用教学样例与公开手册；访谈稿匿名化，不采集企业敏感数据</w:t>
+            </w:r>
+          </w:p>
+        </w:tc>
+      </w:tr>
+    </w:tbl>
+    <w:p>
+      <w:pPr>
         <w:pStyle w:val="BlockText"/>
       </w:pPr>
       <w:r>
         <w:rPr>
           <w:rFonts w:hint="eastAsia"/>
         </w:rPr>
-        <w:t xml:space="preserve">说明：本方案中的设备与知识为实训教学样例，落地时将替换为系部真实手册与教师访谈；系统可按学校数据治理要求部署在校内服务器或私有云。</w:t>
+        <w:t xml:space="preserve">说明：本方案中的设备与知识为智能冶金系实训教学样例，落地时替换为系部真实手册与教师访谈；系统可按学校数据治理要求部署在校内服务器或私有云。</w:t>
       </w:r>
     </w:p>
-    <w:bookmarkEnd w:id="25"/>
+    <w:bookmarkEnd w:id="24"/>
     <w:sectPr>
       <w:footnotePr>
         <w:numRestart w:val="eachSect"/>
@@ -2483,12 +3179,6 @@
     <w:abstractNumId w:val="991"/>
   </w:num>
   <w:num w:numId="1002">
-    <w:abstractNumId w:val="991"/>
-  </w:num>
-  <w:num w:numId="1003">
-    <w:abstractNumId w:val="991"/>
-  </w:num>
-  <w:num w:numId="1004">
     <w:abstractNumId w:val="99411"/>
     <w:lvlOverride w:ilvl="0">
       <w:startOverride w:val="1"/>
@@ -2518,7 +3208,7 @@
       <w:startOverride w:val="1"/>
     </w:lvlOverride>
   </w:num>
-  <w:num w:numId="1005">
+  <w:num w:numId="1003">
     <w:abstractNumId w:val="991"/>
   </w:num>
 </w:numbering>

--- a/design/项目方案.docx
+++ b/design/项目方案.docx
@@ -41,7 +41,7 @@
         <w:rPr>
           <w:rFonts w:hint="eastAsia"/>
         </w:rPr>
-        <w:t xml:space="preserve">张庆涛（日照职业技术大学</w:t>
+        <w:t xml:space="preserve">项目负责人：张庆涛（日照职业技术大学</w:t>
       </w:r>
       <w:r>
         <w:t xml:space="preserve"> </w:t>
@@ -60,6 +60,26 @@
           <w:rFonts w:hint="eastAsia"/>
         </w:rPr>
         <w:t xml:space="preserve">工业互联网）</w:t>
+      </w:r>
+    </w:p>
+    <w:p>
+      <w:pPr>
+        <w:pStyle w:val="Author"/>
+      </w:pPr>
+      <w:r>
+        <w:rPr>
+          <w:rFonts w:hint="eastAsia"/>
+        </w:rPr>
+        <w:t xml:space="preserve">指导教师：张海波</w:t>
+      </w:r>
+      <w:r>
+        <w:t xml:space="preserve">　</w:t>
+      </w:r>
+      <w:r>
+        <w:rPr>
+          <w:rFonts w:hint="eastAsia"/>
+        </w:rPr>
+        <w:t xml:space="preserve">团队成员：刘宝硕、刘信泽</w:t>
       </w:r>
     </w:p>
     <w:p>
@@ -269,7 +289,7 @@
             <w:r>
               <w:rPr>
                 <w:rFonts w:hint="eastAsia"/>
-                <w:sz w:val="17"/>
+                <w:sz w:val="16"/>
               </w:rPr>
               <w:t xml:space="preserve">阶段</w:t>
             </w:r>
@@ -284,7 +304,7 @@
             <w:r>
               <w:rPr>
                 <w:rFonts w:hint="eastAsia"/>
-                <w:sz w:val="17"/>
+                <w:sz w:val="16"/>
               </w:rPr>
               <w:t xml:space="preserve">目标</w:t>
             </w:r>
@@ -304,7 +324,7 @@
             <w:r>
               <w:rPr>
                 <w:rFonts w:hint="eastAsia"/>
-                <w:sz w:val="17"/>
+                <w:sz w:val="16"/>
               </w:rPr>
               <w:t xml:space="preserve">近期（2026）</w:t>
             </w:r>
@@ -319,46 +339,46 @@
             <w:r>
               <w:rPr>
                 <w:rFonts w:hint="eastAsia"/>
-                <w:sz w:val="17"/>
+                <w:sz w:val="16"/>
               </w:rPr>
               <w:t xml:space="preserve">覆盖智能冶金系实训中心</w:t>
             </w:r>
             <w:r>
               <w:rPr>
-                <w:sz w:val="17"/>
+                <w:sz w:val="16"/>
               </w:rPr>
               <w:t xml:space="preserve"> 16 </w:t>
             </w:r>
             <w:r>
               <w:rPr>
                 <w:rFonts w:hint="eastAsia"/>
-                <w:sz w:val="17"/>
+                <w:sz w:val="16"/>
               </w:rPr>
               <w:t xml:space="preserve">台典型设备、63</w:t>
             </w:r>
             <w:r>
               <w:rPr>
-                <w:sz w:val="17"/>
+                <w:sz w:val="16"/>
               </w:rPr>
               <w:t xml:space="preserve"> </w:t>
             </w:r>
             <w:r>
               <w:rPr>
                 <w:rFonts w:hint="eastAsia"/>
-                <w:sz w:val="17"/>
+                <w:sz w:val="16"/>
               </w:rPr>
               <w:t xml:space="preserve">条知识与</w:t>
             </w:r>
             <w:r>
               <w:rPr>
-                <w:sz w:val="17"/>
+                <w:sz w:val="16"/>
               </w:rPr>
               <w:t xml:space="preserve"> 119 </w:t>
             </w:r>
             <w:r>
               <w:rPr>
                 <w:rFonts w:hint="eastAsia"/>
-                <w:sz w:val="17"/>
+                <w:sz w:val="16"/>
               </w:rPr>
               <w:t xml:space="preserve">项点检，完成系部试点</w:t>
             </w:r>
@@ -378,7 +398,7 @@
             <w:r>
               <w:rPr>
                 <w:rFonts w:hint="eastAsia"/>
-                <w:sz w:val="17"/>
+                <w:sz w:val="16"/>
               </w:rPr>
               <w:t xml:space="preserve">中期（2027）</w:t>
             </w:r>
@@ -393,20 +413,20 @@
             <w:r>
               <w:rPr>
                 <w:rFonts w:hint="eastAsia"/>
-                <w:sz w:val="17"/>
+                <w:sz w:val="16"/>
               </w:rPr>
               <w:t xml:space="preserve">知识扩容至</w:t>
             </w:r>
             <w:r>
               <w:rPr>
-                <w:sz w:val="17"/>
+                <w:sz w:val="16"/>
               </w:rPr>
               <w:t xml:space="preserve"> 100 </w:t>
             </w:r>
             <w:r>
               <w:rPr>
                 <w:rFonts w:hint="eastAsia"/>
-                <w:sz w:val="17"/>
+                <w:sz w:val="16"/>
               </w:rPr>
               <w:t xml:space="preserve">条以上，接入系部设备台账与工单流程，支撑工业互联网专业课程案例</w:t>
             </w:r>
@@ -426,7 +446,7 @@
             <w:r>
               <w:rPr>
                 <w:rFonts w:hint="eastAsia"/>
-                <w:sz w:val="17"/>
+                <w:sz w:val="16"/>
               </w:rPr>
               <w:t xml:space="preserve">长期</w:t>
             </w:r>
@@ -441,7 +461,7 @@
             <w:r>
               <w:rPr>
                 <w:rFonts w:hint="eastAsia"/>
-                <w:sz w:val="17"/>
+                <w:sz w:val="16"/>
               </w:rPr>
               <w:t xml:space="preserve">形成可复制到区域冶金与装备制造企业的设备运维智能体，预留工业互联网数据接口</w:t>
             </w:r>
@@ -489,7 +509,7 @@
             <w:r>
               <w:rPr>
                 <w:rFonts w:hint="eastAsia"/>
-                <w:sz w:val="17"/>
+                <w:sz w:val="16"/>
               </w:rPr>
               <w:t xml:space="preserve">用户</w:t>
             </w:r>
@@ -504,7 +524,7 @@
             <w:r>
               <w:rPr>
                 <w:rFonts w:hint="eastAsia"/>
-                <w:sz w:val="17"/>
+                <w:sz w:val="16"/>
               </w:rPr>
               <w:t xml:space="preserve">场景</w:t>
             </w:r>
@@ -519,7 +539,7 @@
             <w:r>
               <w:rPr>
                 <w:rFonts w:hint="eastAsia"/>
-                <w:sz w:val="17"/>
+                <w:sz w:val="16"/>
               </w:rPr>
               <w:t xml:space="preserve">价值</w:t>
             </w:r>
@@ -539,7 +559,7 @@
             <w:r>
               <w:rPr>
                 <w:rFonts w:hint="eastAsia"/>
-                <w:sz w:val="17"/>
+                <w:sz w:val="16"/>
               </w:rPr>
               <w:t xml:space="preserve">智能冶金系实训学生</w:t>
             </w:r>
@@ -554,7 +574,7 @@
             <w:r>
               <w:rPr>
                 <w:rFonts w:hint="eastAsia"/>
-                <w:sz w:val="17"/>
+                <w:sz w:val="16"/>
               </w:rPr>
               <w:t xml:space="preserve">故障现象问答、排查引导、点检填报</w:t>
             </w:r>
@@ -569,7 +589,7 @@
             <w:r>
               <w:rPr>
                 <w:rFonts w:hint="eastAsia"/>
-                <w:sz w:val="17"/>
+                <w:sz w:val="16"/>
               </w:rPr>
               <w:t xml:space="preserve">按标准步骤排查，先安全后操作</w:t>
             </w:r>
@@ -589,7 +609,7 @@
             <w:r>
               <w:rPr>
                 <w:rFonts w:hint="eastAsia"/>
-                <w:sz w:val="17"/>
+                <w:sz w:val="16"/>
               </w:rPr>
               <w:t xml:space="preserve">系部教师/设备管理员</w:t>
             </w:r>
@@ -604,7 +624,7 @@
             <w:r>
               <w:rPr>
                 <w:rFonts w:hint="eastAsia"/>
-                <w:sz w:val="17"/>
+                <w:sz w:val="16"/>
               </w:rPr>
               <w:t xml:space="preserve">异常看板、工单派发与结案、知识复核</w:t>
             </w:r>
@@ -619,7 +639,7 @@
             <w:r>
               <w:rPr>
                 <w:rFonts w:hint="eastAsia"/>
-                <w:sz w:val="17"/>
+                <w:sz w:val="16"/>
               </w:rPr>
               <w:t xml:space="preserve">掌握设备状态，沉淀教学案例</w:t>
             </w:r>
@@ -639,7 +659,7 @@
             <w:r>
               <w:rPr>
                 <w:rFonts w:hint="eastAsia"/>
-                <w:sz w:val="17"/>
+                <w:sz w:val="16"/>
               </w:rPr>
               <w:t xml:space="preserve">工业互联网专业学生</w:t>
             </w:r>
@@ -654,7 +674,7 @@
             <w:r>
               <w:rPr>
                 <w:rFonts w:hint="eastAsia"/>
-                <w:sz w:val="17"/>
+                <w:sz w:val="16"/>
               </w:rPr>
               <w:t xml:space="preserve">智能体工具编排、数据与知识库、部署运维</w:t>
             </w:r>
@@ -669,7 +689,7 @@
             <w:r>
               <w:rPr>
                 <w:rFonts w:hint="eastAsia"/>
-                <w:sz w:val="17"/>
+                <w:sz w:val="16"/>
               </w:rPr>
               <w:t xml:space="preserve">真实项目式学习载体</w:t>
             </w:r>
@@ -689,7 +709,7 @@
             <w:r>
               <w:rPr>
                 <w:rFonts w:hint="eastAsia"/>
-                <w:sz w:val="17"/>
+                <w:sz w:val="16"/>
               </w:rPr>
               <w:t xml:space="preserve">区域中小企业设备班组</w:t>
             </w:r>
@@ -704,7 +724,7 @@
             <w:r>
               <w:rPr>
                 <w:rFonts w:hint="eastAsia"/>
-                <w:sz w:val="17"/>
+                <w:sz w:val="16"/>
               </w:rPr>
               <w:t xml:space="preserve">点检标准化、故障经验留存、维修闭环</w:t>
             </w:r>
@@ -719,7 +739,7 @@
             <w:r>
               <w:rPr>
                 <w:rFonts w:hint="eastAsia"/>
-                <w:sz w:val="17"/>
+                <w:sz w:val="16"/>
               </w:rPr>
               <w:t xml:space="preserve">低成本设备运维数字化起步</w:t>
             </w:r>
@@ -790,7 +810,7 @@
       <w:r>
         <w:drawing>
           <wp:inline>
-            <wp:extent cx="5112000" cy="3704166"/>
+            <wp:extent cx="4968000" cy="3704166"/>
             <wp:effectExtent b="0" l="0" r="0" t="0"/>
             <wp:docPr descr="智能体问答界面" title="" id="12" name="Picture"/>
             <a:graphic>
@@ -811,7 +831,7 @@
                   <pic:spPr bwMode="auto">
                     <a:xfrm>
                       <a:off x="0" y="0"/>
-                      <a:ext cx="5112000" cy="3704166"/>
+                      <a:ext cx="4968000" cy="3704166"/>
                     </a:xfrm>
                     <a:prstGeom prst="rect">
                       <a:avLst/>
@@ -880,7 +900,7 @@
             <w:r>
               <w:rPr>
                 <w:rFonts w:hint="eastAsia"/>
-                <w:sz w:val="17"/>
+                <w:sz w:val="16"/>
               </w:rPr>
               <w:t xml:space="preserve">模块</w:t>
             </w:r>
@@ -895,7 +915,7 @@
             <w:r>
               <w:rPr>
                 <w:rFonts w:hint="eastAsia"/>
-                <w:sz w:val="17"/>
+                <w:sz w:val="16"/>
               </w:rPr>
               <w:t xml:space="preserve">内容</w:t>
             </w:r>
@@ -915,7 +935,7 @@
             <w:r>
               <w:rPr>
                 <w:rFonts w:hint="eastAsia"/>
-                <w:sz w:val="17"/>
+                <w:sz w:val="16"/>
               </w:rPr>
               <w:t xml:space="preserve">智能体工具</w:t>
             </w:r>
@@ -930,7 +950,7 @@
             <w:r>
               <w:rPr>
                 <w:rFonts w:hint="eastAsia"/>
-                <w:sz w:val="17"/>
+                <w:sz w:val="16"/>
               </w:rPr>
               <w:t xml:space="preserve">知识库诊断、排查引导、点检清单、异常看板、工单流转、设备台账</w:t>
             </w:r>
@@ -950,7 +970,7 @@
             <w:r>
               <w:rPr>
                 <w:rFonts w:hint="eastAsia"/>
-                <w:sz w:val="17"/>
+                <w:sz w:val="16"/>
               </w:rPr>
               <w:t xml:space="preserve">知识库</w:t>
             </w:r>
@@ -964,53 +984,53 @@
             </w:pPr>
             <w:r>
               <w:rPr>
-                <w:sz w:val="17"/>
+                <w:sz w:val="16"/>
               </w:rPr>
               <w:t xml:space="preserve">16 </w:t>
             </w:r>
             <w:r>
               <w:rPr>
                 <w:rFonts w:hint="eastAsia"/>
-                <w:sz w:val="17"/>
+                <w:sz w:val="16"/>
               </w:rPr>
               <w:t xml:space="preserve">台设备、63</w:t>
             </w:r>
             <w:r>
               <w:rPr>
-                <w:sz w:val="17"/>
+                <w:sz w:val="16"/>
               </w:rPr>
               <w:t xml:space="preserve"> </w:t>
             </w:r>
             <w:r>
               <w:rPr>
                 <w:rFonts w:hint="eastAsia"/>
-                <w:sz w:val="17"/>
+                <w:sz w:val="16"/>
               </w:rPr>
               <w:t xml:space="preserve">条知识、119</w:t>
             </w:r>
             <w:r>
               <w:rPr>
-                <w:sz w:val="17"/>
+                <w:sz w:val="16"/>
               </w:rPr>
               <w:t xml:space="preserve"> </w:t>
             </w:r>
             <w:r>
               <w:rPr>
                 <w:rFonts w:hint="eastAsia"/>
-                <w:sz w:val="17"/>
+                <w:sz w:val="16"/>
               </w:rPr>
               <w:t xml:space="preserve">项点检、5</w:t>
             </w:r>
             <w:r>
               <w:rPr>
-                <w:sz w:val="17"/>
+                <w:sz w:val="16"/>
               </w:rPr>
               <w:t xml:space="preserve"> </w:t>
             </w:r>
             <w:r>
               <w:rPr>
                 <w:rFonts w:hint="eastAsia"/>
-                <w:sz w:val="17"/>
+                <w:sz w:val="16"/>
               </w:rPr>
               <w:t xml:space="preserve">棵决策树；每条含来源、审核人、生效日期与安全等级</w:t>
             </w:r>
@@ -1030,7 +1050,7 @@
             <w:r>
               <w:rPr>
                 <w:rFonts w:hint="eastAsia"/>
-                <w:sz w:val="17"/>
+                <w:sz w:val="16"/>
               </w:rPr>
               <w:t xml:space="preserve">检索增强</w:t>
             </w:r>
@@ -1045,26 +1065,26 @@
             <w:r>
               <w:rPr>
                 <w:rFonts w:hint="eastAsia"/>
-                <w:sz w:val="17"/>
+                <w:sz w:val="16"/>
               </w:rPr>
               <w:t xml:space="preserve">关键词</w:t>
             </w:r>
             <w:r>
               <w:rPr>
-                <w:sz w:val="17"/>
+                <w:sz w:val="16"/>
               </w:rPr>
               <w:t xml:space="preserve"> BM25 + 512 </w:t>
             </w:r>
             <w:r>
               <w:rPr>
                 <w:rFonts w:hint="eastAsia"/>
-                <w:sz w:val="17"/>
+                <w:sz w:val="16"/>
               </w:rPr>
               <w:t xml:space="preserve">维字符哈希向量混合召回；可切换远端</w:t>
             </w:r>
             <w:r>
               <w:rPr>
-                <w:sz w:val="17"/>
+                <w:sz w:val="16"/>
               </w:rPr>
               <w:t xml:space="preserve"> Embedding</w:t>
             </w:r>
@@ -1084,7 +1104,7 @@
             <w:r>
               <w:rPr>
                 <w:rFonts w:hint="eastAsia"/>
-                <w:sz w:val="17"/>
+                <w:sz w:val="16"/>
               </w:rPr>
               <w:t xml:space="preserve">大模型</w:t>
             </w:r>
@@ -1099,33 +1119,33 @@
             <w:r>
               <w:rPr>
                 <w:rFonts w:hint="eastAsia"/>
-                <w:sz w:val="17"/>
+                <w:sz w:val="16"/>
               </w:rPr>
               <w:t xml:space="preserve">可选接入自定义模型</w:t>
             </w:r>
             <w:r>
               <w:rPr>
-                <w:sz w:val="17"/>
+                <w:sz w:val="16"/>
               </w:rPr>
               <w:t xml:space="preserve"> </w:t>
             </w:r>
             <w:r>
               <w:rPr>
                 <w:rFonts w:hint="eastAsia"/>
-                <w:sz w:val="17"/>
+                <w:sz w:val="16"/>
               </w:rPr>
               <w:t xml:space="preserve">Z（deepseek-v4.1-flash）；提示词运行时加载</w:t>
             </w:r>
             <w:r>
               <w:rPr>
-                <w:sz w:val="17"/>
+                <w:sz w:val="16"/>
               </w:rPr>
               <w:t xml:space="preserve"> </w:t>
             </w:r>
             <w:r>
               <w:rPr>
                 <w:rFonts w:hint="eastAsia"/>
-                <w:sz w:val="17"/>
+                <w:sz w:val="16"/>
               </w:rPr>
               <w:t xml:space="preserve">WXBST-SYS-001/QA-001，异常自动回退离线</w:t>
             </w:r>
@@ -1145,7 +1165,7 @@
             <w:r>
               <w:rPr>
                 <w:rFonts w:hint="eastAsia"/>
-                <w:sz w:val="17"/>
+                <w:sz w:val="16"/>
               </w:rPr>
               <w:t xml:space="preserve">安全</w:t>
             </w:r>
@@ -1160,7 +1180,7 @@
             <w:r>
               <w:rPr>
                 <w:rFonts w:hint="eastAsia"/>
-                <w:sz w:val="17"/>
+                <w:sz w:val="16"/>
               </w:rPr>
               <w:t xml:space="preserve">危险请求拦截、提示词注入防护、引用校验、审计与限流</w:t>
             </w:r>
@@ -1180,7 +1200,7 @@
             <w:r>
               <w:rPr>
                 <w:rFonts w:hint="eastAsia"/>
-                <w:sz w:val="17"/>
+                <w:sz w:val="16"/>
               </w:rPr>
               <w:t xml:space="preserve">产品化</w:t>
             </w:r>
@@ -1194,53 +1214,53 @@
             </w:pPr>
             <w:r>
               <w:rPr>
-                <w:sz w:val="17"/>
+                <w:sz w:val="16"/>
               </w:rPr>
               <w:t xml:space="preserve">SQLite WAL </w:t>
             </w:r>
             <w:r>
               <w:rPr>
                 <w:rFonts w:hint="eastAsia"/>
-                <w:sz w:val="17"/>
+                <w:sz w:val="16"/>
               </w:rPr>
               <w:t xml:space="preserve">持久化、Token</w:t>
             </w:r>
             <w:r>
               <w:rPr>
-                <w:sz w:val="17"/>
+                <w:sz w:val="16"/>
               </w:rPr>
               <w:t xml:space="preserve"> </w:t>
             </w:r>
             <w:r>
               <w:rPr>
                 <w:rFonts w:hint="eastAsia"/>
-                <w:sz w:val="17"/>
+                <w:sz w:val="16"/>
               </w:rPr>
               <w:t xml:space="preserve">鉴权、/api/ready</w:t>
             </w:r>
             <w:r>
               <w:rPr>
-                <w:sz w:val="17"/>
+                <w:sz w:val="16"/>
               </w:rPr>
               <w:t xml:space="preserve"> </w:t>
             </w:r>
             <w:r>
               <w:rPr>
                 <w:rFonts w:hint="eastAsia"/>
-                <w:sz w:val="17"/>
+                <w:sz w:val="16"/>
               </w:rPr>
               <w:t xml:space="preserve">与</w:t>
             </w:r>
             <w:r>
               <w:rPr>
-                <w:sz w:val="17"/>
+                <w:sz w:val="16"/>
               </w:rPr>
               <w:t xml:space="preserve"> </w:t>
             </w:r>
             <w:r>
               <w:rPr>
                 <w:rFonts w:hint="eastAsia"/>
-                <w:sz w:val="17"/>
+                <w:sz w:val="16"/>
               </w:rPr>
               <w:t xml:space="preserve">/api/metrics、备份恢复、Docker/nginx/systemd</w:t>
             </w:r>
@@ -1260,7 +1280,7 @@
             <w:r>
               <w:rPr>
                 <w:rFonts w:hint="eastAsia"/>
-                <w:sz w:val="17"/>
+                <w:sz w:val="16"/>
               </w:rPr>
               <w:t xml:space="preserve">工业互联网接口（规划）</w:t>
             </w:r>
@@ -1275,33 +1295,33 @@
             <w:r>
               <w:rPr>
                 <w:rFonts w:hint="eastAsia"/>
-                <w:sz w:val="17"/>
+                <w:sz w:val="16"/>
               </w:rPr>
               <w:t xml:space="preserve">预留</w:t>
             </w:r>
             <w:r>
               <w:rPr>
-                <w:sz w:val="17"/>
+                <w:sz w:val="16"/>
               </w:rPr>
               <w:t xml:space="preserve"> OPC UA/Modbus/SCADA </w:t>
             </w:r>
             <w:r>
               <w:rPr>
                 <w:rFonts w:hint="eastAsia"/>
-                <w:sz w:val="17"/>
+                <w:sz w:val="16"/>
               </w:rPr>
               <w:t xml:space="preserve">数据接入与工单系统对接，R2</w:t>
             </w:r>
             <w:r>
               <w:rPr>
-                <w:sz w:val="17"/>
+                <w:sz w:val="16"/>
               </w:rPr>
               <w:t xml:space="preserve"> </w:t>
             </w:r>
             <w:r>
               <w:rPr>
                 <w:rFonts w:hint="eastAsia"/>
-                <w:sz w:val="17"/>
+                <w:sz w:val="16"/>
               </w:rPr>
               <w:t xml:space="preserve">起逐步落地</w:t>
             </w:r>
@@ -1316,7 +1336,7 @@
       <w:r>
         <w:drawing>
           <wp:inline>
-            <wp:extent cx="5112000" cy="3634153"/>
+            <wp:extent cx="4968000" cy="3634153"/>
             <wp:effectExtent b="0" l="0" r="0" t="0"/>
             <wp:docPr descr="系统架构" title="" id="16" name="Picture"/>
             <a:graphic>
@@ -1337,7 +1357,7 @@
                   <pic:spPr bwMode="auto">
                     <a:xfrm>
                       <a:off x="0" y="0"/>
-                      <a:ext cx="5112000" cy="3634153"/>
+                      <a:ext cx="4968000" cy="3634153"/>
                     </a:xfrm>
                     <a:prstGeom prst="rect">
                       <a:avLst/>
@@ -1551,7 +1571,7 @@
             <w:r>
               <w:rPr>
                 <w:rFonts w:hint="eastAsia"/>
-                <w:sz w:val="17"/>
+                <w:sz w:val="16"/>
               </w:rPr>
               <w:t xml:space="preserve">维度</w:t>
             </w:r>
@@ -1566,7 +1586,7 @@
             <w:r>
               <w:rPr>
                 <w:rFonts w:hint="eastAsia"/>
-                <w:sz w:val="17"/>
+                <w:sz w:val="16"/>
               </w:rPr>
               <w:t xml:space="preserve">规模</w:t>
             </w:r>
@@ -1586,7 +1606,7 @@
             <w:r>
               <w:rPr>
                 <w:rFonts w:hint="eastAsia"/>
-                <w:sz w:val="17"/>
+                <w:sz w:val="16"/>
               </w:rPr>
               <w:t xml:space="preserve">设备台账</w:t>
             </w:r>
@@ -1600,40 +1620,40 @@
             </w:pPr>
             <w:r>
               <w:rPr>
-                <w:sz w:val="17"/>
+                <w:sz w:val="16"/>
               </w:rPr>
               <w:t xml:space="preserve">16 </w:t>
             </w:r>
             <w:r>
               <w:rPr>
                 <w:rFonts w:hint="eastAsia"/>
-                <w:sz w:val="17"/>
+                <w:sz w:val="16"/>
               </w:rPr>
               <w:t xml:space="preserve">台（7</w:t>
             </w:r>
             <w:r>
               <w:rPr>
-                <w:sz w:val="17"/>
+                <w:sz w:val="16"/>
               </w:rPr>
               <w:t xml:space="preserve"> </w:t>
             </w:r>
             <w:r>
               <w:rPr>
                 <w:rFonts w:hint="eastAsia"/>
-                <w:sz w:val="17"/>
+                <w:sz w:val="16"/>
               </w:rPr>
               <w:t xml:space="preserve">类实训</w:t>
             </w:r>
             <w:r>
               <w:rPr>
-                <w:sz w:val="17"/>
+                <w:sz w:val="16"/>
               </w:rPr>
               <w:t xml:space="preserve"> + 9 </w:t>
             </w:r>
             <w:r>
               <w:rPr>
                 <w:rFonts w:hint="eastAsia"/>
-                <w:sz w:val="17"/>
+                <w:sz w:val="16"/>
               </w:rPr>
               <w:t xml:space="preserve">类智能冶金）</w:t>
             </w:r>
@@ -1653,7 +1673,7 @@
             <w:r>
               <w:rPr>
                 <w:rFonts w:hint="eastAsia"/>
-                <w:sz w:val="17"/>
+                <w:sz w:val="16"/>
               </w:rPr>
               <w:t xml:space="preserve">知识条目</w:t>
             </w:r>
@@ -1667,40 +1687,40 @@
             </w:pPr>
             <w:r>
               <w:rPr>
-                <w:sz w:val="17"/>
+                <w:sz w:val="16"/>
               </w:rPr>
               <w:t xml:space="preserve">63 </w:t>
             </w:r>
             <w:r>
               <w:rPr>
                 <w:rFonts w:hint="eastAsia"/>
-                <w:sz w:val="17"/>
+                <w:sz w:val="16"/>
               </w:rPr>
               <w:t xml:space="preserve">条（含</w:t>
             </w:r>
             <w:r>
               <w:rPr>
-                <w:sz w:val="17"/>
+                <w:sz w:val="16"/>
               </w:rPr>
               <w:t xml:space="preserve"> 28 </w:t>
             </w:r>
             <w:r>
               <w:rPr>
                 <w:rFonts w:hint="eastAsia"/>
-                <w:sz w:val="17"/>
+                <w:sz w:val="16"/>
               </w:rPr>
               <w:t xml:space="preserve">条智能冶金、14</w:t>
             </w:r>
             <w:r>
               <w:rPr>
-                <w:sz w:val="17"/>
+                <w:sz w:val="16"/>
               </w:rPr>
               <w:t xml:space="preserve"> </w:t>
             </w:r>
             <w:r>
               <w:rPr>
                 <w:rFonts w:hint="eastAsia"/>
-                <w:sz w:val="17"/>
+                <w:sz w:val="16"/>
               </w:rPr>
               <w:t xml:space="preserve">条通用设备）</w:t>
             </w:r>
@@ -1720,7 +1740,7 @@
             <w:r>
               <w:rPr>
                 <w:rFonts w:hint="eastAsia"/>
-                <w:sz w:val="17"/>
+                <w:sz w:val="16"/>
               </w:rPr>
               <w:t xml:space="preserve">点检模板</w:t>
             </w:r>
@@ -1734,14 +1754,14 @@
             </w:pPr>
             <w:r>
               <w:rPr>
-                <w:sz w:val="17"/>
+                <w:sz w:val="16"/>
               </w:rPr>
               <w:t xml:space="preserve">119 </w:t>
             </w:r>
             <w:r>
               <w:rPr>
                 <w:rFonts w:hint="eastAsia"/>
-                <w:sz w:val="17"/>
+                <w:sz w:val="16"/>
               </w:rPr>
               <w:t xml:space="preserve">项</w:t>
             </w:r>
@@ -1761,7 +1781,7 @@
             <w:r>
               <w:rPr>
                 <w:rFonts w:hint="eastAsia"/>
-                <w:sz w:val="17"/>
+                <w:sz w:val="16"/>
               </w:rPr>
               <w:t xml:space="preserve">诊断决策树</w:t>
             </w:r>
@@ -1775,27 +1795,27 @@
             </w:pPr>
             <w:r>
               <w:rPr>
-                <w:sz w:val="17"/>
+                <w:sz w:val="16"/>
               </w:rPr>
               <w:t xml:space="preserve">5 </w:t>
             </w:r>
             <w:r>
               <w:rPr>
                 <w:rFonts w:hint="eastAsia"/>
-                <w:sz w:val="17"/>
+                <w:sz w:val="16"/>
               </w:rPr>
               <w:t xml:space="preserve">棵</w:t>
             </w:r>
             <w:r>
               <w:rPr>
-                <w:sz w:val="17"/>
+                <w:sz w:val="16"/>
               </w:rPr>
               <w:t xml:space="preserve"> / 63 </w:t>
             </w:r>
             <w:r>
               <w:rPr>
                 <w:rFonts w:hint="eastAsia"/>
-                <w:sz w:val="17"/>
+                <w:sz w:val="16"/>
               </w:rPr>
               <w:t xml:space="preserve">节点</w:t>
             </w:r>
@@ -1815,7 +1835,7 @@
             <w:r>
               <w:rPr>
                 <w:rFonts w:hint="eastAsia"/>
-                <w:sz w:val="17"/>
+                <w:sz w:val="16"/>
               </w:rPr>
               <w:t xml:space="preserve">评测用例</w:t>
             </w:r>
@@ -1829,14 +1849,14 @@
             </w:pPr>
             <w:r>
               <w:rPr>
-                <w:sz w:val="17"/>
+                <w:sz w:val="16"/>
               </w:rPr>
               <w:t xml:space="preserve">78 </w:t>
             </w:r>
             <w:r>
               <w:rPr>
                 <w:rFonts w:hint="eastAsia"/>
-                <w:sz w:val="17"/>
+                <w:sz w:val="16"/>
               </w:rPr>
               <w:t xml:space="preserve">条</w:t>
             </w:r>
@@ -1940,7 +1960,7 @@
             <w:r>
               <w:rPr>
                 <w:rFonts w:hint="eastAsia"/>
-                <w:sz w:val="17"/>
+                <w:sz w:val="16"/>
               </w:rPr>
               <w:t xml:space="preserve">时间</w:t>
             </w:r>
@@ -1955,7 +1975,7 @@
             <w:r>
               <w:rPr>
                 <w:rFonts w:hint="eastAsia"/>
-                <w:sz w:val="17"/>
+                <w:sz w:val="16"/>
               </w:rPr>
               <w:t xml:space="preserve">任务</w:t>
             </w:r>
@@ -1970,7 +1990,7 @@
             <w:r>
               <w:rPr>
                 <w:rFonts w:hint="eastAsia"/>
-                <w:sz w:val="17"/>
+                <w:sz w:val="16"/>
               </w:rPr>
               <w:t xml:space="preserve">交付</w:t>
             </w:r>
@@ -1989,7 +2009,7 @@
             </w:pPr>
             <w:r>
               <w:rPr>
-                <w:sz w:val="17"/>
+                <w:sz w:val="16"/>
               </w:rPr>
               <w:t xml:space="preserve">2026 Q4</w:t>
             </w:r>
@@ -2004,20 +2024,20 @@
             <w:r>
               <w:rPr>
                 <w:rFonts w:hint="eastAsia"/>
-                <w:sz w:val="17"/>
+                <w:sz w:val="16"/>
               </w:rPr>
               <w:t xml:space="preserve">系部实训中心试点；完善</w:t>
             </w:r>
             <w:r>
               <w:rPr>
-                <w:sz w:val="17"/>
+                <w:sz w:val="16"/>
               </w:rPr>
               <w:t xml:space="preserve"> 16 </w:t>
             </w:r>
             <w:r>
               <w:rPr>
                 <w:rFonts w:hint="eastAsia"/>
-                <w:sz w:val="17"/>
+                <w:sz w:val="16"/>
               </w:rPr>
               <w:t xml:space="preserve">台设备知识库；教师培训</w:t>
             </w:r>
@@ -2032,7 +2052,7 @@
             <w:r>
               <w:rPr>
                 <w:rFonts w:hint="eastAsia"/>
-                <w:sz w:val="17"/>
+                <w:sz w:val="16"/>
               </w:rPr>
               <w:t xml:space="preserve">系部试点报告、使用手册</w:t>
             </w:r>
@@ -2051,7 +2071,7 @@
             </w:pPr>
             <w:r>
               <w:rPr>
-                <w:sz w:val="17"/>
+                <w:sz w:val="16"/>
               </w:rPr>
               <w:t xml:space="preserve">2027 Q1</w:t>
             </w:r>
@@ -2066,33 +2086,33 @@
             <w:r>
               <w:rPr>
                 <w:rFonts w:hint="eastAsia"/>
-                <w:sz w:val="17"/>
+                <w:sz w:val="16"/>
               </w:rPr>
               <w:t xml:space="preserve">知识扩容至</w:t>
             </w:r>
             <w:r>
               <w:rPr>
-                <w:sz w:val="17"/>
+                <w:sz w:val="16"/>
               </w:rPr>
               <w:t xml:space="preserve"> 100 </w:t>
             </w:r>
             <w:r>
               <w:rPr>
                 <w:rFonts w:hint="eastAsia"/>
-                <w:sz w:val="17"/>
+                <w:sz w:val="16"/>
               </w:rPr>
               <w:t xml:space="preserve">条；接入系部设备台账与工单；R2</w:t>
             </w:r>
             <w:r>
               <w:rPr>
-                <w:sz w:val="17"/>
+                <w:sz w:val="16"/>
               </w:rPr>
               <w:t xml:space="preserve"> </w:t>
             </w:r>
             <w:r>
               <w:rPr>
                 <w:rFonts w:hint="eastAsia"/>
-                <w:sz w:val="17"/>
+                <w:sz w:val="16"/>
               </w:rPr>
               <w:t xml:space="preserve">登录/RBAC</w:t>
             </w:r>
@@ -2107,7 +2127,7 @@
             <w:r>
               <w:rPr>
                 <w:rFonts w:hint="eastAsia"/>
-                <w:sz w:val="17"/>
+                <w:sz w:val="16"/>
               </w:rPr>
               <w:t xml:space="preserve">系部版系统、课程案例包</w:t>
             </w:r>
@@ -2126,7 +2146,7 @@
             </w:pPr>
             <w:r>
               <w:rPr>
-                <w:sz w:val="17"/>
+                <w:sz w:val="16"/>
               </w:rPr>
               <w:t xml:space="preserve">2027 Q2</w:t>
             </w:r>
@@ -2141,7 +2161,7 @@
             <w:r>
               <w:rPr>
                 <w:rFonts w:hint="eastAsia"/>
-                <w:sz w:val="17"/>
+                <w:sz w:val="16"/>
               </w:rPr>
               <w:t xml:space="preserve">工业互联网数据接口试点；学生项目组；校级推广</w:t>
             </w:r>
@@ -2156,7 +2176,7 @@
             <w:r>
               <w:rPr>
                 <w:rFonts w:hint="eastAsia"/>
-                <w:sz w:val="17"/>
+                <w:sz w:val="16"/>
               </w:rPr>
               <w:t xml:space="preserve">数据接口规范、校级案例</w:t>
             </w:r>
@@ -2175,7 +2195,7 @@
             </w:pPr>
             <w:r>
               <w:rPr>
-                <w:sz w:val="17"/>
+                <w:sz w:val="16"/>
               </w:rPr>
               <w:t xml:space="preserve">2027 Q3-Q4</w:t>
             </w:r>
@@ -2190,7 +2210,7 @@
             <w:r>
               <w:rPr>
                 <w:rFonts w:hint="eastAsia"/>
-                <w:sz w:val="17"/>
+                <w:sz w:val="16"/>
               </w:rPr>
               <w:t xml:space="preserve">区域中小企业试点；形成可复制方案</w:t>
             </w:r>
@@ -2205,7 +2225,7 @@
             <w:r>
               <w:rPr>
                 <w:rFonts w:hint="eastAsia"/>
-                <w:sz w:val="17"/>
+                <w:sz w:val="16"/>
               </w:rPr>
               <w:t xml:space="preserve">社会服务案例、总结报告</w:t>
             </w:r>
@@ -2224,6 +2244,504 @@
           <w:rFonts w:hint="eastAsia"/>
         </w:rPr>
         <w:t xml:space="preserve">八、团队与保障</w:t>
+      </w:r>
+    </w:p>
+    <w:tbl>
+      <w:tblPr>
+        <w:tblStyle w:val="Table"/>
+        <w:tblW w:type="pct" w:w="5000"/>
+        <w:tblLayout w:type="fixed"/>
+        <w:tblLook w:firstRow="1" w:lastRow="0" w:firstColumn="0" w:lastColumn="0" w:noHBand="0" w:noVBand="0" w:val="0020"/>
+      </w:tblPr>
+      <w:tblGrid>
+        <w:gridCol w:w="2640"/>
+        <w:gridCol w:w="2640"/>
+        <w:gridCol w:w="2640"/>
+      </w:tblGrid>
+      <w:tr>
+        <w:trPr>
+          <w:tblHeader w:val="on"/>
+          <w:cantSplit/>
+          <w:tblHeader/>
+        </w:trPr>
+        <w:tc>
+          <w:tcPr/>
+          <w:p>
+            <w:pPr>
+              <w:pStyle w:val="Compact"/>
+            </w:pPr>
+            <w:r>
+              <w:rPr>
+                <w:rFonts w:hint="eastAsia"/>
+                <w:sz w:val="16"/>
+              </w:rPr>
+              <w:t xml:space="preserve">姓名</w:t>
+            </w:r>
+          </w:p>
+        </w:tc>
+        <w:tc>
+          <w:tcPr/>
+          <w:p>
+            <w:pPr>
+              <w:pStyle w:val="Compact"/>
+            </w:pPr>
+            <w:r>
+              <w:rPr>
+                <w:rFonts w:hint="eastAsia"/>
+                <w:sz w:val="16"/>
+              </w:rPr>
+              <w:t xml:space="preserve">角色</w:t>
+            </w:r>
+          </w:p>
+        </w:tc>
+        <w:tc>
+          <w:tcPr/>
+          <w:p>
+            <w:pPr>
+              <w:pStyle w:val="Compact"/>
+            </w:pPr>
+            <w:r>
+              <w:rPr>
+                <w:rFonts w:hint="eastAsia"/>
+                <w:sz w:val="16"/>
+              </w:rPr>
+              <w:t xml:space="preserve">职责</w:t>
+            </w:r>
+          </w:p>
+        </w:tc>
+      </w:tr>
+      <w:tr>
+        <w:trPr>
+          <w:cantSplit/>
+        </w:trPr>
+        <w:tc>
+          <w:tcPr/>
+          <w:p>
+            <w:pPr>
+              <w:pStyle w:val="Compact"/>
+            </w:pPr>
+            <w:r>
+              <w:rPr>
+                <w:rFonts w:hint="eastAsia"/>
+                <w:sz w:val="16"/>
+              </w:rPr>
+              <w:t xml:space="preserve">张庆涛</w:t>
+            </w:r>
+          </w:p>
+        </w:tc>
+        <w:tc>
+          <w:tcPr/>
+          <w:p>
+            <w:pPr>
+              <w:pStyle w:val="Compact"/>
+            </w:pPr>
+            <w:r>
+              <w:rPr>
+                <w:rFonts w:hint="eastAsia"/>
+                <w:sz w:val="16"/>
+              </w:rPr>
+              <w:t xml:space="preserve">项目负责人（智能冶金系</w:t>
+            </w:r>
+            <w:r>
+              <w:rPr>
+                <w:sz w:val="16"/>
+              </w:rPr>
+              <w:t xml:space="preserve"> </w:t>
+            </w:r>
+            <w:r>
+              <w:rPr>
+                <w:rFonts w:hint="eastAsia"/>
+                <w:sz w:val="16"/>
+              </w:rPr>
+              <w:t xml:space="preserve">工业互联网）</w:t>
+            </w:r>
+          </w:p>
+        </w:tc>
+        <w:tc>
+          <w:tcPr/>
+          <w:p>
+            <w:pPr>
+              <w:pStyle w:val="Compact"/>
+            </w:pPr>
+            <w:r>
+              <w:rPr>
+                <w:rFonts w:hint="eastAsia"/>
+                <w:sz w:val="16"/>
+              </w:rPr>
+              <w:t xml:space="preserve">总体设计、知识库、智能体编排、系部协调与答辩</w:t>
+            </w:r>
+          </w:p>
+        </w:tc>
+      </w:tr>
+      <w:tr>
+        <w:trPr>
+          <w:cantSplit/>
+        </w:trPr>
+        <w:tc>
+          <w:tcPr/>
+          <w:p>
+            <w:pPr>
+              <w:pStyle w:val="Compact"/>
+            </w:pPr>
+            <w:r>
+              <w:rPr>
+                <w:rFonts w:hint="eastAsia"/>
+                <w:sz w:val="16"/>
+              </w:rPr>
+              <w:t xml:space="preserve">张海波</w:t>
+            </w:r>
+          </w:p>
+        </w:tc>
+        <w:tc>
+          <w:tcPr/>
+          <w:p>
+            <w:pPr>
+              <w:pStyle w:val="Compact"/>
+            </w:pPr>
+            <w:r>
+              <w:rPr>
+                <w:rFonts w:hint="eastAsia"/>
+                <w:sz w:val="16"/>
+              </w:rPr>
+              <w:t xml:space="preserve">指导教师</w:t>
+            </w:r>
+          </w:p>
+        </w:tc>
+        <w:tc>
+          <w:tcPr/>
+          <w:p>
+            <w:pPr>
+              <w:pStyle w:val="Compact"/>
+            </w:pPr>
+            <w:r>
+              <w:rPr>
+                <w:rFonts w:hint="eastAsia"/>
+                <w:sz w:val="16"/>
+              </w:rPr>
+              <w:t xml:space="preserve">设备场景审核、知识复核、安全把关、教学指导</w:t>
+            </w:r>
+          </w:p>
+        </w:tc>
+      </w:tr>
+      <w:tr>
+        <w:trPr>
+          <w:cantSplit/>
+        </w:trPr>
+        <w:tc>
+          <w:tcPr/>
+          <w:p>
+            <w:pPr>
+              <w:pStyle w:val="Compact"/>
+            </w:pPr>
+            <w:r>
+              <w:rPr>
+                <w:rFonts w:hint="eastAsia"/>
+                <w:sz w:val="16"/>
+              </w:rPr>
+              <w:t xml:space="preserve">刘宝硕</w:t>
+            </w:r>
+          </w:p>
+        </w:tc>
+        <w:tc>
+          <w:tcPr/>
+          <w:p>
+            <w:pPr>
+              <w:pStyle w:val="Compact"/>
+            </w:pPr>
+            <w:r>
+              <w:rPr>
+                <w:rFonts w:hint="eastAsia"/>
+                <w:sz w:val="16"/>
+              </w:rPr>
+              <w:t xml:space="preserve">团队成员</w:t>
+            </w:r>
+          </w:p>
+        </w:tc>
+        <w:tc>
+          <w:tcPr/>
+          <w:p>
+            <w:pPr>
+              <w:pStyle w:val="Compact"/>
+            </w:pPr>
+            <w:r>
+              <w:rPr>
+                <w:rFonts w:hint="eastAsia"/>
+                <w:sz w:val="16"/>
+              </w:rPr>
+              <w:t xml:space="preserve">前端交互、点检/看板、测试</w:t>
+            </w:r>
+          </w:p>
+        </w:tc>
+      </w:tr>
+      <w:tr>
+        <w:trPr>
+          <w:cantSplit/>
+        </w:trPr>
+        <w:tc>
+          <w:tcPr/>
+          <w:p>
+            <w:pPr>
+              <w:pStyle w:val="Compact"/>
+            </w:pPr>
+            <w:r>
+              <w:rPr>
+                <w:rFonts w:hint="eastAsia"/>
+                <w:sz w:val="16"/>
+              </w:rPr>
+              <w:t xml:space="preserve">刘信泽</w:t>
+            </w:r>
+          </w:p>
+        </w:tc>
+        <w:tc>
+          <w:tcPr/>
+          <w:p>
+            <w:pPr>
+              <w:pStyle w:val="Compact"/>
+            </w:pPr>
+            <w:r>
+              <w:rPr>
+                <w:rFonts w:hint="eastAsia"/>
+                <w:sz w:val="16"/>
+              </w:rPr>
+              <w:t xml:space="preserve">团队成员</w:t>
+            </w:r>
+          </w:p>
+        </w:tc>
+        <w:tc>
+          <w:tcPr/>
+          <w:p>
+            <w:pPr>
+              <w:pStyle w:val="Compact"/>
+            </w:pPr>
+            <w:r>
+              <w:rPr>
+                <w:rFonts w:hint="eastAsia"/>
+                <w:sz w:val="16"/>
+              </w:rPr>
+              <w:t xml:space="preserve">检索引擎、数据整理、部署运维</w:t>
+            </w:r>
+          </w:p>
+        </w:tc>
+      </w:tr>
+      <w:tr>
+        <w:trPr>
+          <w:cantSplit/>
+        </w:trPr>
+        <w:tc>
+          <w:tcPr/>
+          <w:p>
+            <w:pPr>
+              <w:pStyle w:val="Compact"/>
+            </w:pPr>
+            <w:r>
+              <w:rPr>
+                <w:rFonts w:hint="eastAsia"/>
+                <w:sz w:val="16"/>
+              </w:rPr>
+              <w:t xml:space="preserve">企业导师（拟）</w:t>
+            </w:r>
+          </w:p>
+        </w:tc>
+        <w:tc>
+          <w:tcPr/>
+          <w:p>
+            <w:pPr>
+              <w:pStyle w:val="Compact"/>
+            </w:pPr>
+            <w:r>
+              <w:rPr>
+                <w:rFonts w:hint="eastAsia"/>
+                <w:sz w:val="16"/>
+              </w:rPr>
+              <w:t xml:space="preserve">校外指导</w:t>
+            </w:r>
+          </w:p>
+        </w:tc>
+        <w:tc>
+          <w:tcPr/>
+          <w:p>
+            <w:pPr>
+              <w:pStyle w:val="Compact"/>
+            </w:pPr>
+            <w:r>
+              <w:rPr>
+                <w:rFonts w:hint="eastAsia"/>
+                <w:sz w:val="16"/>
+              </w:rPr>
+              <w:t xml:space="preserve">真实工单与现场案例、岗位能力对照</w:t>
+            </w:r>
+          </w:p>
+        </w:tc>
+      </w:tr>
+    </w:tbl>
+    <w:p>
+      <w:pPr>
+        <w:pStyle w:val="BodyText"/>
+      </w:pPr>
+      <w:r>
+        <w:rPr>
+          <w:rFonts w:hint="eastAsia"/>
+        </w:rPr>
+        <w:t xml:space="preserve">保障：依托智能冶金系实训中心设备与教师资源；采用离线优先、低成本部署，先在系部机房/实训室边缘服务器运行，数据不出校；按学校数据治理与安全要求逐步推广。</w:t>
+      </w:r>
+    </w:p>
+    <w:bookmarkEnd w:id="22"/>
+    <w:bookmarkStart w:id="23" w:name="九预期成果与应用价值"/>
+    <w:p>
+      <w:pPr>
+        <w:pStyle w:val="Heading1"/>
+      </w:pPr>
+      <w:r>
+        <w:rPr>
+          <w:rFonts w:hint="eastAsia"/>
+        </w:rPr>
+        <w:t xml:space="preserve">九、预期成果与应用价值</w:t>
+      </w:r>
+    </w:p>
+    <w:p>
+      <w:pPr>
+        <w:pStyle w:val="Compact"/>
+        <w:numPr>
+          <w:ilvl w:val="0"/>
+          <w:numId w:val="1003"/>
+        </w:numPr>
+      </w:pPr>
+      <w:r>
+        <w:rPr>
+          <w:rFonts w:hint="eastAsia"/>
+          <w:b/>
+          <w:bCs/>
+        </w:rPr>
+        <w:t xml:space="preserve">教学成果</w:t>
+      </w:r>
+      <w:r>
+        <w:rPr>
+          <w:rFonts w:hint="eastAsia"/>
+        </w:rPr>
+        <w:t xml:space="preserve">：形成</w:t>
+      </w:r>
+      <w:r>
+        <w:t xml:space="preserve"> 1 </w:t>
+      </w:r>
+      <w:r>
+        <w:rPr>
+          <w:rFonts w:hint="eastAsia"/>
+        </w:rPr>
+        <w:t xml:space="preserve">套可复用的实训故障诊断与点检案例，支撑</w:t>
+      </w:r>
+      <w:r>
+        <w:t xml:space="preserve"> 3 </w:t>
+      </w:r>
+      <w:r>
+        <w:rPr>
+          <w:rFonts w:hint="eastAsia"/>
+        </w:rPr>
+        <w:t xml:space="preserve">个班级试点；</w:t>
+      </w:r>
+    </w:p>
+    <w:p>
+      <w:pPr>
+        <w:pStyle w:val="Compact"/>
+        <w:numPr>
+          <w:ilvl w:val="0"/>
+          <w:numId w:val="1003"/>
+        </w:numPr>
+      </w:pPr>
+      <w:r>
+        <w:rPr>
+          <w:rFonts w:hint="eastAsia"/>
+          <w:b/>
+          <w:bCs/>
+        </w:rPr>
+        <w:t xml:space="preserve">知识资产</w:t>
+      </w:r>
+      <w:r>
+        <w:rPr>
+          <w:rFonts w:hint="eastAsia"/>
+        </w:rPr>
+        <w:t xml:space="preserve">：建成系部设备知识库与教师访谈库，形成“维修—沉淀—复用”闭环；</w:t>
+      </w:r>
+    </w:p>
+    <w:p>
+      <w:pPr>
+        <w:pStyle w:val="Compact"/>
+        <w:numPr>
+          <w:ilvl w:val="0"/>
+          <w:numId w:val="1003"/>
+        </w:numPr>
+      </w:pPr>
+      <w:r>
+        <w:rPr>
+          <w:rFonts w:hint="eastAsia"/>
+          <w:b/>
+          <w:bCs/>
+        </w:rPr>
+        <w:t xml:space="preserve">学生能力</w:t>
+      </w:r>
+      <w:r>
+        <w:rPr>
+          <w:rFonts w:hint="eastAsia"/>
+        </w:rPr>
+        <w:t xml:space="preserve">：学生掌握设备诊断、点检、智能体与工业互联网运维的复合技能；</w:t>
+      </w:r>
+    </w:p>
+    <w:p>
+      <w:pPr>
+        <w:pStyle w:val="Compact"/>
+        <w:numPr>
+          <w:ilvl w:val="0"/>
+          <w:numId w:val="1003"/>
+        </w:numPr>
+      </w:pPr>
+      <w:r>
+        <w:rPr>
+          <w:rFonts w:hint="eastAsia"/>
+          <w:b/>
+          <w:bCs/>
+        </w:rPr>
+        <w:t xml:space="preserve">社会服务</w:t>
+      </w:r>
+      <w:r>
+        <w:rPr>
+          <w:rFonts w:hint="eastAsia"/>
+        </w:rPr>
+        <w:t xml:space="preserve">：为日照区域冶金与装备制造中小企业提供低成本设备运维数字化方案；</w:t>
+      </w:r>
+    </w:p>
+    <w:p>
+      <w:pPr>
+        <w:pStyle w:val="Compact"/>
+        <w:numPr>
+          <w:ilvl w:val="0"/>
+          <w:numId w:val="1003"/>
+        </w:numPr>
+      </w:pPr>
+      <w:r>
+        <w:rPr>
+          <w:rFonts w:hint="eastAsia"/>
+          <w:b/>
+          <w:bCs/>
+        </w:rPr>
+        <w:t xml:space="preserve">可持续</w:t>
+      </w:r>
+      <w:r>
+        <w:rPr>
+          <w:rFonts w:hint="eastAsia"/>
+        </w:rPr>
+        <w:t xml:space="preserve">：每学期更新知识、每季度复盘故障案例，工单结案自动进入知识候选池。</w:t>
+      </w:r>
+    </w:p>
+    <w:bookmarkEnd w:id="23"/>
+    <w:bookmarkStart w:id="24" w:name="十风险与应对"/>
+    <w:p>
+      <w:pPr>
+        <w:pStyle w:val="Heading1"/>
+      </w:pPr>
+      <w:r>
+        <w:rPr>
+          <w:rFonts w:hint="eastAsia"/>
+        </w:rPr>
+        <w:t xml:space="preserve">十、风险与应对</w:t>
       </w:r>
     </w:p>
     <w:tbl>
@@ -2252,24 +2770,24 @@
             <w:r>
               <w:rPr>
                 <w:rFonts w:hint="eastAsia"/>
-                <w:sz w:val="17"/>
-              </w:rPr>
-              <w:t xml:space="preserve">角色</w:t>
-            </w:r>
-          </w:p>
-        </w:tc>
-        <w:tc>
-          <w:tcPr/>
-          <w:p>
-            <w:pPr>
-              <w:pStyle w:val="Compact"/>
-            </w:pPr>
-            <w:r>
-              <w:rPr>
-                <w:rFonts w:hint="eastAsia"/>
-                <w:sz w:val="17"/>
-              </w:rPr>
-              <w:t xml:space="preserve">职责</w:t>
+                <w:sz w:val="16"/>
+              </w:rPr>
+              <w:t xml:space="preserve">风险</w:t>
+            </w:r>
+          </w:p>
+        </w:tc>
+        <w:tc>
+          <w:tcPr/>
+          <w:p>
+            <w:pPr>
+              <w:pStyle w:val="Compact"/>
+            </w:pPr>
+            <w:r>
+              <w:rPr>
+                <w:rFonts w:hint="eastAsia"/>
+                <w:sz w:val="16"/>
+              </w:rPr>
+              <w:t xml:space="preserve">应对</w:t>
             </w:r>
           </w:p>
         </w:tc>
@@ -2287,37 +2805,24 @@
             <w:r>
               <w:rPr>
                 <w:rFonts w:hint="eastAsia"/>
-                <w:sz w:val="17"/>
-              </w:rPr>
-              <w:t xml:space="preserve">项目负责人：张庆涛（智能冶金系</w:t>
-            </w:r>
-            <w:r>
-              <w:rPr>
-                <w:sz w:val="17"/>
-              </w:rPr>
-              <w:t xml:space="preserve"> </w:t>
-            </w:r>
-            <w:r>
-              <w:rPr>
-                <w:rFonts w:hint="eastAsia"/>
-                <w:sz w:val="17"/>
-              </w:rPr>
-              <w:t xml:space="preserve">工业互联网）</w:t>
-            </w:r>
-          </w:p>
-        </w:tc>
-        <w:tc>
-          <w:tcPr/>
-          <w:p>
-            <w:pPr>
-              <w:pStyle w:val="Compact"/>
-            </w:pPr>
-            <w:r>
-              <w:rPr>
-                <w:rFonts w:hint="eastAsia"/>
-                <w:sz w:val="17"/>
-              </w:rPr>
-              <w:t xml:space="preserve">总体设计、知识库、智能体编排、系部协调与答辩</w:t>
+                <w:sz w:val="16"/>
+              </w:rPr>
+              <w:t xml:space="preserve">知识来源不真实或过期</w:t>
+            </w:r>
+          </w:p>
+        </w:tc>
+        <w:tc>
+          <w:tcPr/>
+          <w:p>
+            <w:pPr>
+              <w:pStyle w:val="Compact"/>
+            </w:pPr>
+            <w:r>
+              <w:rPr>
+                <w:rFonts w:hint="eastAsia"/>
+                <w:sz w:val="16"/>
+              </w:rPr>
+              <w:t xml:space="preserve">来源、审核人、生效日期齐全；双人复核，过期下架不删除</w:t>
             </w:r>
           </w:p>
         </w:tc>
@@ -2335,24 +2840,50 @@
             <w:r>
               <w:rPr>
                 <w:rFonts w:hint="eastAsia"/>
-                <w:sz w:val="17"/>
-              </w:rPr>
-              <w:t xml:space="preserve">系部指导教师</w:t>
-            </w:r>
-          </w:p>
-        </w:tc>
-        <w:tc>
-          <w:tcPr/>
-          <w:p>
-            <w:pPr>
-              <w:pStyle w:val="Compact"/>
-            </w:pPr>
-            <w:r>
-              <w:rPr>
-                <w:rFonts w:hint="eastAsia"/>
-                <w:sz w:val="17"/>
-              </w:rPr>
-              <w:t xml:space="preserve">设备场景审核、知识复核、安全把关</w:t>
+                <w:sz w:val="16"/>
+              </w:rPr>
+              <w:t xml:space="preserve">大模型编造参数</w:t>
+            </w:r>
+          </w:p>
+        </w:tc>
+        <w:tc>
+          <w:tcPr/>
+          <w:p>
+            <w:pPr>
+              <w:pStyle w:val="Compact"/>
+            </w:pPr>
+            <w:r>
+              <w:rPr>
+                <w:rFonts w:hint="eastAsia"/>
+                <w:sz w:val="16"/>
+              </w:rPr>
+              <w:t xml:space="preserve">证据过滤</w:t>
+            </w:r>
+            <w:r>
+              <w:rPr>
+                <w:sz w:val="16"/>
+              </w:rPr>
+              <w:t xml:space="preserve"> + </w:t>
+            </w:r>
+            <w:r>
+              <w:rPr>
+                <w:rFonts w:hint="eastAsia"/>
+                <w:sz w:val="16"/>
+              </w:rPr>
+              <w:t xml:space="preserve">引用校验</w:t>
+            </w:r>
+            <w:r>
+              <w:rPr>
+                <w:sz w:val="16"/>
+              </w:rPr>
+              <w:t xml:space="preserve"> + </w:t>
+            </w:r>
+            <w:r>
+              <w:rPr>
+                <w:rFonts w:hint="eastAsia"/>
+                <w:sz w:val="16"/>
+              </w:rPr>
+              <w:t xml:space="preserve">安全拦截；模型异常自动回退离线</w:t>
             </w:r>
           </w:p>
         </w:tc>
@@ -2370,24 +2901,24 @@
             <w:r>
               <w:rPr>
                 <w:rFonts w:hint="eastAsia"/>
-                <w:sz w:val="17"/>
-              </w:rPr>
-              <w:t xml:space="preserve">学生成员</w:t>
-            </w:r>
-          </w:p>
-        </w:tc>
-        <w:tc>
-          <w:tcPr/>
-          <w:p>
-            <w:pPr>
-              <w:pStyle w:val="Compact"/>
-            </w:pPr>
-            <w:r>
-              <w:rPr>
-                <w:rFonts w:hint="eastAsia"/>
-                <w:sz w:val="17"/>
-              </w:rPr>
-              <w:t xml:space="preserve">前端交互、点检/看板、数据整理、测试</w:t>
+                <w:sz w:val="16"/>
+              </w:rPr>
+              <w:t xml:space="preserve">现场操作安全</w:t>
+            </w:r>
+          </w:p>
+        </w:tc>
+        <w:tc>
+          <w:tcPr/>
+          <w:p>
+            <w:pPr>
+              <w:pStyle w:val="Compact"/>
+            </w:pPr>
+            <w:r>
+              <w:rPr>
+                <w:rFonts w:hint="eastAsia"/>
+                <w:sz w:val="16"/>
+              </w:rPr>
+              <w:t xml:space="preserve">危险请求先停机断电；排查树设安全确认门；高风险动作要求教师/值班人员确认</w:t>
             </w:r>
           </w:p>
         </w:tc>
@@ -2405,243 +2936,37 @@
             <w:r>
               <w:rPr>
                 <w:rFonts w:hint="eastAsia"/>
-                <w:sz w:val="17"/>
-              </w:rPr>
-              <w:t xml:space="preserve">企业导师（拟）</w:t>
-            </w:r>
-          </w:p>
-        </w:tc>
-        <w:tc>
-          <w:tcPr/>
-          <w:p>
-            <w:pPr>
-              <w:pStyle w:val="Compact"/>
-            </w:pPr>
-            <w:r>
-              <w:rPr>
-                <w:rFonts w:hint="eastAsia"/>
-                <w:sz w:val="17"/>
-              </w:rPr>
-              <w:t xml:space="preserve">真实工单与现场案例、岗位能力对照</w:t>
-            </w:r>
-          </w:p>
-        </w:tc>
-      </w:tr>
-    </w:tbl>
-    <w:p>
-      <w:pPr>
-        <w:pStyle w:val="BodyText"/>
-      </w:pPr>
-      <w:r>
-        <w:rPr>
-          <w:rFonts w:hint="eastAsia"/>
-        </w:rPr>
-        <w:t xml:space="preserve">保障：依托智能冶金系实训中心设备与教师资源；采用离线优先、低成本部署，先在系部机房/实训室边缘服务器运行，数据不出校；按学校数据治理与安全要求逐步推广。</w:t>
-      </w:r>
-    </w:p>
-    <w:bookmarkEnd w:id="22"/>
-    <w:bookmarkStart w:id="23" w:name="九预期成果与应用价值"/>
-    <w:p>
-      <w:pPr>
-        <w:pStyle w:val="Heading1"/>
-      </w:pPr>
-      <w:r>
-        <w:rPr>
-          <w:rFonts w:hint="eastAsia"/>
-        </w:rPr>
-        <w:t xml:space="preserve">九、预期成果与应用价值</w:t>
-      </w:r>
-    </w:p>
-    <w:p>
-      <w:pPr>
-        <w:pStyle w:val="Compact"/>
-        <w:numPr>
-          <w:ilvl w:val="0"/>
-          <w:numId w:val="1003"/>
-        </w:numPr>
-      </w:pPr>
-      <w:r>
-        <w:rPr>
-          <w:rFonts w:hint="eastAsia"/>
-          <w:b/>
-          <w:bCs/>
-        </w:rPr>
-        <w:t xml:space="preserve">教学成果</w:t>
-      </w:r>
-      <w:r>
-        <w:rPr>
-          <w:rFonts w:hint="eastAsia"/>
-        </w:rPr>
-        <w:t xml:space="preserve">：形成</w:t>
-      </w:r>
-      <w:r>
-        <w:t xml:space="preserve"> 1 </w:t>
-      </w:r>
-      <w:r>
-        <w:rPr>
-          <w:rFonts w:hint="eastAsia"/>
-        </w:rPr>
-        <w:t xml:space="preserve">套可复用的实训故障诊断与点检案例，支撑</w:t>
-      </w:r>
-      <w:r>
-        <w:t xml:space="preserve"> 3 </w:t>
-      </w:r>
-      <w:r>
-        <w:rPr>
-          <w:rFonts w:hint="eastAsia"/>
-        </w:rPr>
-        <w:t xml:space="preserve">个班级试点；</w:t>
-      </w:r>
-    </w:p>
-    <w:p>
-      <w:pPr>
-        <w:pStyle w:val="Compact"/>
-        <w:numPr>
-          <w:ilvl w:val="0"/>
-          <w:numId w:val="1003"/>
-        </w:numPr>
-      </w:pPr>
-      <w:r>
-        <w:rPr>
-          <w:rFonts w:hint="eastAsia"/>
-          <w:b/>
-          <w:bCs/>
-        </w:rPr>
-        <w:t xml:space="preserve">知识资产</w:t>
-      </w:r>
-      <w:r>
-        <w:rPr>
-          <w:rFonts w:hint="eastAsia"/>
-        </w:rPr>
-        <w:t xml:space="preserve">：建成系部设备知识库与教师访谈库，形成“维修—沉淀—复用”闭环；</w:t>
-      </w:r>
-    </w:p>
-    <w:p>
-      <w:pPr>
-        <w:pStyle w:val="Compact"/>
-        <w:numPr>
-          <w:ilvl w:val="0"/>
-          <w:numId w:val="1003"/>
-        </w:numPr>
-      </w:pPr>
-      <w:r>
-        <w:rPr>
-          <w:rFonts w:hint="eastAsia"/>
-          <w:b/>
-          <w:bCs/>
-        </w:rPr>
-        <w:t xml:space="preserve">学生能力</w:t>
-      </w:r>
-      <w:r>
-        <w:rPr>
-          <w:rFonts w:hint="eastAsia"/>
-        </w:rPr>
-        <w:t xml:space="preserve">：学生掌握设备诊断、点检、智能体与工业互联网运维的复合技能；</w:t>
-      </w:r>
-    </w:p>
-    <w:p>
-      <w:pPr>
-        <w:pStyle w:val="Compact"/>
-        <w:numPr>
-          <w:ilvl w:val="0"/>
-          <w:numId w:val="1003"/>
-        </w:numPr>
-      </w:pPr>
-      <w:r>
-        <w:rPr>
-          <w:rFonts w:hint="eastAsia"/>
-          <w:b/>
-          <w:bCs/>
-        </w:rPr>
-        <w:t xml:space="preserve">社会服务</w:t>
-      </w:r>
-      <w:r>
-        <w:rPr>
-          <w:rFonts w:hint="eastAsia"/>
-        </w:rPr>
-        <w:t xml:space="preserve">：为日照区域冶金与装备制造中小企业提供低成本设备运维数字化方案；</w:t>
-      </w:r>
-    </w:p>
-    <w:p>
-      <w:pPr>
-        <w:pStyle w:val="Compact"/>
-        <w:numPr>
-          <w:ilvl w:val="0"/>
-          <w:numId w:val="1003"/>
-        </w:numPr>
-      </w:pPr>
-      <w:r>
-        <w:rPr>
-          <w:rFonts w:hint="eastAsia"/>
-          <w:b/>
-          <w:bCs/>
-        </w:rPr>
-        <w:t xml:space="preserve">可持续</w:t>
-      </w:r>
-      <w:r>
-        <w:rPr>
-          <w:rFonts w:hint="eastAsia"/>
-        </w:rPr>
-        <w:t xml:space="preserve">：每学期更新知识、每季度复盘故障案例，工单结案自动进入知识候选池。</w:t>
-      </w:r>
-    </w:p>
-    <w:bookmarkEnd w:id="23"/>
-    <w:bookmarkStart w:id="24" w:name="十风险与应对"/>
-    <w:p>
-      <w:pPr>
-        <w:pStyle w:val="Heading1"/>
-      </w:pPr>
-      <w:r>
-        <w:rPr>
-          <w:rFonts w:hint="eastAsia"/>
-        </w:rPr>
-        <w:t xml:space="preserve">十、风险与应对</w:t>
-      </w:r>
-    </w:p>
-    <w:tbl>
-      <w:tblPr>
-        <w:tblStyle w:val="Table"/>
-        <w:tblW w:type="pct" w:w="5000"/>
-        <w:tblLayout w:type="fixed"/>
-        <w:tblLook w:firstRow="1" w:lastRow="0" w:firstColumn="0" w:lastColumn="0" w:noHBand="0" w:noVBand="0" w:val="0020"/>
-      </w:tblPr>
-      <w:tblGrid>
-        <w:gridCol w:w="3960"/>
-        <w:gridCol w:w="3960"/>
-      </w:tblGrid>
-      <w:tr>
-        <w:trPr>
-          <w:tblHeader w:val="on"/>
-          <w:cantSplit/>
-          <w:tblHeader/>
-        </w:trPr>
-        <w:tc>
-          <w:tcPr/>
-          <w:p>
-            <w:pPr>
-              <w:pStyle w:val="Compact"/>
-            </w:pPr>
-            <w:r>
-              <w:rPr>
-                <w:rFonts w:hint="eastAsia"/>
-                <w:sz w:val="17"/>
-              </w:rPr>
-              <w:t xml:space="preserve">风险</w:t>
-            </w:r>
-          </w:p>
-        </w:tc>
-        <w:tc>
-          <w:tcPr/>
-          <w:p>
-            <w:pPr>
-              <w:pStyle w:val="Compact"/>
-            </w:pPr>
-            <w:r>
-              <w:rPr>
-                <w:rFonts w:hint="eastAsia"/>
-                <w:sz w:val="17"/>
-              </w:rPr>
-              <w:t xml:space="preserve">应对</w:t>
+                <w:sz w:val="16"/>
+              </w:rPr>
+              <w:t xml:space="preserve">部署与运维门槛</w:t>
+            </w:r>
+          </w:p>
+        </w:tc>
+        <w:tc>
+          <w:tcPr/>
+          <w:p>
+            <w:pPr>
+              <w:pStyle w:val="Compact"/>
+            </w:pPr>
+            <w:r>
+              <w:rPr>
+                <w:rFonts w:hint="eastAsia"/>
+                <w:sz w:val="16"/>
+              </w:rPr>
+              <w:t xml:space="preserve">提供离线单文件、Docker/nginx/systemd</w:t>
+            </w:r>
+            <w:r>
+              <w:rPr>
+                <w:sz w:val="16"/>
+              </w:rPr>
+              <w:t xml:space="preserve"> </w:t>
+            </w:r>
+            <w:r>
+              <w:rPr>
+                <w:rFonts w:hint="eastAsia"/>
+                <w:sz w:val="16"/>
+              </w:rPr>
+              <w:t xml:space="preserve">与备份脚本；系部先试点再推广</w:t>
             </w:r>
           </w:p>
         </w:tc>
@@ -2659,186 +2984,7 @@
             <w:r>
               <w:rPr>
                 <w:rFonts w:hint="eastAsia"/>
-                <w:sz w:val="17"/>
-              </w:rPr>
-              <w:t xml:space="preserve">知识来源不真实或过期</w:t>
-            </w:r>
-          </w:p>
-        </w:tc>
-        <w:tc>
-          <w:tcPr/>
-          <w:p>
-            <w:pPr>
-              <w:pStyle w:val="Compact"/>
-            </w:pPr>
-            <w:r>
-              <w:rPr>
-                <w:rFonts w:hint="eastAsia"/>
-                <w:sz w:val="17"/>
-              </w:rPr>
-              <w:t xml:space="preserve">来源、审核人、生效日期齐全；双人复核，过期下架不删除</w:t>
-            </w:r>
-          </w:p>
-        </w:tc>
-      </w:tr>
-      <w:tr>
-        <w:trPr>
-          <w:cantSplit/>
-        </w:trPr>
-        <w:tc>
-          <w:tcPr/>
-          <w:p>
-            <w:pPr>
-              <w:pStyle w:val="Compact"/>
-            </w:pPr>
-            <w:r>
-              <w:rPr>
-                <w:rFonts w:hint="eastAsia"/>
-                <w:sz w:val="17"/>
-              </w:rPr>
-              <w:t xml:space="preserve">大模型编造参数</w:t>
-            </w:r>
-          </w:p>
-        </w:tc>
-        <w:tc>
-          <w:tcPr/>
-          <w:p>
-            <w:pPr>
-              <w:pStyle w:val="Compact"/>
-            </w:pPr>
-            <w:r>
-              <w:rPr>
-                <w:rFonts w:hint="eastAsia"/>
-                <w:sz w:val="17"/>
-              </w:rPr>
-              <w:t xml:space="preserve">证据过滤</w:t>
-            </w:r>
-            <w:r>
-              <w:rPr>
-                <w:sz w:val="17"/>
-              </w:rPr>
-              <w:t xml:space="preserve"> + </w:t>
-            </w:r>
-            <w:r>
-              <w:rPr>
-                <w:rFonts w:hint="eastAsia"/>
-                <w:sz w:val="17"/>
-              </w:rPr>
-              <w:t xml:space="preserve">引用校验</w:t>
-            </w:r>
-            <w:r>
-              <w:rPr>
-                <w:sz w:val="17"/>
-              </w:rPr>
-              <w:t xml:space="preserve"> + </w:t>
-            </w:r>
-            <w:r>
-              <w:rPr>
-                <w:rFonts w:hint="eastAsia"/>
-                <w:sz w:val="17"/>
-              </w:rPr>
-              <w:t xml:space="preserve">安全拦截；模型异常自动回退离线</w:t>
-            </w:r>
-          </w:p>
-        </w:tc>
-      </w:tr>
-      <w:tr>
-        <w:trPr>
-          <w:cantSplit/>
-        </w:trPr>
-        <w:tc>
-          <w:tcPr/>
-          <w:p>
-            <w:pPr>
-              <w:pStyle w:val="Compact"/>
-            </w:pPr>
-            <w:r>
-              <w:rPr>
-                <w:rFonts w:hint="eastAsia"/>
-                <w:sz w:val="17"/>
-              </w:rPr>
-              <w:t xml:space="preserve">现场操作安全</w:t>
-            </w:r>
-          </w:p>
-        </w:tc>
-        <w:tc>
-          <w:tcPr/>
-          <w:p>
-            <w:pPr>
-              <w:pStyle w:val="Compact"/>
-            </w:pPr>
-            <w:r>
-              <w:rPr>
-                <w:rFonts w:hint="eastAsia"/>
-                <w:sz w:val="17"/>
-              </w:rPr>
-              <w:t xml:space="preserve">危险请求先停机断电；排查树设安全确认门；高风险动作要求教师/值班人员确认</w:t>
-            </w:r>
-          </w:p>
-        </w:tc>
-      </w:tr>
-      <w:tr>
-        <w:trPr>
-          <w:cantSplit/>
-        </w:trPr>
-        <w:tc>
-          <w:tcPr/>
-          <w:p>
-            <w:pPr>
-              <w:pStyle w:val="Compact"/>
-            </w:pPr>
-            <w:r>
-              <w:rPr>
-                <w:rFonts w:hint="eastAsia"/>
-                <w:sz w:val="17"/>
-              </w:rPr>
-              <w:t xml:space="preserve">部署与运维门槛</w:t>
-            </w:r>
-          </w:p>
-        </w:tc>
-        <w:tc>
-          <w:tcPr/>
-          <w:p>
-            <w:pPr>
-              <w:pStyle w:val="Compact"/>
-            </w:pPr>
-            <w:r>
-              <w:rPr>
-                <w:rFonts w:hint="eastAsia"/>
-                <w:sz w:val="17"/>
-              </w:rPr>
-              <w:t xml:space="preserve">提供离线单文件、Docker/nginx/systemd</w:t>
-            </w:r>
-            <w:r>
-              <w:rPr>
-                <w:sz w:val="17"/>
-              </w:rPr>
-              <w:t xml:space="preserve"> </w:t>
-            </w:r>
-            <w:r>
-              <w:rPr>
-                <w:rFonts w:hint="eastAsia"/>
-                <w:sz w:val="17"/>
-              </w:rPr>
-              <w:t xml:space="preserve">与备份脚本；系部先试点再推广</w:t>
-            </w:r>
-          </w:p>
-        </w:tc>
-      </w:tr>
-      <w:tr>
-        <w:trPr>
-          <w:cantSplit/>
-        </w:trPr>
-        <w:tc>
-          <w:tcPr/>
-          <w:p>
-            <w:pPr>
-              <w:pStyle w:val="Compact"/>
-            </w:pPr>
-            <w:r>
-              <w:rPr>
-                <w:rFonts w:hint="eastAsia"/>
-                <w:sz w:val="17"/>
+                <w:sz w:val="16"/>
               </w:rPr>
               <w:t xml:space="preserve">数据隐私</w:t>
             </w:r>
@@ -2853,7 +2999,7 @@
             <w:r>
               <w:rPr>
                 <w:rFonts w:hint="eastAsia"/>
-                <w:sz w:val="17"/>
+                <w:sz w:val="16"/>
               </w:rPr>
               <w:t xml:space="preserve">仅使用教学样例与公开手册；访谈稿匿名化，不采集企业敏感数据</w:t>
             </w:r>
@@ -2877,7 +3023,7 @@
       <w:footnotePr>
         <w:numRestart w:val="eachSect"/>
       </w:footnotePr>
-      <w:pgMar w:top="850" w:bottom="850" w:left="1020" w:right="1020"/>
+      <w:pgMar w:top="794" w:bottom="794" w:left="964" w:right="964"/>
     </w:sectPr>
   </w:body>
 </w:document>
@@ -3236,10 +3382,10 @@
     <w:name w:val="Normal"/>
     <w:qFormat/>
     <w:pPr>
-      <w:spacing w:line="247" w:lineRule="auto" w:after="40"/>
+      <w:spacing w:line="240" w:lineRule="auto" w:after="40"/>
     </w:pPr>
     <w:rPr>
-      <w:sz w:val="19"/>
+      <w:sz w:val="18"/>
     </w:rPr>
   </w:style>
   <w:style w:styleId="BodyText" w:type="paragraph">
@@ -3274,13 +3420,13 @@
     <w:qFormat/>
     <w:rsid w:val="00A10FD9"/>
     <w:pPr>
-      <w:spacing w:after="40" w:line="240" w:lineRule="auto" w:before="120"/>
+      <w:spacing w:after="40" w:line="240" w:lineRule="auto" w:before="100"/>
       <w:contextualSpacing/>
       <w:jc w:val="center"/>
     </w:pPr>
     <w:rPr>
       <w:rFonts w:asciiTheme="majorHAnsi" w:cstheme="majorBidi" w:eastAsiaTheme="majorEastAsia" w:hAnsiTheme="majorHAnsi"/>
-      <w:sz w:val="40"/>
+      <w:sz w:val="38"/>
       <w:szCs w:val="56"/>
     </w:rPr>
   </w:style>
@@ -3308,12 +3454,12 @@
       <w:numPr>
         <w:ilvl w:val="1"/>
       </w:numPr>
-      <w:spacing w:before="120" w:after="40"/>
+      <w:spacing w:before="100" w:after="40"/>
     </w:pPr>
     <w:rPr>
       <w:rFonts w:cstheme="majorBidi" w:eastAsiaTheme="majorEastAsia"/>
       <w:spacing w:val="15"/>
-      <w:sz w:val="24"/>
+      <w:sz w:val="23"/>
       <w:szCs w:val="28"/>
     </w:rPr>
   </w:style>
@@ -3410,13 +3556,13 @@
     <w:pPr>
       <w:keepNext/>
       <w:keepLines/>
-      <w:spacing w:after="40" w:before="120"/>
+      <w:spacing w:after="40" w:before="100"/>
       <w:outlineLvl w:val="0"/>
     </w:pPr>
     <w:rPr>
       <w:rFonts w:asciiTheme="majorHAnsi" w:cstheme="majorBidi" w:eastAsiaTheme="majorEastAsia" w:hAnsiTheme="majorHAnsi"/>
       <w:color w:themeColor="accent1" w:themeShade="BF" w:val="0F4761"/>
-      <w:sz w:val="28"/>
+      <w:sz w:val="27"/>
       <w:szCs w:val="40"/>
     </w:rPr>
   </w:style>
@@ -3433,13 +3579,13 @@
     <w:pPr>
       <w:keepNext/>
       <w:keepLines/>
-      <w:spacing w:after="40" w:before="120"/>
+      <w:spacing w:after="40" w:before="100"/>
       <w:outlineLvl w:val="1"/>
     </w:pPr>
     <w:rPr>
       <w:rFonts w:asciiTheme="majorHAnsi" w:cstheme="majorBidi" w:eastAsiaTheme="majorEastAsia" w:hAnsiTheme="majorHAnsi"/>
       <w:color w:themeColor="accent1" w:themeShade="BF" w:val="0F4761"/>
-      <w:sz w:val="23"/>
+      <w:sz w:val="22"/>
       <w:szCs w:val="32"/>
     </w:rPr>
   </w:style>

--- a/design/项目方案.docx
+++ b/design/项目方案.docx
@@ -953,6 +953,54 @@
                 <w:sz w:val="16"/>
               </w:rPr>
               <w:t xml:space="preserve">知识库诊断、排查引导、点检清单、异常看板、工单流转、设备台账</w:t>
+            </w:r>
+          </w:p>
+        </w:tc>
+      </w:tr>
+      <w:tr>
+        <w:trPr>
+          <w:cantSplit/>
+        </w:trPr>
+        <w:tc>
+          <w:tcPr/>
+          <w:p>
+            <w:pPr>
+              <w:pStyle w:val="Compact"/>
+            </w:pPr>
+            <w:r>
+              <w:rPr>
+                <w:rFonts w:hint="eastAsia"/>
+                <w:sz w:val="16"/>
+              </w:rPr>
+              <w:t xml:space="preserve">知识库/案例库</w:t>
+            </w:r>
+          </w:p>
+        </w:tc>
+        <w:tc>
+          <w:tcPr/>
+          <w:p>
+            <w:pPr>
+              <w:pStyle w:val="Compact"/>
+            </w:pPr>
+            <w:r>
+              <w:rPr>
+                <w:rFonts w:hint="eastAsia"/>
+                <w:sz w:val="16"/>
+              </w:rPr>
+              <w:t xml:space="preserve">按设备类别与来源检索</w:t>
+            </w:r>
+            <w:r>
+              <w:rPr>
+                <w:sz w:val="16"/>
+              </w:rPr>
+              <w:t xml:space="preserve"> 63 </w:t>
+            </w:r>
+            <w:r>
+              <w:rPr>
+                <w:rFonts w:hint="eastAsia"/>
+                <w:sz w:val="16"/>
+              </w:rPr>
+              <w:t xml:space="preserve">条知识，展开原因、判据、处置步骤、风险与来源；教师口述案例可追溯</w:t>
             </w:r>
           </w:p>
         </w:tc>

--- a/design/项目方案.docx
+++ b/design/项目方案.docx
@@ -810,14 +810,14 @@
       <w:r>
         <w:drawing>
           <wp:inline>
-            <wp:extent cx="4968000" cy="3704166"/>
+            <wp:extent cx="5580000" cy="3592285"/>
             <wp:effectExtent b="0" l="0" r="0" t="0"/>
-            <wp:docPr descr="智能体问答界面" title="" id="12" name="Picture"/>
+            <wp:docPr descr="知识库与案例库界面（局部）" title="" id="12" name="Picture"/>
             <a:graphic>
               <a:graphicData uri="http://schemas.openxmlformats.org/drawingml/2006/picture">
                 <pic:pic>
                   <pic:nvPicPr>
-                    <pic:cNvPr descr="images/ui-embed.png" id="13" name="Picture"/>
+                    <pic:cNvPr descr="images/ui-knowledge-crop.png" id="13" name="Picture"/>
                     <pic:cNvPicPr>
                       <a:picLocks noChangeArrowheads="1" noChangeAspect="1"/>
                     </pic:cNvPicPr>
@@ -831,7 +831,7 @@
                   <pic:spPr bwMode="auto">
                     <a:xfrm>
                       <a:off x="0" y="0"/>
-                      <a:ext cx="4968000" cy="3704166"/>
+                      <a:ext cx="5580000" cy="3592285"/>
                     </a:xfrm>
                     <a:prstGeom prst="rect">
                       <a:avLst/>
@@ -858,11 +858,11 @@
         <w:rPr>
           <w:rFonts w:hint="eastAsia"/>
         </w:rPr>
-        <w:t xml:space="preserve">智能体问答界面</w:t>
+        <w:t xml:space="preserve">知识库与案例库界面（局部）</w:t>
       </w:r>
     </w:p>
     <w:bookmarkEnd w:id="14"/>
-    <w:bookmarkStart w:id="18" w:name="四功能与技术方案"/>
+    <w:bookmarkStart w:id="15" w:name="四功能与技术方案"/>
     <w:p>
       <w:pPr>
         <w:pStyle w:val="Heading1"/>
@@ -1377,66 +1377,8 @@
         </w:tc>
       </w:tr>
     </w:tbl>
-    <w:p>
-      <w:pPr>
-        <w:pStyle w:val="CaptionedFigure"/>
-      </w:pPr>
-      <w:r>
-        <w:drawing>
-          <wp:inline>
-            <wp:extent cx="4968000" cy="3634153"/>
-            <wp:effectExtent b="0" l="0" r="0" t="0"/>
-            <wp:docPr descr="系统架构" title="" id="16" name="Picture"/>
-            <a:graphic>
-              <a:graphicData uri="http://schemas.openxmlformats.org/drawingml/2006/picture">
-                <pic:pic>
-                  <pic:nvPicPr>
-                    <pic:cNvPr descr="images/architecture.png" id="17" name="Picture"/>
-                    <pic:cNvPicPr>
-                      <a:picLocks noChangeArrowheads="1" noChangeAspect="1"/>
-                    </pic:cNvPicPr>
-                  </pic:nvPicPr>
-                  <pic:blipFill>
-                    <a:blip r:embed="rId15"/>
-                    <a:stretch>
-                      <a:fillRect/>
-                    </a:stretch>
-                  </pic:blipFill>
-                  <pic:spPr bwMode="auto">
-                    <a:xfrm>
-                      <a:off x="0" y="0"/>
-                      <a:ext cx="4968000" cy="3634153"/>
-                    </a:xfrm>
-                    <a:prstGeom prst="rect">
-                      <a:avLst/>
-                    </a:prstGeom>
-                    <a:noFill/>
-                    <a:ln w="9525">
-                      <a:noFill/>
-                      <a:headEnd/>
-                      <a:tailEnd/>
-                    </a:ln>
-                  </pic:spPr>
-                </pic:pic>
-              </a:graphicData>
-            </a:graphic>
-          </wp:inline>
-        </w:drawing>
-      </w:r>
-    </w:p>
-    <w:p>
-      <w:pPr>
-        <w:pStyle w:val="ImageCaption"/>
-      </w:pPr>
-      <w:r>
-        <w:rPr>
-          <w:rFonts w:hint="eastAsia"/>
-        </w:rPr>
-        <w:t xml:space="preserve">系统架构</w:t>
-      </w:r>
-    </w:p>
-    <w:bookmarkEnd w:id="18"/>
-    <w:bookmarkStart w:id="19" w:name="五与智能冶金系教学的融合"/>
+    <w:bookmarkEnd w:id="15"/>
+    <w:bookmarkStart w:id="16" w:name="五与智能冶金系教学的融合"/>
     <w:p>
       <w:pPr>
         <w:pStyle w:val="Heading1"/>
@@ -1581,8 +1523,8 @@
         <w:t xml:space="preserve">：教师访谈与知识复核沉淀为系部教学资源，减少重复口头指导。</w:t>
       </w:r>
     </w:p>
-    <w:bookmarkEnd w:id="19"/>
-    <w:bookmarkStart w:id="20" w:name="六数据与验证"/>
+    <w:bookmarkEnd w:id="16"/>
+    <w:bookmarkStart w:id="17" w:name="六数据与验证"/>
     <w:p>
       <w:pPr>
         <w:pStyle w:val="Heading1"/>
@@ -1968,8 +1910,8 @@
         <w:t xml:space="preserve">100%。数据为实训教学样例，落地时替换为系部真实手册与教师访谈。</w:t>
       </w:r>
     </w:p>
-    <w:bookmarkEnd w:id="20"/>
-    <w:bookmarkStart w:id="21" w:name="七建设计划"/>
+    <w:bookmarkEnd w:id="17"/>
+    <w:bookmarkStart w:id="18" w:name="七建设计划"/>
     <w:p>
       <w:pPr>
         <w:pStyle w:val="Heading1"/>
@@ -2281,8 +2223,8 @@
         </w:tc>
       </w:tr>
     </w:tbl>
-    <w:bookmarkEnd w:id="21"/>
-    <w:bookmarkStart w:id="22" w:name="八团队与保障"/>
+    <w:bookmarkEnd w:id="18"/>
+    <w:bookmarkStart w:id="19" w:name="八团队与保障"/>
     <w:p>
       <w:pPr>
         <w:pStyle w:val="Heading1"/>
@@ -2633,8 +2575,8 @@
         <w:t xml:space="preserve">保障：依托智能冶金系实训中心设备与教师资源；采用离线优先、低成本部署，先在系部机房/实训室边缘服务器运行，数据不出校；按学校数据治理与安全要求逐步推广。</w:t>
       </w:r>
     </w:p>
-    <w:bookmarkEnd w:id="22"/>
-    <w:bookmarkStart w:id="23" w:name="九预期成果与应用价值"/>
+    <w:bookmarkEnd w:id="19"/>
+    <w:bookmarkStart w:id="20" w:name="九预期成果与应用价值"/>
     <w:p>
       <w:pPr>
         <w:pStyle w:val="Heading1"/>
@@ -2779,8 +2721,8 @@
         <w:t xml:space="preserve">：每学期更新知识、每季度复盘故障案例，工单结案自动进入知识候选池。</w:t>
       </w:r>
     </w:p>
-    <w:bookmarkEnd w:id="23"/>
-    <w:bookmarkStart w:id="24" w:name="十风险与应对"/>
+    <w:bookmarkEnd w:id="20"/>
+    <w:bookmarkStart w:id="21" w:name="十风险与应对"/>
     <w:p>
       <w:pPr>
         <w:pStyle w:val="Heading1"/>
@@ -3066,7 +3008,7 @@
         <w:t xml:space="preserve">说明：本方案中的设备与知识为智能冶金系实训教学样例，落地时替换为系部真实手册与教师访谈；系统可按学校数据治理要求部署在校内服务器或私有云。</w:t>
       </w:r>
     </w:p>
-    <w:bookmarkEnd w:id="24"/>
+    <w:bookmarkEnd w:id="21"/>
     <w:sectPr>
       <w:footnotePr>
         <w:numRestart w:val="eachSect"/>

--- a/design/项目方案.docx
+++ b/design/项目方案.docx
@@ -2509,56 +2509,6 @@
                 <w:sz w:val="16"/>
               </w:rPr>
               <w:t xml:space="preserve">检索引擎、数据整理、部署运维</w:t>
-            </w:r>
-          </w:p>
-        </w:tc>
-      </w:tr>
-      <w:tr>
-        <w:trPr>
-          <w:cantSplit/>
-        </w:trPr>
-        <w:tc>
-          <w:tcPr/>
-          <w:p>
-            <w:pPr>
-              <w:pStyle w:val="Compact"/>
-            </w:pPr>
-            <w:r>
-              <w:rPr>
-                <w:rFonts w:hint="eastAsia"/>
-                <w:sz w:val="16"/>
-              </w:rPr>
-              <w:t xml:space="preserve">企业导师（拟）</w:t>
-            </w:r>
-          </w:p>
-        </w:tc>
-        <w:tc>
-          <w:tcPr/>
-          <w:p>
-            <w:pPr>
-              <w:pStyle w:val="Compact"/>
-            </w:pPr>
-            <w:r>
-              <w:rPr>
-                <w:rFonts w:hint="eastAsia"/>
-                <w:sz w:val="16"/>
-              </w:rPr>
-              <w:t xml:space="preserve">校外指导</w:t>
-            </w:r>
-          </w:p>
-        </w:tc>
-        <w:tc>
-          <w:tcPr/>
-          <w:p>
-            <w:pPr>
-              <w:pStyle w:val="Compact"/>
-            </w:pPr>
-            <w:r>
-              <w:rPr>
-                <w:rFonts w:hint="eastAsia"/>
-                <w:sz w:val="16"/>
-              </w:rPr>
-              <w:t xml:space="preserve">真实工单与现场案例、岗位能力对照</w:t>
             </w:r>
           </w:p>
         </w:tc>

--- a/design/项目方案.docx
+++ b/design/项目方案.docx
@@ -354,7 +354,7 @@
                 <w:rFonts w:hint="eastAsia"/>
                 <w:sz w:val="16"/>
               </w:rPr>
-              <w:t xml:space="preserve">台典型设备、63</w:t>
+              <w:t xml:space="preserve">台典型设备、64</w:t>
             </w:r>
             <w:r>
               <w:rPr>
@@ -993,7 +993,7 @@
               <w:rPr>
                 <w:sz w:val="16"/>
               </w:rPr>
-              <w:t xml:space="preserve"> 63 </w:t>
+              <w:t xml:space="preserve"> 64 </w:t>
             </w:r>
             <w:r>
               <w:rPr>
@@ -1041,7 +1041,7 @@
                 <w:rFonts w:hint="eastAsia"/>
                 <w:sz w:val="16"/>
               </w:rPr>
-              <w:t xml:space="preserve">台设备、63</w:t>
+              <w:t xml:space="preserve">台设备、64</w:t>
             </w:r>
             <w:r>
               <w:rPr>
@@ -1679,7 +1679,7 @@
               <w:rPr>
                 <w:sz w:val="16"/>
               </w:rPr>
-              <w:t xml:space="preserve">63 </w:t>
+              <w:t xml:space="preserve">64 </w:t>
             </w:r>
             <w:r>
               <w:rPr>
@@ -1699,7 +1699,7 @@
                 <w:rFonts w:hint="eastAsia"/>
                 <w:sz w:val="16"/>
               </w:rPr>
-              <w:t xml:space="preserve">条智能冶金、14</w:t>
+              <w:t xml:space="preserve">条智能冶金、15</w:t>
             </w:r>
             <w:r>
               <w:rPr>

--- a/design/项目方案.docx
+++ b/design/项目方案.docx
@@ -354,7 +354,7 @@
                 <w:rFonts w:hint="eastAsia"/>
                 <w:sz w:val="16"/>
               </w:rPr>
-              <w:t xml:space="preserve">台典型设备、64</w:t>
+              <w:t xml:space="preserve">台典型设备、66</w:t>
             </w:r>
             <w:r>
               <w:rPr>
@@ -993,7 +993,7 @@
               <w:rPr>
                 <w:sz w:val="16"/>
               </w:rPr>
-              <w:t xml:space="preserve"> 64 </w:t>
+              <w:t xml:space="preserve"> 66 </w:t>
             </w:r>
             <w:r>
               <w:rPr>
@@ -1041,7 +1041,7 @@
                 <w:rFonts w:hint="eastAsia"/>
                 <w:sz w:val="16"/>
               </w:rPr>
-              <w:t xml:space="preserve">台设备、64</w:t>
+              <w:t xml:space="preserve">台设备、66</w:t>
             </w:r>
             <w:r>
               <w:rPr>
@@ -1679,7 +1679,7 @@
               <w:rPr>
                 <w:sz w:val="16"/>
               </w:rPr>
-              <w:t xml:space="preserve">64 </w:t>
+              <w:t xml:space="preserve">66 </w:t>
             </w:r>
             <w:r>
               <w:rPr>
@@ -1692,14 +1692,14 @@
               <w:rPr>
                 <w:sz w:val="16"/>
               </w:rPr>
-              <w:t xml:space="preserve"> 28 </w:t>
-            </w:r>
-            <w:r>
-              <w:rPr>
-                <w:rFonts w:hint="eastAsia"/>
-                <w:sz w:val="16"/>
-              </w:rPr>
-              <w:t xml:space="preserve">条智能冶金、15</w:t>
+              <w:t xml:space="preserve"> 29 </w:t>
+            </w:r>
+            <w:r>
+              <w:rPr>
+                <w:rFonts w:hint="eastAsia"/>
+                <w:sz w:val="16"/>
+              </w:rPr>
+              <w:t xml:space="preserve">条智能冶金、16</w:t>
             </w:r>
             <w:r>
               <w:rPr>
